--- a/Github_workflows/github workflows.docx
+++ b/Github_workflows/github workflows.docx
@@ -6,6 +6,7 @@
       <w:pPr>
         <w:jc w:val="center"/>
         <w:rPr>
+          <w:rFonts w:ascii="Times New Roman" w:hAnsi="Times New Roman" w:cs="Times New Roman"/>
           <w:b/>
           <w:bCs/>
           <w:sz w:val="28"/>
@@ -14,6 +15,7 @@
       </w:pPr>
       <w:r>
         <w:rPr>
+          <w:rFonts w:ascii="Times New Roman" w:hAnsi="Times New Roman" w:cs="Times New Roman"/>
           <w:b/>
           <w:bCs/>
           <w:sz w:val="28"/>
@@ -24,11 +26,20 @@
       </w:r>
     </w:p>
     <w:p>
-      <w:r>
+      <w:pPr>
+        <w:rPr>
+          <w:rFonts w:ascii="Times New Roman" w:hAnsi="Times New Roman" w:cs="Times New Roman"/>
+        </w:rPr>
+      </w:pPr>
+      <w:r>
+        <w:rPr>
+          <w:rFonts w:ascii="Times New Roman" w:hAnsi="Times New Roman" w:cs="Times New Roman"/>
+        </w:rPr>
         <w:t xml:space="preserve">In Git workflows, </w:t>
       </w:r>
       <w:r>
         <w:rPr>
+          <w:rFonts w:ascii="Times New Roman" w:hAnsi="Times New Roman" w:cs="Times New Roman"/>
           <w:b/>
           <w:bCs/>
           <w:highlight w:val="darkGray"/>
@@ -37,12 +48,14 @@
       </w:r>
       <w:r>
         <w:rPr>
+          <w:rFonts w:ascii="Times New Roman" w:hAnsi="Times New Roman" w:cs="Times New Roman"/>
           <w:highlight w:val="darkGray"/>
         </w:rPr>
         <w:t xml:space="preserve"> and </w:t>
       </w:r>
       <w:r>
         <w:rPr>
+          <w:rFonts w:ascii="Times New Roman" w:hAnsi="Times New Roman" w:cs="Times New Roman"/>
           <w:b/>
           <w:bCs/>
           <w:highlight w:val="darkGray"/>
@@ -51,12 +64,14 @@
       </w:r>
       <w:r>
         <w:rPr>
+          <w:rFonts w:ascii="Times New Roman" w:hAnsi="Times New Roman" w:cs="Times New Roman"/>
           <w:highlight w:val="darkGray"/>
         </w:rPr>
         <w:t xml:space="preserve"> </w:t>
       </w:r>
       <w:r>
         <w:rPr>
+          <w:rFonts w:ascii="Times New Roman" w:hAnsi="Times New Roman" w:cs="Times New Roman"/>
           <w:b/>
           <w:bCs/>
           <w:highlight w:val="darkGray"/>
@@ -65,59 +80,96 @@
       </w:r>
       <w:r>
         <w:rPr>
+          <w:rFonts w:ascii="Times New Roman" w:hAnsi="Times New Roman" w:cs="Times New Roman"/>
           <w:b/>
           <w:bCs/>
         </w:rPr>
         <w:t xml:space="preserve">. </w:t>
       </w:r>
       <w:r>
+        <w:rPr>
+          <w:rFonts w:ascii="Times New Roman" w:hAnsi="Times New Roman" w:cs="Times New Roman"/>
+        </w:rPr>
         <w:t>Here's a comparison to help you understand their differences and applications:</w:t>
       </w:r>
     </w:p>
     <w:p>
-      <w:r>
+      <w:pPr>
+        <w:rPr>
+          <w:rFonts w:ascii="Times New Roman" w:hAnsi="Times New Roman" w:cs="Times New Roman"/>
+          <w:color w:val="FF0000"/>
+        </w:rPr>
+      </w:pPr>
+      <w:r>
+        <w:rPr>
+          <w:rFonts w:ascii="Times New Roman" w:hAnsi="Times New Roman" w:cs="Times New Roman"/>
+        </w:rPr>
         <w:pict w14:anchorId="2B0C3CFF">
-          <v:rect id="_x0000_i1043" style="width:0;height:1.5pt" o:hralign="center" o:hrstd="t" o:hr="t" fillcolor="#a0a0a0" stroked="f"/>
+          <v:rect id="_x0000_i1025" style="width:0;height:1.5pt" o:hralign="center" o:hrstd="t" o:hr="t" fillcolor="#a0a0a0" stroked="f"/>
         </w:pict>
       </w:r>
       <w:r>
         <w:rPr>
-          <w:b/>
-          <w:bCs/>
+          <w:rFonts w:ascii="Times New Roman" w:hAnsi="Times New Roman" w:cs="Times New Roman"/>
+          <w:b/>
+          <w:bCs/>
+          <w:color w:val="FF0000"/>
         </w:rPr>
         <w:t>Manual Git Workflow</w:t>
       </w:r>
     </w:p>
     <w:p>
-      <w:r>
-        <w:rPr>
+      <w:pPr>
+        <w:rPr>
+          <w:rFonts w:ascii="Times New Roman" w:hAnsi="Times New Roman" w:cs="Times New Roman"/>
+        </w:rPr>
+      </w:pPr>
+      <w:r>
+        <w:rPr>
+          <w:rFonts w:ascii="Times New Roman" w:hAnsi="Times New Roman" w:cs="Times New Roman"/>
           <w:b/>
           <w:bCs/>
         </w:rPr>
         <w:t>Definition</w:t>
       </w:r>
       <w:r>
+        <w:rPr>
+          <w:rFonts w:ascii="Times New Roman" w:hAnsi="Times New Roman" w:cs="Times New Roman"/>
+        </w:rPr>
         <w:t xml:space="preserve">: Involves human intervention at various stages, such as </w:t>
       </w:r>
       <w:r>
         <w:rPr>
+          <w:rFonts w:ascii="Times New Roman" w:hAnsi="Times New Roman" w:cs="Times New Roman"/>
           <w:highlight w:val="yellow"/>
         </w:rPr>
         <w:t>code reviews, approvals, and deployments.</w:t>
       </w:r>
       <w:r>
+        <w:rPr>
+          <w:rFonts w:ascii="Times New Roman" w:hAnsi="Times New Roman" w:cs="Times New Roman"/>
+        </w:rPr>
         <w:t xml:space="preserve"> </w:t>
       </w:r>
     </w:p>
     <w:p>
-      <w:r>
-        <w:rPr>
+      <w:pPr>
+        <w:rPr>
+          <w:rFonts w:ascii="Times New Roman" w:hAnsi="Times New Roman" w:cs="Times New Roman"/>
+        </w:rPr>
+      </w:pPr>
+      <w:r>
+        <w:rPr>
+          <w:rFonts w:ascii="Times New Roman" w:hAnsi="Times New Roman" w:cs="Times New Roman"/>
           <w:b/>
           <w:bCs/>
         </w:rPr>
         <w:t>Key Characteristics</w:t>
       </w:r>
       <w:r>
+        <w:rPr>
+          <w:rFonts w:ascii="Times New Roman" w:hAnsi="Times New Roman" w:cs="Times New Roman"/>
+        </w:rPr>
         <w:t>:</w:t>
       </w:r>
     </w:p>
@@ -128,21 +180,27 @@
           <w:numId w:val="1"/>
         </w:numPr>
         <w:rPr>
+          <w:rFonts w:ascii="Times New Roman" w:hAnsi="Times New Roman" w:cs="Times New Roman"/>
           <w:highlight w:val="darkGray"/>
         </w:rPr>
       </w:pPr>
       <w:r>
         <w:rPr>
+          <w:rFonts w:ascii="Times New Roman" w:hAnsi="Times New Roman" w:cs="Times New Roman"/>
           <w:b/>
           <w:bCs/>
         </w:rPr>
         <w:t>Code Reviews</w:t>
       </w:r>
       <w:r>
+        <w:rPr>
+          <w:rFonts w:ascii="Times New Roman" w:hAnsi="Times New Roman" w:cs="Times New Roman"/>
+        </w:rPr>
         <w:t xml:space="preserve">: Developers manually review code changes to ensure </w:t>
       </w:r>
       <w:r>
         <w:rPr>
+          <w:rFonts w:ascii="Times New Roman" w:hAnsi="Times New Roman" w:cs="Times New Roman"/>
           <w:highlight w:val="darkGray"/>
         </w:rPr>
         <w:t>quality and adherence to standards.</w:t>
@@ -154,24 +212,35 @@
           <w:ilvl w:val="0"/>
           <w:numId w:val="1"/>
         </w:numPr>
-      </w:pPr>
-      <w:r>
-        <w:rPr>
+        <w:rPr>
+          <w:rFonts w:ascii="Times New Roman" w:hAnsi="Times New Roman" w:cs="Times New Roman"/>
+        </w:rPr>
+      </w:pPr>
+      <w:r>
+        <w:rPr>
+          <w:rFonts w:ascii="Times New Roman" w:hAnsi="Times New Roman" w:cs="Times New Roman"/>
           <w:b/>
           <w:bCs/>
         </w:rPr>
         <w:t>Approvals</w:t>
       </w:r>
       <w:r>
+        <w:rPr>
+          <w:rFonts w:ascii="Times New Roman" w:hAnsi="Times New Roman" w:cs="Times New Roman"/>
+        </w:rPr>
         <w:t xml:space="preserve">: </w:t>
       </w:r>
       <w:r>
         <w:rPr>
+          <w:rFonts w:ascii="Times New Roman" w:hAnsi="Times New Roman" w:cs="Times New Roman"/>
           <w:highlight w:val="darkGray"/>
         </w:rPr>
         <w:t>Changes often require explicit approval from team members or stakeholders before merging</w:t>
       </w:r>
       <w:r>
+        <w:rPr>
+          <w:rFonts w:ascii="Times New Roman" w:hAnsi="Times New Roman" w:cs="Times New Roman"/>
+        </w:rPr>
         <w:t>.</w:t>
       </w:r>
     </w:p>
@@ -181,9 +250,13 @@
           <w:ilvl w:val="0"/>
           <w:numId w:val="1"/>
         </w:numPr>
-      </w:pPr>
-      <w:r>
-        <w:rPr>
+        <w:rPr>
+          <w:rFonts w:ascii="Times New Roman" w:hAnsi="Times New Roman" w:cs="Times New Roman"/>
+        </w:rPr>
+      </w:pPr>
+      <w:r>
+        <w:rPr>
+          <w:rFonts w:ascii="Times New Roman" w:hAnsi="Times New Roman" w:cs="Times New Roman"/>
           <w:b/>
           <w:bCs/>
         </w:rPr>
@@ -191,23 +264,36 @@
       </w:r>
       <w:r>
         <w:rPr>
+          <w:rFonts w:ascii="Times New Roman" w:hAnsi="Times New Roman" w:cs="Times New Roman"/>
           <w:highlight w:val="darkGray"/>
         </w:rPr>
         <w:t>: Releases to production or other environments are initiated manually,</w:t>
       </w:r>
       <w:r>
+        <w:rPr>
+          <w:rFonts w:ascii="Times New Roman" w:hAnsi="Times New Roman" w:cs="Times New Roman"/>
+        </w:rPr>
         <w:t xml:space="preserve"> often following a checklist or approval process.</w:t>
       </w:r>
     </w:p>
     <w:p>
-      <w:r>
-        <w:rPr>
+      <w:pPr>
+        <w:rPr>
+          <w:rFonts w:ascii="Times New Roman" w:hAnsi="Times New Roman" w:cs="Times New Roman"/>
+        </w:rPr>
+      </w:pPr>
+      <w:r>
+        <w:rPr>
+          <w:rFonts w:ascii="Times New Roman" w:hAnsi="Times New Roman" w:cs="Times New Roman"/>
           <w:b/>
           <w:bCs/>
         </w:rPr>
         <w:t>Advantages</w:t>
       </w:r>
       <w:r>
+        <w:rPr>
+          <w:rFonts w:ascii="Times New Roman" w:hAnsi="Times New Roman" w:cs="Times New Roman"/>
+        </w:rPr>
         <w:t>:</w:t>
       </w:r>
     </w:p>
@@ -218,21 +304,27 @@
           <w:numId w:val="2"/>
         </w:numPr>
         <w:rPr>
+          <w:rFonts w:ascii="Times New Roman" w:hAnsi="Times New Roman" w:cs="Times New Roman"/>
           <w:highlight w:val="yellow"/>
         </w:rPr>
       </w:pPr>
       <w:r>
         <w:rPr>
+          <w:rFonts w:ascii="Times New Roman" w:hAnsi="Times New Roman" w:cs="Times New Roman"/>
           <w:b/>
           <w:bCs/>
         </w:rPr>
         <w:t>Human Judgment</w:t>
       </w:r>
       <w:r>
+        <w:rPr>
+          <w:rFonts w:ascii="Times New Roman" w:hAnsi="Times New Roman" w:cs="Times New Roman"/>
+        </w:rPr>
         <w:t xml:space="preserve">: Allows for </w:t>
       </w:r>
       <w:r>
         <w:rPr>
+          <w:rFonts w:ascii="Times New Roman" w:hAnsi="Times New Roman" w:cs="Times New Roman"/>
           <w:highlight w:val="yellow"/>
         </w:rPr>
         <w:t>nuanced decision-making, especially in complex scenarios.</w:t>
@@ -244,39 +336,56 @@
           <w:ilvl w:val="0"/>
           <w:numId w:val="2"/>
         </w:numPr>
-      </w:pPr>
-      <w:r>
-        <w:rPr>
+        <w:rPr>
+          <w:rFonts w:ascii="Times New Roman" w:hAnsi="Times New Roman" w:cs="Times New Roman"/>
+        </w:rPr>
+      </w:pPr>
+      <w:r>
+        <w:rPr>
+          <w:rFonts w:ascii="Times New Roman" w:hAnsi="Times New Roman" w:cs="Times New Roman"/>
           <w:b/>
           <w:bCs/>
         </w:rPr>
         <w:t>Flexibility</w:t>
       </w:r>
       <w:r>
+        <w:rPr>
+          <w:rFonts w:ascii="Times New Roman" w:hAnsi="Times New Roman" w:cs="Times New Roman"/>
+        </w:rPr>
         <w:t xml:space="preserve">: </w:t>
       </w:r>
       <w:r>
         <w:rPr>
+          <w:rFonts w:ascii="Times New Roman" w:hAnsi="Times New Roman" w:cs="Times New Roman"/>
           <w:highlight w:val="yellow"/>
         </w:rPr>
         <w:t>Easier to handle exceptions</w:t>
       </w:r>
       <w:r>
-        <w:t xml:space="preserve"> or unique cases that automated systems might not account for.</w:t>
-      </w:r>
-      <w:r>
-        <w:t xml:space="preserve"> </w:t>
-      </w:r>
-    </w:p>
-    <w:p>
-      <w:r>
-        <w:rPr>
+        <w:rPr>
+          <w:rFonts w:ascii="Times New Roman" w:hAnsi="Times New Roman" w:cs="Times New Roman"/>
+        </w:rPr>
+        <w:t xml:space="preserve"> or unique cases that automated systems might not account for. </w:t>
+      </w:r>
+    </w:p>
+    <w:p>
+      <w:pPr>
+        <w:rPr>
+          <w:rFonts w:ascii="Times New Roman" w:hAnsi="Times New Roman" w:cs="Times New Roman"/>
+        </w:rPr>
+      </w:pPr>
+      <w:r>
+        <w:rPr>
+          <w:rFonts w:ascii="Times New Roman" w:hAnsi="Times New Roman" w:cs="Times New Roman"/>
           <w:b/>
           <w:bCs/>
         </w:rPr>
         <w:t>Disadvantages</w:t>
       </w:r>
       <w:r>
+        <w:rPr>
+          <w:rFonts w:ascii="Times New Roman" w:hAnsi="Times New Roman" w:cs="Times New Roman"/>
+        </w:rPr>
         <w:t>:</w:t>
       </w:r>
     </w:p>
@@ -286,19 +395,27 @@
           <w:ilvl w:val="0"/>
           <w:numId w:val="3"/>
         </w:numPr>
-      </w:pPr>
-      <w:r>
-        <w:rPr>
+        <w:rPr>
+          <w:rFonts w:ascii="Times New Roman" w:hAnsi="Times New Roman" w:cs="Times New Roman"/>
+        </w:rPr>
+      </w:pPr>
+      <w:r>
+        <w:rPr>
+          <w:rFonts w:ascii="Times New Roman" w:hAnsi="Times New Roman" w:cs="Times New Roman"/>
           <w:b/>
           <w:bCs/>
         </w:rPr>
         <w:t>Time-Consuming</w:t>
       </w:r>
       <w:r>
+        <w:rPr>
+          <w:rFonts w:ascii="Times New Roman" w:hAnsi="Times New Roman" w:cs="Times New Roman"/>
+        </w:rPr>
         <w:t xml:space="preserve">: Manual processes </w:t>
       </w:r>
       <w:r>
         <w:rPr>
+          <w:rFonts w:ascii="Times New Roman" w:hAnsi="Times New Roman" w:cs="Times New Roman"/>
           <w:highlight w:val="darkGray"/>
         </w:rPr>
         <w:t>can slow down the development cycle.</w:t>
@@ -310,84 +427,126 @@
           <w:ilvl w:val="0"/>
           <w:numId w:val="3"/>
         </w:numPr>
-      </w:pPr>
-      <w:r>
-        <w:rPr>
+        <w:rPr>
+          <w:rFonts w:ascii="Times New Roman" w:hAnsi="Times New Roman" w:cs="Times New Roman"/>
+        </w:rPr>
+      </w:pPr>
+      <w:r>
+        <w:rPr>
+          <w:rFonts w:ascii="Times New Roman" w:hAnsi="Times New Roman" w:cs="Times New Roman"/>
           <w:b/>
           <w:bCs/>
         </w:rPr>
         <w:t>Inconsistency</w:t>
       </w:r>
       <w:r>
-        <w:t>: Prone to human error and variability in execution.</w:t>
-      </w:r>
-      <w:r>
-        <w:t xml:space="preserve"> </w:t>
+        <w:rPr>
+          <w:rFonts w:ascii="Times New Roman" w:hAnsi="Times New Roman" w:cs="Times New Roman"/>
+        </w:rPr>
+        <w:t xml:space="preserve">: Prone to human error and variability in execution. </w:t>
       </w:r>
     </w:p>
     <w:p>
       <w:pPr>
         <w:ind w:left="720"/>
-      </w:pPr>
-    </w:p>
-    <w:p>
-      <w:r>
+        <w:rPr>
+          <w:rFonts w:ascii="Times New Roman" w:hAnsi="Times New Roman" w:cs="Times New Roman"/>
+        </w:rPr>
+      </w:pPr>
+    </w:p>
+    <w:p>
+      <w:pPr>
+        <w:rPr>
+          <w:rFonts w:ascii="Times New Roman" w:hAnsi="Times New Roman" w:cs="Times New Roman"/>
+        </w:rPr>
+      </w:pPr>
+      <w:r>
+        <w:rPr>
+          <w:rFonts w:ascii="Times New Roman" w:hAnsi="Times New Roman" w:cs="Times New Roman"/>
+        </w:rPr>
         <w:pict w14:anchorId="0F8CBA03">
-          <v:rect id="_x0000_i1044" style="width:0;height:1.5pt" o:hralign="center" o:hrstd="t" o:hr="t" fillcolor="#a0a0a0" stroked="f"/>
+          <v:rect id="_x0000_i1026" style="width:0;height:1.5pt" o:hralign="center" o:hrstd="t" o:hr="t" fillcolor="#a0a0a0" stroked="f"/>
         </w:pict>
       </w:r>
     </w:p>
     <w:p>
       <w:pPr>
         <w:rPr>
-          <w:b/>
-          <w:bCs/>
-        </w:rPr>
-      </w:pPr>
-      <w:r>
-        <w:rPr>
-          <w:b/>
-          <w:bCs/>
+          <w:rFonts w:ascii="Times New Roman" w:hAnsi="Times New Roman" w:cs="Times New Roman"/>
+          <w:b/>
+          <w:bCs/>
+          <w:color w:val="FF0000"/>
+        </w:rPr>
+      </w:pPr>
+      <w:r>
+        <w:rPr>
+          <w:rFonts w:ascii="Times New Roman" w:hAnsi="Times New Roman" w:cs="Times New Roman"/>
+          <w:b/>
+          <w:bCs/>
+          <w:color w:val="FF0000"/>
         </w:rPr>
         <w:t>Automated Git Workflow</w:t>
       </w:r>
     </w:p>
     <w:p>
-      <w:r>
-        <w:rPr>
+      <w:pPr>
+        <w:rPr>
+          <w:rFonts w:ascii="Times New Roman" w:hAnsi="Times New Roman" w:cs="Times New Roman"/>
+        </w:rPr>
+      </w:pPr>
+      <w:r>
+        <w:rPr>
+          <w:rFonts w:ascii="Times New Roman" w:hAnsi="Times New Roman" w:cs="Times New Roman"/>
           <w:b/>
           <w:bCs/>
         </w:rPr>
         <w:t>Definition</w:t>
       </w:r>
       <w:r>
+        <w:rPr>
+          <w:rFonts w:ascii="Times New Roman" w:hAnsi="Times New Roman" w:cs="Times New Roman"/>
+        </w:rPr>
         <w:t xml:space="preserve">: </w:t>
       </w:r>
       <w:r>
         <w:rPr>
+          <w:rFonts w:ascii="Times New Roman" w:hAnsi="Times New Roman" w:cs="Times New Roman"/>
           <w:highlight w:val="yellow"/>
         </w:rPr>
         <w:t>Utilizes tools and scripts</w:t>
       </w:r>
       <w:r>
+        <w:rPr>
+          <w:rFonts w:ascii="Times New Roman" w:hAnsi="Times New Roman" w:cs="Times New Roman"/>
+        </w:rPr>
         <w:t xml:space="preserve"> to automate tasks like </w:t>
       </w:r>
       <w:r>
         <w:rPr>
+          <w:rFonts w:ascii="Times New Roman" w:hAnsi="Times New Roman" w:cs="Times New Roman"/>
           <w:highlight w:val="darkGray"/>
         </w:rPr>
         <w:t>testing, integration, and deployment without human intervention.</w:t>
       </w:r>
     </w:p>
     <w:p>
-      <w:r>
-        <w:rPr>
+      <w:pPr>
+        <w:rPr>
+          <w:rFonts w:ascii="Times New Roman" w:hAnsi="Times New Roman" w:cs="Times New Roman"/>
+        </w:rPr>
+      </w:pPr>
+      <w:r>
+        <w:rPr>
+          <w:rFonts w:ascii="Times New Roman" w:hAnsi="Times New Roman" w:cs="Times New Roman"/>
           <w:b/>
           <w:bCs/>
         </w:rPr>
         <w:t>Key Characteristics</w:t>
       </w:r>
       <w:r>
+        <w:rPr>
+          <w:rFonts w:ascii="Times New Roman" w:hAnsi="Times New Roman" w:cs="Times New Roman"/>
+        </w:rPr>
         <w:t>:</w:t>
       </w:r>
     </w:p>
@@ -397,15 +556,22 @@
           <w:ilvl w:val="0"/>
           <w:numId w:val="4"/>
         </w:numPr>
-      </w:pPr>
-      <w:r>
-        <w:rPr>
+        <w:rPr>
+          <w:rFonts w:ascii="Times New Roman" w:hAnsi="Times New Roman" w:cs="Times New Roman"/>
+        </w:rPr>
+      </w:pPr>
+      <w:r>
+        <w:rPr>
+          <w:rFonts w:ascii="Times New Roman" w:hAnsi="Times New Roman" w:cs="Times New Roman"/>
           <w:b/>
           <w:bCs/>
         </w:rPr>
         <w:t>Continuous Integration (CI)</w:t>
       </w:r>
       <w:r>
+        <w:rPr>
+          <w:rFonts w:ascii="Times New Roman" w:hAnsi="Times New Roman" w:cs="Times New Roman"/>
+        </w:rPr>
         <w:t>: Automatically builds and tests code changes to detect issues early.</w:t>
       </w:r>
     </w:p>
@@ -416,19 +582,21 @@
           <w:numId w:val="4"/>
         </w:numPr>
         <w:rPr>
+          <w:rFonts w:ascii="Times New Roman" w:hAnsi="Times New Roman" w:cs="Times New Roman"/>
           <w:highlight w:val="darkGray"/>
         </w:rPr>
       </w:pPr>
       <w:r>
         <w:rPr>
-          <w:b/>
-          <w:bCs/>
-        </w:rPr>
-        <w:lastRenderedPageBreak/>
+          <w:rFonts w:ascii="Times New Roman" w:hAnsi="Times New Roman" w:cs="Times New Roman"/>
+          <w:b/>
+          <w:bCs/>
+        </w:rPr>
         <w:t>Continuous Deployment (CD</w:t>
       </w:r>
       <w:r>
         <w:rPr>
+          <w:rFonts w:ascii="Times New Roman" w:hAnsi="Times New Roman" w:cs="Times New Roman"/>
           <w:b/>
           <w:bCs/>
           <w:highlight w:val="darkGray"/>
@@ -437,6 +605,7 @@
       </w:r>
       <w:r>
         <w:rPr>
+          <w:rFonts w:ascii="Times New Roman" w:hAnsi="Times New Roman" w:cs="Times New Roman"/>
           <w:highlight w:val="darkGray"/>
         </w:rPr>
         <w:t>: Automatically deploys code to production after passing tests.</w:t>
@@ -448,36 +617,51 @@
           <w:ilvl w:val="0"/>
           <w:numId w:val="4"/>
         </w:numPr>
-      </w:pPr>
-      <w:r>
-        <w:rPr>
-          <w:b/>
-          <w:bCs/>
-        </w:rPr>
+        <w:rPr>
+          <w:rFonts w:ascii="Times New Roman" w:hAnsi="Times New Roman" w:cs="Times New Roman"/>
+        </w:rPr>
+      </w:pPr>
+      <w:r>
+        <w:rPr>
+          <w:rFonts w:ascii="Times New Roman" w:hAnsi="Times New Roman" w:cs="Times New Roman"/>
+          <w:b/>
+          <w:bCs/>
+        </w:rPr>
+        <w:lastRenderedPageBreak/>
         <w:t>Automated Approvals</w:t>
       </w:r>
       <w:r>
         <w:rPr>
+          <w:rFonts w:ascii="Times New Roman" w:hAnsi="Times New Roman" w:cs="Times New Roman"/>
           <w:highlight w:val="yellow"/>
         </w:rPr>
         <w:t>: Predefined rules determine if changes can be merged</w:t>
       </w:r>
       <w:r>
-        <w:t xml:space="preserve"> or deployed without manual approval</w:t>
-      </w:r>
-      <w:r>
-        <w:t>.</w:t>
-      </w:r>
-    </w:p>
-    <w:p>
-      <w:r>
-        <w:rPr>
+        <w:rPr>
+          <w:rFonts w:ascii="Times New Roman" w:hAnsi="Times New Roman" w:cs="Times New Roman"/>
+        </w:rPr>
+        <w:t xml:space="preserve"> or deployed without manual approval.</w:t>
+      </w:r>
+    </w:p>
+    <w:p>
+      <w:pPr>
+        <w:rPr>
+          <w:rFonts w:ascii="Times New Roman" w:hAnsi="Times New Roman" w:cs="Times New Roman"/>
+        </w:rPr>
+      </w:pPr>
+      <w:r>
+        <w:rPr>
+          <w:rFonts w:ascii="Times New Roman" w:hAnsi="Times New Roman" w:cs="Times New Roman"/>
           <w:b/>
           <w:bCs/>
         </w:rPr>
         <w:t>Advantages</w:t>
       </w:r>
       <w:r>
+        <w:rPr>
+          <w:rFonts w:ascii="Times New Roman" w:hAnsi="Times New Roman" w:cs="Times New Roman"/>
+        </w:rPr>
         <w:t>:</w:t>
       </w:r>
     </w:p>
@@ -487,15 +671,22 @@
           <w:ilvl w:val="0"/>
           <w:numId w:val="5"/>
         </w:numPr>
-      </w:pPr>
-      <w:r>
-        <w:rPr>
+        <w:rPr>
+          <w:rFonts w:ascii="Times New Roman" w:hAnsi="Times New Roman" w:cs="Times New Roman"/>
+        </w:rPr>
+      </w:pPr>
+      <w:r>
+        <w:rPr>
+          <w:rFonts w:ascii="Times New Roman" w:hAnsi="Times New Roman" w:cs="Times New Roman"/>
           <w:b/>
           <w:bCs/>
         </w:rPr>
         <w:t>Speed</w:t>
       </w:r>
       <w:r>
+        <w:rPr>
+          <w:rFonts w:ascii="Times New Roman" w:hAnsi="Times New Roman" w:cs="Times New Roman"/>
+        </w:rPr>
         <w:t>: Accelerates the development and deployment process.</w:t>
       </w:r>
     </w:p>
@@ -505,15 +696,22 @@
           <w:ilvl w:val="0"/>
           <w:numId w:val="5"/>
         </w:numPr>
-      </w:pPr>
-      <w:r>
-        <w:rPr>
+        <w:rPr>
+          <w:rFonts w:ascii="Times New Roman" w:hAnsi="Times New Roman" w:cs="Times New Roman"/>
+        </w:rPr>
+      </w:pPr>
+      <w:r>
+        <w:rPr>
+          <w:rFonts w:ascii="Times New Roman" w:hAnsi="Times New Roman" w:cs="Times New Roman"/>
           <w:b/>
           <w:bCs/>
         </w:rPr>
         <w:t>Consistency</w:t>
       </w:r>
       <w:r>
+        <w:rPr>
+          <w:rFonts w:ascii="Times New Roman" w:hAnsi="Times New Roman" w:cs="Times New Roman"/>
+        </w:rPr>
         <w:t>: Reduces variability and human error.</w:t>
       </w:r>
     </w:p>
@@ -523,30 +721,43 @@
           <w:ilvl w:val="0"/>
           <w:numId w:val="5"/>
         </w:numPr>
-      </w:pPr>
-      <w:r>
-        <w:rPr>
+        <w:rPr>
+          <w:rFonts w:ascii="Times New Roman" w:hAnsi="Times New Roman" w:cs="Times New Roman"/>
+        </w:rPr>
+      </w:pPr>
+      <w:r>
+        <w:rPr>
+          <w:rFonts w:ascii="Times New Roman" w:hAnsi="Times New Roman" w:cs="Times New Roman"/>
           <w:b/>
           <w:bCs/>
         </w:rPr>
         <w:t>Scalability</w:t>
       </w:r>
       <w:r>
-        <w:t>: Handles large volumes of changes efficiently.</w:t>
-      </w:r>
-      <w:r>
-        <w:t xml:space="preserve"> </w:t>
-      </w:r>
-    </w:p>
-    <w:p>
-      <w:r>
-        <w:rPr>
+        <w:rPr>
+          <w:rFonts w:ascii="Times New Roman" w:hAnsi="Times New Roman" w:cs="Times New Roman"/>
+        </w:rPr>
+        <w:t xml:space="preserve">: Handles large volumes of changes efficiently. </w:t>
+      </w:r>
+    </w:p>
+    <w:p>
+      <w:pPr>
+        <w:rPr>
+          <w:rFonts w:ascii="Times New Roman" w:hAnsi="Times New Roman" w:cs="Times New Roman"/>
+        </w:rPr>
+      </w:pPr>
+      <w:r>
+        <w:rPr>
+          <w:rFonts w:ascii="Times New Roman" w:hAnsi="Times New Roman" w:cs="Times New Roman"/>
           <w:b/>
           <w:bCs/>
         </w:rPr>
         <w:t>Disadvantages</w:t>
       </w:r>
       <w:r>
+        <w:rPr>
+          <w:rFonts w:ascii="Times New Roman" w:hAnsi="Times New Roman" w:cs="Times New Roman"/>
+        </w:rPr>
         <w:t>:</w:t>
       </w:r>
     </w:p>
@@ -556,15 +767,22 @@
           <w:ilvl w:val="0"/>
           <w:numId w:val="6"/>
         </w:numPr>
-      </w:pPr>
-      <w:r>
-        <w:rPr>
+        <w:rPr>
+          <w:rFonts w:ascii="Times New Roman" w:hAnsi="Times New Roman" w:cs="Times New Roman"/>
+        </w:rPr>
+      </w:pPr>
+      <w:r>
+        <w:rPr>
+          <w:rFonts w:ascii="Times New Roman" w:hAnsi="Times New Roman" w:cs="Times New Roman"/>
           <w:b/>
           <w:bCs/>
         </w:rPr>
         <w:t>Complex Setup</w:t>
       </w:r>
       <w:r>
+        <w:rPr>
+          <w:rFonts w:ascii="Times New Roman" w:hAnsi="Times New Roman" w:cs="Times New Roman"/>
+        </w:rPr>
         <w:t>: Initial configuration can be complex and time-consuming.</w:t>
       </w:r>
     </w:p>
@@ -574,34 +792,51 @@
           <w:ilvl w:val="0"/>
           <w:numId w:val="6"/>
         </w:numPr>
-      </w:pPr>
-      <w:r>
-        <w:rPr>
+        <w:rPr>
+          <w:rFonts w:ascii="Times New Roman" w:hAnsi="Times New Roman" w:cs="Times New Roman"/>
+        </w:rPr>
+      </w:pPr>
+      <w:r>
+        <w:rPr>
+          <w:rFonts w:ascii="Times New Roman" w:hAnsi="Times New Roman" w:cs="Times New Roman"/>
           <w:b/>
           <w:bCs/>
         </w:rPr>
         <w:t>Less Flexibility</w:t>
       </w:r>
       <w:r>
+        <w:rPr>
+          <w:rFonts w:ascii="Times New Roman" w:hAnsi="Times New Roman" w:cs="Times New Roman"/>
+        </w:rPr>
         <w:t>: May not handle edge cases well without additional configuration.</w:t>
       </w:r>
     </w:p>
     <w:p>
-      <w:r>
+      <w:pPr>
+        <w:rPr>
+          <w:rFonts w:ascii="Times New Roman" w:hAnsi="Times New Roman" w:cs="Times New Roman"/>
+        </w:rPr>
+      </w:pPr>
+      <w:r>
+        <w:rPr>
+          <w:rFonts w:ascii="Times New Roman" w:hAnsi="Times New Roman" w:cs="Times New Roman"/>
+        </w:rPr>
         <w:pict w14:anchorId="24C8C17C">
-          <v:rect id="_x0000_i1045" style="width:0;height:1.5pt" o:hralign="center" o:hrstd="t" o:hr="t" fillcolor="#a0a0a0" stroked="f"/>
+          <v:rect id="_x0000_i1027" style="width:0;height:1.5pt" o:hralign="center" o:hrstd="t" o:hr="t" fillcolor="#a0a0a0" stroked="f"/>
         </w:pict>
       </w:r>
     </w:p>
     <w:p>
       <w:pPr>
         <w:rPr>
-          <w:b/>
-          <w:bCs/>
-        </w:rPr>
-      </w:pPr>
-      <w:r>
-        <w:rPr>
+          <w:rFonts w:ascii="Times New Roman" w:hAnsi="Times New Roman" w:cs="Times New Roman"/>
+          <w:b/>
+          <w:bCs/>
+        </w:rPr>
+      </w:pPr>
+      <w:r>
+        <w:rPr>
+          <w:rFonts w:ascii="Times New Roman" w:hAnsi="Times New Roman" w:cs="Times New Roman"/>
           <w:b/>
           <w:bCs/>
         </w:rPr>
@@ -609,7 +844,15 @@
       </w:r>
     </w:p>
     <w:p>
-      <w:r>
+      <w:pPr>
+        <w:rPr>
+          <w:rFonts w:ascii="Times New Roman" w:hAnsi="Times New Roman" w:cs="Times New Roman"/>
+        </w:rPr>
+      </w:pPr>
+      <w:r>
+        <w:rPr>
+          <w:rFonts w:ascii="Times New Roman" w:hAnsi="Times New Roman" w:cs="Times New Roman"/>
+        </w:rPr>
         <w:t>Many teams adopt a hybrid approach, leveraging the strengths of both methods. For example:</w:t>
       </w:r>
     </w:p>
@@ -620,21 +863,27 @@
           <w:numId w:val="7"/>
         </w:numPr>
         <w:rPr>
+          <w:rFonts w:ascii="Times New Roman" w:hAnsi="Times New Roman" w:cs="Times New Roman"/>
           <w:highlight w:val="yellow"/>
         </w:rPr>
       </w:pPr>
       <w:r>
         <w:rPr>
+          <w:rFonts w:ascii="Times New Roman" w:hAnsi="Times New Roman" w:cs="Times New Roman"/>
           <w:b/>
           <w:bCs/>
         </w:rPr>
         <w:t>Automated Testing</w:t>
       </w:r>
       <w:r>
+        <w:rPr>
+          <w:rFonts w:ascii="Times New Roman" w:hAnsi="Times New Roman" w:cs="Times New Roman"/>
+        </w:rPr>
         <w:t xml:space="preserve">: </w:t>
       </w:r>
       <w:r>
         <w:rPr>
+          <w:rFonts w:ascii="Times New Roman" w:hAnsi="Times New Roman" w:cs="Times New Roman"/>
           <w:highlight w:val="yellow"/>
         </w:rPr>
         <w:t>Run automated tests on every pull request to catch issues early.</w:t>
@@ -646,15 +895,22 @@
           <w:ilvl w:val="0"/>
           <w:numId w:val="7"/>
         </w:numPr>
-      </w:pPr>
-      <w:r>
-        <w:rPr>
+        <w:rPr>
+          <w:rFonts w:ascii="Times New Roman" w:hAnsi="Times New Roman" w:cs="Times New Roman"/>
+        </w:rPr>
+      </w:pPr>
+      <w:r>
+        <w:rPr>
+          <w:rFonts w:ascii="Times New Roman" w:hAnsi="Times New Roman" w:cs="Times New Roman"/>
           <w:b/>
           <w:bCs/>
         </w:rPr>
         <w:t>Manual Code Reviews</w:t>
       </w:r>
       <w:r>
+        <w:rPr>
+          <w:rFonts w:ascii="Times New Roman" w:hAnsi="Times New Roman" w:cs="Times New Roman"/>
+        </w:rPr>
         <w:t>: Have team members review code for logic, style, and design considerations.</w:t>
       </w:r>
     </w:p>
@@ -664,19 +920,5952 @@
           <w:ilvl w:val="0"/>
           <w:numId w:val="7"/>
         </w:numPr>
-      </w:pPr>
-      <w:r>
-        <w:rPr>
+        <w:rPr>
+          <w:rFonts w:ascii="Times New Roman" w:hAnsi="Times New Roman" w:cs="Times New Roman"/>
+        </w:rPr>
+      </w:pPr>
+      <w:r>
+        <w:rPr>
+          <w:rFonts w:ascii="Times New Roman" w:hAnsi="Times New Roman" w:cs="Times New Roman"/>
           <w:b/>
           <w:bCs/>
         </w:rPr>
         <w:t>Automated Deployments with Manual Approvals</w:t>
       </w:r>
       <w:r>
+        <w:rPr>
+          <w:rFonts w:ascii="Times New Roman" w:hAnsi="Times New Roman" w:cs="Times New Roman"/>
+        </w:rPr>
         <w:t>: Automate the deployment process but require manual approval before releasing to production.</w:t>
       </w:r>
     </w:p>
-    <w:p/>
+    <w:p>
+      <w:pPr>
+        <w:ind w:left="720"/>
+        <w:rPr>
+          <w:rFonts w:ascii="Times New Roman" w:hAnsi="Times New Roman" w:cs="Times New Roman"/>
+          <w:b/>
+          <w:bCs/>
+        </w:rPr>
+      </w:pPr>
+    </w:p>
+    <w:p>
+      <w:pPr>
+        <w:ind w:left="720"/>
+        <w:rPr>
+          <w:rFonts w:ascii="Times New Roman" w:hAnsi="Times New Roman" w:cs="Times New Roman"/>
+          <w:b/>
+          <w:bCs/>
+        </w:rPr>
+      </w:pPr>
+      <w:r>
+        <w:rPr>
+          <w:rFonts w:ascii="Segoe UI Emoji" w:hAnsi="Segoe UI Emoji" w:cs="Segoe UI Emoji"/>
+          <w:b/>
+          <w:bCs/>
+        </w:rPr>
+        <w:t>📊</w:t>
+      </w:r>
+      <w:r>
+        <w:rPr>
+          <w:rFonts w:ascii="Times New Roman" w:hAnsi="Times New Roman" w:cs="Times New Roman"/>
+          <w:b/>
+          <w:bCs/>
+        </w:rPr>
+        <w:t xml:space="preserve"> Comparison Table</w:t>
+      </w:r>
+    </w:p>
+    <w:tbl>
+      <w:tblPr>
+        <w:tblW w:w="0" w:type="auto"/>
+        <w:tblCellSpacing w:w="15" w:type="dxa"/>
+        <w:tblCellMar>
+          <w:top w:w="15" w:type="dxa"/>
+          <w:left w:w="15" w:type="dxa"/>
+          <w:bottom w:w="15" w:type="dxa"/>
+          <w:right w:w="15" w:type="dxa"/>
+        </w:tblCellMar>
+        <w:tblLook w:val="04A0" w:firstRow="1" w:lastRow="0" w:firstColumn="1" w:lastColumn="0" w:noHBand="0" w:noVBand="1"/>
+      </w:tblPr>
+      <w:tblGrid>
+        <w:gridCol w:w="1889"/>
+        <w:gridCol w:w="3033"/>
+        <w:gridCol w:w="4104"/>
+      </w:tblGrid>
+      <w:tr>
+        <w:trPr>
+          <w:tblHeader/>
+          <w:tblCellSpacing w:w="15" w:type="dxa"/>
+        </w:trPr>
+        <w:tc>
+          <w:tcPr>
+            <w:tcW w:w="0" w:type="auto"/>
+            <w:vAlign w:val="center"/>
+            <w:hideMark/>
+          </w:tcPr>
+          <w:p>
+            <w:pPr>
+              <w:ind w:left="720"/>
+              <w:rPr>
+                <w:rFonts w:ascii="Times New Roman" w:hAnsi="Times New Roman" w:cs="Times New Roman"/>
+                <w:b/>
+                <w:bCs/>
+              </w:rPr>
+            </w:pPr>
+            <w:r>
+              <w:rPr>
+                <w:rFonts w:ascii="Times New Roman" w:hAnsi="Times New Roman" w:cs="Times New Roman"/>
+                <w:b/>
+                <w:bCs/>
+              </w:rPr>
+              <w:t>Feature</w:t>
+            </w:r>
+          </w:p>
+        </w:tc>
+        <w:tc>
+          <w:tcPr>
+            <w:tcW w:w="0" w:type="auto"/>
+            <w:vAlign w:val="center"/>
+            <w:hideMark/>
+          </w:tcPr>
+          <w:p>
+            <w:pPr>
+              <w:ind w:left="720"/>
+              <w:rPr>
+                <w:rFonts w:ascii="Times New Roman" w:hAnsi="Times New Roman" w:cs="Times New Roman"/>
+                <w:b/>
+                <w:bCs/>
+              </w:rPr>
+            </w:pPr>
+            <w:r>
+              <w:rPr>
+                <w:rFonts w:ascii="Times New Roman" w:hAnsi="Times New Roman" w:cs="Times New Roman"/>
+                <w:b/>
+                <w:bCs/>
+              </w:rPr>
+              <w:t>Manual Workflow</w:t>
+            </w:r>
+          </w:p>
+        </w:tc>
+        <w:tc>
+          <w:tcPr>
+            <w:tcW w:w="0" w:type="auto"/>
+            <w:vAlign w:val="center"/>
+            <w:hideMark/>
+          </w:tcPr>
+          <w:p>
+            <w:pPr>
+              <w:ind w:left="720"/>
+              <w:rPr>
+                <w:rFonts w:ascii="Times New Roman" w:hAnsi="Times New Roman" w:cs="Times New Roman"/>
+                <w:b/>
+                <w:bCs/>
+              </w:rPr>
+            </w:pPr>
+            <w:r>
+              <w:rPr>
+                <w:rFonts w:ascii="Times New Roman" w:hAnsi="Times New Roman" w:cs="Times New Roman"/>
+                <w:b/>
+                <w:bCs/>
+              </w:rPr>
+              <w:t>Automated Workflow</w:t>
+            </w:r>
+          </w:p>
+        </w:tc>
+      </w:tr>
+      <w:tr>
+        <w:trPr>
+          <w:tblCellSpacing w:w="15" w:type="dxa"/>
+        </w:trPr>
+        <w:tc>
+          <w:tcPr>
+            <w:tcW w:w="0" w:type="auto"/>
+            <w:vAlign w:val="center"/>
+            <w:hideMark/>
+          </w:tcPr>
+          <w:p>
+            <w:pPr>
+              <w:ind w:left="720"/>
+              <w:rPr>
+                <w:rFonts w:ascii="Times New Roman" w:hAnsi="Times New Roman" w:cs="Times New Roman"/>
+              </w:rPr>
+            </w:pPr>
+            <w:r>
+              <w:rPr>
+                <w:rFonts w:ascii="Times New Roman" w:hAnsi="Times New Roman" w:cs="Times New Roman"/>
+              </w:rPr>
+              <w:t>Execution</w:t>
+            </w:r>
+          </w:p>
+        </w:tc>
+        <w:tc>
+          <w:tcPr>
+            <w:tcW w:w="0" w:type="auto"/>
+            <w:vAlign w:val="center"/>
+            <w:hideMark/>
+          </w:tcPr>
+          <w:p>
+            <w:pPr>
+              <w:ind w:left="720"/>
+              <w:rPr>
+                <w:rFonts w:ascii="Times New Roman" w:hAnsi="Times New Roman" w:cs="Times New Roman"/>
+              </w:rPr>
+            </w:pPr>
+            <w:r>
+              <w:rPr>
+                <w:rFonts w:ascii="Times New Roman" w:hAnsi="Times New Roman" w:cs="Times New Roman"/>
+              </w:rPr>
+              <w:t>Human-driven</w:t>
+            </w:r>
+          </w:p>
+        </w:tc>
+        <w:tc>
+          <w:tcPr>
+            <w:tcW w:w="0" w:type="auto"/>
+            <w:vAlign w:val="center"/>
+            <w:hideMark/>
+          </w:tcPr>
+          <w:p>
+            <w:pPr>
+              <w:ind w:left="720"/>
+              <w:rPr>
+                <w:rFonts w:ascii="Times New Roman" w:hAnsi="Times New Roman" w:cs="Times New Roman"/>
+              </w:rPr>
+            </w:pPr>
+            <w:r>
+              <w:rPr>
+                <w:rFonts w:ascii="Times New Roman" w:hAnsi="Times New Roman" w:cs="Times New Roman"/>
+              </w:rPr>
+              <w:t>System-driven</w:t>
+            </w:r>
+          </w:p>
+        </w:tc>
+      </w:tr>
+      <w:tr>
+        <w:trPr>
+          <w:tblCellSpacing w:w="15" w:type="dxa"/>
+        </w:trPr>
+        <w:tc>
+          <w:tcPr>
+            <w:tcW w:w="0" w:type="auto"/>
+            <w:vAlign w:val="center"/>
+            <w:hideMark/>
+          </w:tcPr>
+          <w:p>
+            <w:pPr>
+              <w:ind w:left="720"/>
+              <w:rPr>
+                <w:rFonts w:ascii="Times New Roman" w:hAnsi="Times New Roman" w:cs="Times New Roman"/>
+              </w:rPr>
+            </w:pPr>
+            <w:r>
+              <w:rPr>
+                <w:rFonts w:ascii="Times New Roman" w:hAnsi="Times New Roman" w:cs="Times New Roman"/>
+              </w:rPr>
+              <w:t>Speed</w:t>
+            </w:r>
+          </w:p>
+        </w:tc>
+        <w:tc>
+          <w:tcPr>
+            <w:tcW w:w="0" w:type="auto"/>
+            <w:vAlign w:val="center"/>
+            <w:hideMark/>
+          </w:tcPr>
+          <w:p>
+            <w:pPr>
+              <w:ind w:left="720"/>
+              <w:rPr>
+                <w:rFonts w:ascii="Times New Roman" w:hAnsi="Times New Roman" w:cs="Times New Roman"/>
+              </w:rPr>
+            </w:pPr>
+            <w:r>
+              <w:rPr>
+                <w:rFonts w:ascii="Times New Roman" w:hAnsi="Times New Roman" w:cs="Times New Roman"/>
+              </w:rPr>
+              <w:t>Slower</w:t>
+            </w:r>
+          </w:p>
+        </w:tc>
+        <w:tc>
+          <w:tcPr>
+            <w:tcW w:w="0" w:type="auto"/>
+            <w:vAlign w:val="center"/>
+            <w:hideMark/>
+          </w:tcPr>
+          <w:p>
+            <w:pPr>
+              <w:ind w:left="720"/>
+              <w:rPr>
+                <w:rFonts w:ascii="Times New Roman" w:hAnsi="Times New Roman" w:cs="Times New Roman"/>
+              </w:rPr>
+            </w:pPr>
+            <w:r>
+              <w:rPr>
+                <w:rFonts w:ascii="Times New Roman" w:hAnsi="Times New Roman" w:cs="Times New Roman"/>
+              </w:rPr>
+              <w:t>Faster</w:t>
+            </w:r>
+          </w:p>
+        </w:tc>
+      </w:tr>
+      <w:tr>
+        <w:trPr>
+          <w:tblCellSpacing w:w="15" w:type="dxa"/>
+        </w:trPr>
+        <w:tc>
+          <w:tcPr>
+            <w:tcW w:w="0" w:type="auto"/>
+            <w:vAlign w:val="center"/>
+            <w:hideMark/>
+          </w:tcPr>
+          <w:p>
+            <w:pPr>
+              <w:ind w:left="720"/>
+              <w:rPr>
+                <w:rFonts w:ascii="Times New Roman" w:hAnsi="Times New Roman" w:cs="Times New Roman"/>
+              </w:rPr>
+            </w:pPr>
+            <w:r>
+              <w:rPr>
+                <w:rFonts w:ascii="Times New Roman" w:hAnsi="Times New Roman" w:cs="Times New Roman"/>
+              </w:rPr>
+              <w:t>Accuracy</w:t>
+            </w:r>
+          </w:p>
+        </w:tc>
+        <w:tc>
+          <w:tcPr>
+            <w:tcW w:w="0" w:type="auto"/>
+            <w:vAlign w:val="center"/>
+            <w:hideMark/>
+          </w:tcPr>
+          <w:p>
+            <w:pPr>
+              <w:ind w:left="720"/>
+              <w:rPr>
+                <w:rFonts w:ascii="Times New Roman" w:hAnsi="Times New Roman" w:cs="Times New Roman"/>
+              </w:rPr>
+            </w:pPr>
+            <w:r>
+              <w:rPr>
+                <w:rFonts w:ascii="Times New Roman" w:hAnsi="Times New Roman" w:cs="Times New Roman"/>
+              </w:rPr>
+              <w:t>Variable; prone to errors</w:t>
+            </w:r>
+          </w:p>
+        </w:tc>
+        <w:tc>
+          <w:tcPr>
+            <w:tcW w:w="0" w:type="auto"/>
+            <w:vAlign w:val="center"/>
+            <w:hideMark/>
+          </w:tcPr>
+          <w:p>
+            <w:pPr>
+              <w:ind w:left="720"/>
+              <w:rPr>
+                <w:rFonts w:ascii="Times New Roman" w:hAnsi="Times New Roman" w:cs="Times New Roman"/>
+              </w:rPr>
+            </w:pPr>
+            <w:r>
+              <w:rPr>
+                <w:rFonts w:ascii="Times New Roman" w:hAnsi="Times New Roman" w:cs="Times New Roman"/>
+              </w:rPr>
+              <w:t>High; consistent results</w:t>
+            </w:r>
+          </w:p>
+        </w:tc>
+      </w:tr>
+      <w:tr>
+        <w:trPr>
+          <w:tblCellSpacing w:w="15" w:type="dxa"/>
+        </w:trPr>
+        <w:tc>
+          <w:tcPr>
+            <w:tcW w:w="0" w:type="auto"/>
+            <w:vAlign w:val="center"/>
+            <w:hideMark/>
+          </w:tcPr>
+          <w:p>
+            <w:pPr>
+              <w:ind w:left="720"/>
+              <w:rPr>
+                <w:rFonts w:ascii="Times New Roman" w:hAnsi="Times New Roman" w:cs="Times New Roman"/>
+              </w:rPr>
+            </w:pPr>
+            <w:r>
+              <w:rPr>
+                <w:rFonts w:ascii="Times New Roman" w:hAnsi="Times New Roman" w:cs="Times New Roman"/>
+              </w:rPr>
+              <w:t>Scalability</w:t>
+            </w:r>
+          </w:p>
+        </w:tc>
+        <w:tc>
+          <w:tcPr>
+            <w:tcW w:w="0" w:type="auto"/>
+            <w:vAlign w:val="center"/>
+            <w:hideMark/>
+          </w:tcPr>
+          <w:p>
+            <w:pPr>
+              <w:ind w:left="720"/>
+              <w:rPr>
+                <w:rFonts w:ascii="Times New Roman" w:hAnsi="Times New Roman" w:cs="Times New Roman"/>
+              </w:rPr>
+            </w:pPr>
+            <w:r>
+              <w:rPr>
+                <w:rFonts w:ascii="Times New Roman" w:hAnsi="Times New Roman" w:cs="Times New Roman"/>
+              </w:rPr>
+              <w:t>Limited; needs more personnel</w:t>
+            </w:r>
+          </w:p>
+        </w:tc>
+        <w:tc>
+          <w:tcPr>
+            <w:tcW w:w="0" w:type="auto"/>
+            <w:vAlign w:val="center"/>
+            <w:hideMark/>
+          </w:tcPr>
+          <w:p>
+            <w:pPr>
+              <w:ind w:left="720"/>
+              <w:rPr>
+                <w:rFonts w:ascii="Times New Roman" w:hAnsi="Times New Roman" w:cs="Times New Roman"/>
+              </w:rPr>
+            </w:pPr>
+            <w:r>
+              <w:rPr>
+                <w:rFonts w:ascii="Times New Roman" w:hAnsi="Times New Roman" w:cs="Times New Roman"/>
+              </w:rPr>
+              <w:t>High; handles growth efficiently</w:t>
+            </w:r>
+          </w:p>
+        </w:tc>
+      </w:tr>
+      <w:tr>
+        <w:trPr>
+          <w:tblCellSpacing w:w="15" w:type="dxa"/>
+        </w:trPr>
+        <w:tc>
+          <w:tcPr>
+            <w:tcW w:w="0" w:type="auto"/>
+            <w:vAlign w:val="center"/>
+            <w:hideMark/>
+          </w:tcPr>
+          <w:p>
+            <w:pPr>
+              <w:ind w:left="720"/>
+              <w:rPr>
+                <w:rFonts w:ascii="Times New Roman" w:hAnsi="Times New Roman" w:cs="Times New Roman"/>
+              </w:rPr>
+            </w:pPr>
+            <w:r>
+              <w:rPr>
+                <w:rFonts w:ascii="Times New Roman" w:hAnsi="Times New Roman" w:cs="Times New Roman"/>
+              </w:rPr>
+              <w:t>Cost</w:t>
+            </w:r>
+          </w:p>
+        </w:tc>
+        <w:tc>
+          <w:tcPr>
+            <w:tcW w:w="0" w:type="auto"/>
+            <w:vAlign w:val="center"/>
+            <w:hideMark/>
+          </w:tcPr>
+          <w:p>
+            <w:pPr>
+              <w:ind w:left="720"/>
+              <w:rPr>
+                <w:rFonts w:ascii="Times New Roman" w:hAnsi="Times New Roman" w:cs="Times New Roman"/>
+              </w:rPr>
+            </w:pPr>
+            <w:r>
+              <w:rPr>
+                <w:rFonts w:ascii="Times New Roman" w:hAnsi="Times New Roman" w:cs="Times New Roman"/>
+              </w:rPr>
+              <w:t>Lower initial, higher ongoing</w:t>
+            </w:r>
+          </w:p>
+        </w:tc>
+        <w:tc>
+          <w:tcPr>
+            <w:tcW w:w="0" w:type="auto"/>
+            <w:vAlign w:val="center"/>
+            <w:hideMark/>
+          </w:tcPr>
+          <w:p>
+            <w:pPr>
+              <w:ind w:left="720"/>
+              <w:rPr>
+                <w:rFonts w:ascii="Times New Roman" w:hAnsi="Times New Roman" w:cs="Times New Roman"/>
+              </w:rPr>
+            </w:pPr>
+            <w:r>
+              <w:rPr>
+                <w:rFonts w:ascii="Times New Roman" w:hAnsi="Times New Roman" w:cs="Times New Roman"/>
+              </w:rPr>
+              <w:t>Higher initial, lower ongoing</w:t>
+            </w:r>
+          </w:p>
+        </w:tc>
+      </w:tr>
+      <w:tr>
+        <w:trPr>
+          <w:tblCellSpacing w:w="15" w:type="dxa"/>
+        </w:trPr>
+        <w:tc>
+          <w:tcPr>
+            <w:tcW w:w="0" w:type="auto"/>
+            <w:vAlign w:val="center"/>
+            <w:hideMark/>
+          </w:tcPr>
+          <w:p>
+            <w:pPr>
+              <w:ind w:left="720"/>
+              <w:rPr>
+                <w:rFonts w:ascii="Times New Roman" w:hAnsi="Times New Roman" w:cs="Times New Roman"/>
+              </w:rPr>
+            </w:pPr>
+            <w:r>
+              <w:rPr>
+                <w:rFonts w:ascii="Times New Roman" w:hAnsi="Times New Roman" w:cs="Times New Roman"/>
+              </w:rPr>
+              <w:t>Flexibility</w:t>
+            </w:r>
+          </w:p>
+        </w:tc>
+        <w:tc>
+          <w:tcPr>
+            <w:tcW w:w="0" w:type="auto"/>
+            <w:vAlign w:val="center"/>
+            <w:hideMark/>
+          </w:tcPr>
+          <w:p>
+            <w:pPr>
+              <w:ind w:left="720"/>
+              <w:rPr>
+                <w:rFonts w:ascii="Times New Roman" w:hAnsi="Times New Roman" w:cs="Times New Roman"/>
+              </w:rPr>
+            </w:pPr>
+            <w:r>
+              <w:rPr>
+                <w:rFonts w:ascii="Times New Roman" w:hAnsi="Times New Roman" w:cs="Times New Roman"/>
+              </w:rPr>
+              <w:t>High; adaptable to changes</w:t>
+            </w:r>
+          </w:p>
+        </w:tc>
+        <w:tc>
+          <w:tcPr>
+            <w:tcW w:w="0" w:type="auto"/>
+            <w:vAlign w:val="center"/>
+            <w:hideMark/>
+          </w:tcPr>
+          <w:p>
+            <w:pPr>
+              <w:ind w:left="720"/>
+              <w:rPr>
+                <w:rFonts w:ascii="Times New Roman" w:hAnsi="Times New Roman" w:cs="Times New Roman"/>
+              </w:rPr>
+            </w:pPr>
+            <w:r>
+              <w:rPr>
+                <w:rFonts w:ascii="Times New Roman" w:hAnsi="Times New Roman" w:cs="Times New Roman"/>
+              </w:rPr>
+              <w:t>Limited; requires reprogramming for changes</w:t>
+            </w:r>
+          </w:p>
+        </w:tc>
+      </w:tr>
+      <w:tr>
+        <w:trPr>
+          <w:tblCellSpacing w:w="15" w:type="dxa"/>
+        </w:trPr>
+        <w:tc>
+          <w:tcPr>
+            <w:tcW w:w="0" w:type="auto"/>
+            <w:vAlign w:val="center"/>
+            <w:hideMark/>
+          </w:tcPr>
+          <w:p>
+            <w:pPr>
+              <w:ind w:left="720"/>
+              <w:rPr>
+                <w:rFonts w:ascii="Times New Roman" w:hAnsi="Times New Roman" w:cs="Times New Roman"/>
+              </w:rPr>
+            </w:pPr>
+            <w:r>
+              <w:rPr>
+                <w:rFonts w:ascii="Times New Roman" w:hAnsi="Times New Roman" w:cs="Times New Roman"/>
+              </w:rPr>
+              <w:lastRenderedPageBreak/>
+              <w:t>Monitoring</w:t>
+            </w:r>
+          </w:p>
+        </w:tc>
+        <w:tc>
+          <w:tcPr>
+            <w:tcW w:w="0" w:type="auto"/>
+            <w:vAlign w:val="center"/>
+            <w:hideMark/>
+          </w:tcPr>
+          <w:p>
+            <w:pPr>
+              <w:ind w:left="720"/>
+              <w:rPr>
+                <w:rFonts w:ascii="Times New Roman" w:hAnsi="Times New Roman" w:cs="Times New Roman"/>
+              </w:rPr>
+            </w:pPr>
+            <w:r>
+              <w:rPr>
+                <w:rFonts w:ascii="Times New Roman" w:hAnsi="Times New Roman" w:cs="Times New Roman"/>
+              </w:rPr>
+              <w:t>Requires manual oversight</w:t>
+            </w:r>
+          </w:p>
+        </w:tc>
+        <w:tc>
+          <w:tcPr>
+            <w:tcW w:w="0" w:type="auto"/>
+            <w:vAlign w:val="center"/>
+            <w:hideMark/>
+          </w:tcPr>
+          <w:p>
+            <w:pPr>
+              <w:ind w:left="720"/>
+              <w:rPr>
+                <w:rFonts w:ascii="Times New Roman" w:hAnsi="Times New Roman" w:cs="Times New Roman"/>
+              </w:rPr>
+            </w:pPr>
+            <w:r>
+              <w:rPr>
+                <w:rFonts w:ascii="Times New Roman" w:hAnsi="Times New Roman" w:cs="Times New Roman"/>
+              </w:rPr>
+              <w:t>Real-time tracking and alerts</w:t>
+            </w:r>
+          </w:p>
+        </w:tc>
+      </w:tr>
+    </w:tbl>
+    <w:p>
+      <w:pPr>
+        <w:ind w:left="720"/>
+        <w:rPr>
+          <w:rFonts w:ascii="Times New Roman" w:hAnsi="Times New Roman" w:cs="Times New Roman"/>
+        </w:rPr>
+      </w:pPr>
+    </w:p>
+    <w:p>
+      <w:pPr>
+        <w:ind w:left="720"/>
+        <w:jc w:val="center"/>
+        <w:rPr>
+          <w:rFonts w:ascii="Times New Roman" w:hAnsi="Times New Roman" w:cs="Times New Roman"/>
+          <w:b/>
+          <w:bCs/>
+          <w:color w:val="FF0000"/>
+          <w:sz w:val="32"/>
+          <w:szCs w:val="32"/>
+        </w:rPr>
+      </w:pPr>
+    </w:p>
+    <w:p>
+      <w:pPr>
+        <w:ind w:left="720"/>
+        <w:jc w:val="center"/>
+        <w:rPr>
+          <w:rFonts w:ascii="Times New Roman" w:hAnsi="Times New Roman" w:cs="Times New Roman"/>
+          <w:color w:val="FF0000"/>
+          <w:sz w:val="32"/>
+          <w:szCs w:val="32"/>
+        </w:rPr>
+      </w:pPr>
+      <w:r>
+        <w:rPr>
+          <w:rFonts w:ascii="Times New Roman" w:hAnsi="Times New Roman" w:cs="Times New Roman"/>
+          <w:b/>
+          <w:bCs/>
+          <w:color w:val="FF0000"/>
+          <w:sz w:val="32"/>
+          <w:szCs w:val="32"/>
+        </w:rPr>
+        <w:t>Types of Github workflows</w:t>
+      </w:r>
+    </w:p>
+    <w:p>
+      <w:pPr>
+        <w:rPr>
+          <w:rFonts w:ascii="Times New Roman" w:hAnsi="Times New Roman" w:cs="Times New Roman"/>
+        </w:rPr>
+      </w:pPr>
+      <w:r>
+        <w:rPr>
+          <w:rFonts w:ascii="Times New Roman" w:hAnsi="Times New Roman" w:cs="Times New Roman"/>
+        </w:rPr>
+        <w:t xml:space="preserve">GitHub Actions offers various workflow types to automate tasks in your software development lifecycle. Here's an overview: </w:t>
+      </w:r>
+    </w:p>
+    <w:p>
+      <w:pPr>
+        <w:rPr>
+          <w:rFonts w:ascii="Times New Roman" w:hAnsi="Times New Roman" w:cs="Times New Roman"/>
+        </w:rPr>
+      </w:pPr>
+      <w:r>
+        <w:rPr>
+          <w:rFonts w:ascii="Times New Roman" w:hAnsi="Times New Roman" w:cs="Times New Roman"/>
+        </w:rPr>
+        <w:pict w14:anchorId="0CC58D69">
+          <v:rect id="_x0000_i1028" style="width:0;height:1.5pt" o:hralign="center" o:hrstd="t" o:hr="t" fillcolor="#a0a0a0" stroked="f"/>
+        </w:pict>
+      </w:r>
+    </w:p>
+    <w:p>
+      <w:pPr>
+        <w:rPr>
+          <w:rFonts w:ascii="Times New Roman" w:hAnsi="Times New Roman" w:cs="Times New Roman"/>
+          <w:b/>
+          <w:bCs/>
+        </w:rPr>
+      </w:pPr>
+      <w:r>
+        <w:rPr>
+          <w:rFonts w:ascii="Times New Roman" w:hAnsi="Times New Roman" w:cs="Times New Roman"/>
+          <w:b/>
+          <w:bCs/>
+        </w:rPr>
+        <w:t>1. Continuous Integration (CI) Workflows</w:t>
+      </w:r>
+    </w:p>
+    <w:p>
+      <w:pPr>
+        <w:rPr>
+          <w:rFonts w:ascii="Times New Roman" w:hAnsi="Times New Roman" w:cs="Times New Roman"/>
+        </w:rPr>
+      </w:pPr>
+      <w:r>
+        <w:rPr>
+          <w:rFonts w:ascii="Times New Roman" w:hAnsi="Times New Roman" w:cs="Times New Roman"/>
+        </w:rPr>
+        <w:t xml:space="preserve">These </w:t>
+      </w:r>
+      <w:r>
+        <w:rPr>
+          <w:rFonts w:ascii="Times New Roman" w:hAnsi="Times New Roman" w:cs="Times New Roman"/>
+          <w:highlight w:val="yellow"/>
+        </w:rPr>
+        <w:t>workflows automatically test and validate code changes</w:t>
+      </w:r>
+      <w:r>
+        <w:rPr>
+          <w:rFonts w:ascii="Times New Roman" w:hAnsi="Times New Roman" w:cs="Times New Roman"/>
+        </w:rPr>
+        <w:t xml:space="preserve"> to ensure </w:t>
+      </w:r>
+      <w:r>
+        <w:rPr>
+          <w:rFonts w:ascii="Times New Roman" w:hAnsi="Times New Roman" w:cs="Times New Roman"/>
+          <w:highlight w:val="yellow"/>
+        </w:rPr>
+        <w:t>new commits</w:t>
+      </w:r>
+      <w:r>
+        <w:rPr>
+          <w:rFonts w:ascii="Times New Roman" w:hAnsi="Times New Roman" w:cs="Times New Roman"/>
+        </w:rPr>
+        <w:t xml:space="preserve"> integrate seamlessly with the existing codebase. They typically run on events </w:t>
+      </w:r>
+      <w:r>
+        <w:rPr>
+          <w:rFonts w:ascii="Times New Roman" w:hAnsi="Times New Roman" w:cs="Times New Roman"/>
+          <w:highlight w:val="yellow"/>
+        </w:rPr>
+        <w:t>like push or pull_request</w:t>
+      </w:r>
+      <w:r>
+        <w:rPr>
+          <w:rFonts w:ascii="Times New Roman" w:hAnsi="Times New Roman" w:cs="Times New Roman"/>
+        </w:rPr>
+        <w:t xml:space="preserve"> and perform tasks such as:</w:t>
+      </w:r>
+    </w:p>
+    <w:p>
+      <w:pPr>
+        <w:numPr>
+          <w:ilvl w:val="0"/>
+          <w:numId w:val="8"/>
+        </w:numPr>
+        <w:rPr>
+          <w:rFonts w:ascii="Times New Roman" w:hAnsi="Times New Roman" w:cs="Times New Roman"/>
+        </w:rPr>
+      </w:pPr>
+      <w:r>
+        <w:rPr>
+          <w:rFonts w:ascii="Times New Roman" w:hAnsi="Times New Roman" w:cs="Times New Roman"/>
+        </w:rPr>
+        <w:t>Running unit tests</w:t>
+      </w:r>
+    </w:p>
+    <w:p>
+      <w:pPr>
+        <w:numPr>
+          <w:ilvl w:val="0"/>
+          <w:numId w:val="8"/>
+        </w:numPr>
+        <w:rPr>
+          <w:rFonts w:ascii="Times New Roman" w:hAnsi="Times New Roman" w:cs="Times New Roman"/>
+        </w:rPr>
+      </w:pPr>
+      <w:r>
+        <w:rPr>
+          <w:rFonts w:ascii="Times New Roman" w:hAnsi="Times New Roman" w:cs="Times New Roman"/>
+        </w:rPr>
+        <w:t>Linting code</w:t>
+      </w:r>
+    </w:p>
+    <w:p>
+      <w:pPr>
+        <w:numPr>
+          <w:ilvl w:val="0"/>
+          <w:numId w:val="8"/>
+        </w:numPr>
+        <w:rPr>
+          <w:rFonts w:ascii="Times New Roman" w:hAnsi="Times New Roman" w:cs="Times New Roman"/>
+        </w:rPr>
+      </w:pPr>
+      <w:r>
+        <w:rPr>
+          <w:rFonts w:ascii="Times New Roman" w:hAnsi="Times New Roman" w:cs="Times New Roman"/>
+        </w:rPr>
+        <w:t>Building the application</w:t>
+      </w:r>
+    </w:p>
+    <w:p>
+      <w:pPr>
+        <w:rPr>
+          <w:rFonts w:ascii="Times New Roman" w:hAnsi="Times New Roman" w:cs="Times New Roman"/>
+        </w:rPr>
+      </w:pPr>
+      <w:r>
+        <w:rPr>
+          <w:rFonts w:ascii="Times New Roman" w:hAnsi="Times New Roman" w:cs="Times New Roman"/>
+        </w:rPr>
+        <w:t xml:space="preserve">This automation helps maintain code quality and detect issues early in the development process. </w:t>
+      </w:r>
+    </w:p>
+    <w:p>
+      <w:pPr>
+        <w:rPr>
+          <w:rFonts w:ascii="Times New Roman" w:hAnsi="Times New Roman" w:cs="Times New Roman"/>
+        </w:rPr>
+      </w:pPr>
+      <w:r>
+        <w:rPr>
+          <w:rFonts w:ascii="Times New Roman" w:hAnsi="Times New Roman" w:cs="Times New Roman"/>
+        </w:rPr>
+        <w:pict w14:anchorId="11CEBF8D">
+          <v:rect id="_x0000_i1029" style="width:0;height:1.5pt" o:hralign="center" o:hrstd="t" o:hr="t" fillcolor="#a0a0a0" stroked="f"/>
+        </w:pict>
+      </w:r>
+    </w:p>
+    <w:p>
+      <w:pPr>
+        <w:rPr>
+          <w:rFonts w:ascii="Times New Roman" w:hAnsi="Times New Roman" w:cs="Times New Roman"/>
+          <w:b/>
+          <w:bCs/>
+        </w:rPr>
+      </w:pPr>
+      <w:r>
+        <w:rPr>
+          <w:rFonts w:ascii="Times New Roman" w:hAnsi="Times New Roman" w:cs="Times New Roman"/>
+          <w:b/>
+          <w:bCs/>
+        </w:rPr>
+        <w:t>2. Continuous Deployment (CD) Workflows</w:t>
+      </w:r>
+    </w:p>
+    <w:p>
+      <w:pPr>
+        <w:rPr>
+          <w:rFonts w:ascii="Times New Roman" w:hAnsi="Times New Roman" w:cs="Times New Roman"/>
+        </w:rPr>
+      </w:pPr>
+      <w:r>
+        <w:rPr>
+          <w:rFonts w:ascii="Times New Roman" w:hAnsi="Times New Roman" w:cs="Times New Roman"/>
+        </w:rPr>
+        <w:t xml:space="preserve">CD workflows </w:t>
+      </w:r>
+      <w:r>
+        <w:rPr>
+          <w:rFonts w:ascii="Times New Roman" w:hAnsi="Times New Roman" w:cs="Times New Roman"/>
+          <w:highlight w:val="yellow"/>
+        </w:rPr>
+        <w:t>automate the deployment of code to various environments</w:t>
+      </w:r>
+      <w:r>
+        <w:rPr>
+          <w:rFonts w:ascii="Times New Roman" w:hAnsi="Times New Roman" w:cs="Times New Roman"/>
+        </w:rPr>
+        <w:t xml:space="preserve"> (e.g., staging, production) </w:t>
+      </w:r>
+      <w:r>
+        <w:rPr>
+          <w:rFonts w:ascii="Times New Roman" w:hAnsi="Times New Roman" w:cs="Times New Roman"/>
+          <w:highlight w:val="yellow"/>
+        </w:rPr>
+        <w:t>after successful integration and testing.</w:t>
+      </w:r>
+      <w:r>
+        <w:rPr>
+          <w:rFonts w:ascii="Times New Roman" w:hAnsi="Times New Roman" w:cs="Times New Roman"/>
+        </w:rPr>
+        <w:t xml:space="preserve"> They often follow CI workflows and can be triggered by events like successful CI runs or manual approvals. Tasks in CD workflows include:</w:t>
+      </w:r>
+    </w:p>
+    <w:p>
+      <w:pPr>
+        <w:numPr>
+          <w:ilvl w:val="0"/>
+          <w:numId w:val="9"/>
+        </w:numPr>
+        <w:rPr>
+          <w:rFonts w:ascii="Times New Roman" w:hAnsi="Times New Roman" w:cs="Times New Roman"/>
+        </w:rPr>
+      </w:pPr>
+      <w:r>
+        <w:rPr>
+          <w:rFonts w:ascii="Times New Roman" w:hAnsi="Times New Roman" w:cs="Times New Roman"/>
+        </w:rPr>
+        <w:t>Deploying applications to servers or cloud platforms</w:t>
+      </w:r>
+    </w:p>
+    <w:p>
+      <w:pPr>
+        <w:numPr>
+          <w:ilvl w:val="0"/>
+          <w:numId w:val="9"/>
+        </w:numPr>
+        <w:rPr>
+          <w:rFonts w:ascii="Times New Roman" w:hAnsi="Times New Roman" w:cs="Times New Roman"/>
+        </w:rPr>
+      </w:pPr>
+      <w:r>
+        <w:rPr>
+          <w:rFonts w:ascii="Times New Roman" w:hAnsi="Times New Roman" w:cs="Times New Roman"/>
+        </w:rPr>
+        <w:t>Running database migrations</w:t>
+      </w:r>
+    </w:p>
+    <w:p>
+      <w:pPr>
+        <w:numPr>
+          <w:ilvl w:val="0"/>
+          <w:numId w:val="9"/>
+        </w:numPr>
+        <w:rPr>
+          <w:rFonts w:ascii="Times New Roman" w:hAnsi="Times New Roman" w:cs="Times New Roman"/>
+        </w:rPr>
+      </w:pPr>
+      <w:r>
+        <w:rPr>
+          <w:rFonts w:ascii="Times New Roman" w:hAnsi="Times New Roman" w:cs="Times New Roman"/>
+        </w:rPr>
+        <w:t>Notifying stakeholders of deployments</w:t>
+      </w:r>
+      <w:r>
+        <w:rPr>
+          <w:rFonts w:ascii="Times New Roman" w:hAnsi="Times New Roman" w:cs="Times New Roman"/>
+        </w:rPr>
+        <w:t xml:space="preserve">. </w:t>
+      </w:r>
+      <w:r>
+        <w:rPr>
+          <w:rFonts w:ascii="Times New Roman" w:hAnsi="Times New Roman" w:cs="Times New Roman"/>
+        </w:rPr>
+        <w:t xml:space="preserve">This ensures rapid and reliable delivery of new features and fixes. </w:t>
+      </w:r>
+    </w:p>
+    <w:p>
+      <w:pPr>
+        <w:ind w:left="720"/>
+        <w:rPr>
+          <w:rFonts w:ascii="Times New Roman" w:hAnsi="Times New Roman" w:cs="Times New Roman"/>
+        </w:rPr>
+      </w:pPr>
+      <w:r>
+        <w:rPr>
+          <w:rFonts w:ascii="Times New Roman" w:hAnsi="Times New Roman" w:cs="Times New Roman"/>
+          <w:highlight w:val="yellow"/>
+        </w:rPr>
+        <w:t xml:space="preserve">Basic code for CI/CD </w:t>
+      </w:r>
+      <w:proofErr w:type="gramStart"/>
+      <w:r>
+        <w:rPr>
+          <w:rFonts w:ascii="Times New Roman" w:hAnsi="Times New Roman" w:cs="Times New Roman"/>
+          <w:highlight w:val="yellow"/>
+        </w:rPr>
+        <w:t>code:-</w:t>
+      </w:r>
+      <w:proofErr w:type="gramEnd"/>
+      <w:r>
+        <w:rPr>
+          <w:rFonts w:ascii="Times New Roman" w:hAnsi="Times New Roman" w:cs="Times New Roman"/>
+          <w:highlight w:val="yellow"/>
+        </w:rPr>
+        <w:t>-</w:t>
+      </w:r>
+    </w:p>
+    <w:p>
+      <w:pPr>
+        <w:spacing w:after="0" w:line="240" w:lineRule="auto"/>
+        <w:ind w:left="720"/>
+        <w:rPr>
+          <w:rFonts w:ascii="Times New Roman" w:hAnsi="Times New Roman" w:cs="Times New Roman"/>
+          <w:b/>
+          <w:bCs/>
+          <w:sz w:val="22"/>
+          <w:szCs w:val="22"/>
+        </w:rPr>
+      </w:pPr>
+      <w:r>
+        <w:rPr>
+          <w:rFonts w:ascii="Times New Roman" w:hAnsi="Times New Roman" w:cs="Times New Roman"/>
+          <w:b/>
+          <w:bCs/>
+          <w:sz w:val="22"/>
+          <w:szCs w:val="22"/>
+        </w:rPr>
+        <w:t xml:space="preserve">name: </w:t>
+      </w:r>
+      <w:r>
+        <w:rPr>
+          <w:rFonts w:ascii="Times New Roman" w:hAnsi="Times New Roman" w:cs="Times New Roman"/>
+          <w:b/>
+          <w:bCs/>
+          <w:sz w:val="22"/>
+          <w:szCs w:val="22"/>
+          <w:highlight w:val="yellow"/>
+        </w:rPr>
+        <w:t>CI/CD Workflow</w:t>
+      </w:r>
+    </w:p>
+    <w:p>
+      <w:pPr>
+        <w:spacing w:after="0" w:line="240" w:lineRule="auto"/>
+        <w:ind w:left="720"/>
+        <w:rPr>
+          <w:rFonts w:ascii="Times New Roman" w:hAnsi="Times New Roman" w:cs="Times New Roman"/>
+          <w:b/>
+          <w:bCs/>
+          <w:sz w:val="22"/>
+          <w:szCs w:val="22"/>
+        </w:rPr>
+      </w:pPr>
+      <w:r>
+        <w:rPr>
+          <w:rFonts w:ascii="Times New Roman" w:hAnsi="Times New Roman" w:cs="Times New Roman"/>
+          <w:b/>
+          <w:bCs/>
+          <w:sz w:val="22"/>
+          <w:szCs w:val="22"/>
+        </w:rPr>
+        <w:t>on:</w:t>
+      </w:r>
+    </w:p>
+    <w:p>
+      <w:pPr>
+        <w:spacing w:after="0" w:line="240" w:lineRule="auto"/>
+        <w:ind w:left="720"/>
+        <w:rPr>
+          <w:rFonts w:ascii="Times New Roman" w:hAnsi="Times New Roman" w:cs="Times New Roman"/>
+          <w:b/>
+          <w:bCs/>
+          <w:sz w:val="22"/>
+          <w:szCs w:val="22"/>
+        </w:rPr>
+      </w:pPr>
+      <w:r>
+        <w:rPr>
+          <w:rFonts w:ascii="Times New Roman" w:hAnsi="Times New Roman" w:cs="Times New Roman"/>
+          <w:b/>
+          <w:bCs/>
+          <w:sz w:val="22"/>
+          <w:szCs w:val="22"/>
+        </w:rPr>
+        <w:t xml:space="preserve">  push:</w:t>
+      </w:r>
+    </w:p>
+    <w:p>
+      <w:pPr>
+        <w:spacing w:after="0" w:line="240" w:lineRule="auto"/>
+        <w:ind w:left="720"/>
+        <w:rPr>
+          <w:rFonts w:ascii="Times New Roman" w:hAnsi="Times New Roman" w:cs="Times New Roman"/>
+          <w:b/>
+          <w:bCs/>
+          <w:sz w:val="22"/>
+          <w:szCs w:val="22"/>
+        </w:rPr>
+      </w:pPr>
+      <w:r>
+        <w:rPr>
+          <w:rFonts w:ascii="Times New Roman" w:hAnsi="Times New Roman" w:cs="Times New Roman"/>
+          <w:b/>
+          <w:bCs/>
+          <w:sz w:val="22"/>
+          <w:szCs w:val="22"/>
+        </w:rPr>
+        <w:t xml:space="preserve">    branches:</w:t>
+      </w:r>
+    </w:p>
+    <w:p>
+      <w:pPr>
+        <w:spacing w:after="0" w:line="240" w:lineRule="auto"/>
+        <w:ind w:left="720"/>
+        <w:rPr>
+          <w:rFonts w:ascii="Times New Roman" w:hAnsi="Times New Roman" w:cs="Times New Roman"/>
+          <w:b/>
+          <w:bCs/>
+          <w:sz w:val="22"/>
+          <w:szCs w:val="22"/>
+        </w:rPr>
+      </w:pPr>
+      <w:r>
+        <w:rPr>
+          <w:rFonts w:ascii="Times New Roman" w:hAnsi="Times New Roman" w:cs="Times New Roman"/>
+          <w:b/>
+          <w:bCs/>
+          <w:sz w:val="22"/>
+          <w:szCs w:val="22"/>
+        </w:rPr>
+        <w:lastRenderedPageBreak/>
+        <w:t xml:space="preserve">      - main</w:t>
+      </w:r>
+    </w:p>
+    <w:p>
+      <w:pPr>
+        <w:spacing w:after="0" w:line="240" w:lineRule="auto"/>
+        <w:ind w:left="720"/>
+        <w:rPr>
+          <w:rFonts w:ascii="Times New Roman" w:hAnsi="Times New Roman" w:cs="Times New Roman"/>
+          <w:b/>
+          <w:bCs/>
+          <w:sz w:val="22"/>
+          <w:szCs w:val="22"/>
+        </w:rPr>
+      </w:pPr>
+      <w:r>
+        <w:rPr>
+          <w:rFonts w:ascii="Times New Roman" w:hAnsi="Times New Roman" w:cs="Times New Roman"/>
+          <w:b/>
+          <w:bCs/>
+          <w:sz w:val="22"/>
+          <w:szCs w:val="22"/>
+        </w:rPr>
+        <w:t>jobs:</w:t>
+      </w:r>
+    </w:p>
+    <w:p>
+      <w:pPr>
+        <w:spacing w:after="0" w:line="240" w:lineRule="auto"/>
+        <w:ind w:left="720"/>
+        <w:rPr>
+          <w:rFonts w:ascii="Times New Roman" w:hAnsi="Times New Roman" w:cs="Times New Roman"/>
+          <w:b/>
+          <w:bCs/>
+          <w:sz w:val="22"/>
+          <w:szCs w:val="22"/>
+        </w:rPr>
+      </w:pPr>
+      <w:r>
+        <w:rPr>
+          <w:rFonts w:ascii="Times New Roman" w:hAnsi="Times New Roman" w:cs="Times New Roman"/>
+          <w:b/>
+          <w:bCs/>
+          <w:sz w:val="22"/>
+          <w:szCs w:val="22"/>
+        </w:rPr>
+        <w:t xml:space="preserve">  build:</w:t>
+      </w:r>
+    </w:p>
+    <w:p>
+      <w:pPr>
+        <w:spacing w:after="0" w:line="240" w:lineRule="auto"/>
+        <w:ind w:left="720"/>
+        <w:rPr>
+          <w:rFonts w:ascii="Times New Roman" w:hAnsi="Times New Roman" w:cs="Times New Roman"/>
+          <w:b/>
+          <w:bCs/>
+          <w:sz w:val="22"/>
+          <w:szCs w:val="22"/>
+        </w:rPr>
+      </w:pPr>
+      <w:r>
+        <w:rPr>
+          <w:rFonts w:ascii="Times New Roman" w:hAnsi="Times New Roman" w:cs="Times New Roman"/>
+          <w:b/>
+          <w:bCs/>
+          <w:sz w:val="22"/>
+          <w:szCs w:val="22"/>
+        </w:rPr>
+        <w:t xml:space="preserve">    runs-on: ubuntu-latest</w:t>
+      </w:r>
+    </w:p>
+    <w:p>
+      <w:pPr>
+        <w:spacing w:after="0" w:line="240" w:lineRule="auto"/>
+        <w:ind w:left="720"/>
+        <w:rPr>
+          <w:rFonts w:ascii="Times New Roman" w:hAnsi="Times New Roman" w:cs="Times New Roman"/>
+          <w:b/>
+          <w:bCs/>
+          <w:sz w:val="22"/>
+          <w:szCs w:val="22"/>
+        </w:rPr>
+      </w:pPr>
+      <w:r>
+        <w:rPr>
+          <w:rFonts w:ascii="Times New Roman" w:hAnsi="Times New Roman" w:cs="Times New Roman"/>
+          <w:b/>
+          <w:bCs/>
+          <w:sz w:val="22"/>
+          <w:szCs w:val="22"/>
+        </w:rPr>
+        <w:t xml:space="preserve">    steps:</w:t>
+      </w:r>
+    </w:p>
+    <w:p>
+      <w:pPr>
+        <w:spacing w:after="0" w:line="240" w:lineRule="auto"/>
+        <w:ind w:left="720"/>
+        <w:rPr>
+          <w:rFonts w:ascii="Times New Roman" w:hAnsi="Times New Roman" w:cs="Times New Roman"/>
+          <w:b/>
+          <w:bCs/>
+          <w:sz w:val="22"/>
+          <w:szCs w:val="22"/>
+        </w:rPr>
+      </w:pPr>
+      <w:r>
+        <w:rPr>
+          <w:rFonts w:ascii="Times New Roman" w:hAnsi="Times New Roman" w:cs="Times New Roman"/>
+          <w:b/>
+          <w:bCs/>
+          <w:sz w:val="22"/>
+          <w:szCs w:val="22"/>
+        </w:rPr>
+        <w:t xml:space="preserve">      - name: Checkout repository</w:t>
+      </w:r>
+    </w:p>
+    <w:p>
+      <w:pPr>
+        <w:spacing w:after="0" w:line="240" w:lineRule="auto"/>
+        <w:ind w:left="720"/>
+        <w:rPr>
+          <w:rFonts w:ascii="Times New Roman" w:hAnsi="Times New Roman" w:cs="Times New Roman"/>
+          <w:b/>
+          <w:bCs/>
+          <w:sz w:val="22"/>
+          <w:szCs w:val="22"/>
+        </w:rPr>
+      </w:pPr>
+      <w:r>
+        <w:rPr>
+          <w:rFonts w:ascii="Times New Roman" w:hAnsi="Times New Roman" w:cs="Times New Roman"/>
+          <w:b/>
+          <w:bCs/>
+          <w:sz w:val="22"/>
+          <w:szCs w:val="22"/>
+        </w:rPr>
+        <w:t xml:space="preserve">        uses: actions/checkout@v3</w:t>
+      </w:r>
+    </w:p>
+    <w:p>
+      <w:pPr>
+        <w:spacing w:after="0" w:line="240" w:lineRule="auto"/>
+        <w:ind w:left="720"/>
+        <w:rPr>
+          <w:rFonts w:ascii="Times New Roman" w:hAnsi="Times New Roman" w:cs="Times New Roman"/>
+          <w:b/>
+          <w:bCs/>
+          <w:sz w:val="22"/>
+          <w:szCs w:val="22"/>
+        </w:rPr>
+      </w:pPr>
+      <w:r>
+        <w:rPr>
+          <w:rFonts w:ascii="Times New Roman" w:hAnsi="Times New Roman" w:cs="Times New Roman"/>
+          <w:b/>
+          <w:bCs/>
+          <w:sz w:val="22"/>
+          <w:szCs w:val="22"/>
+        </w:rPr>
+        <w:t xml:space="preserve">      - name: Install dependencies</w:t>
+      </w:r>
+    </w:p>
+    <w:p>
+      <w:pPr>
+        <w:spacing w:after="0" w:line="240" w:lineRule="auto"/>
+        <w:ind w:left="720"/>
+        <w:rPr>
+          <w:rFonts w:ascii="Times New Roman" w:hAnsi="Times New Roman" w:cs="Times New Roman"/>
+          <w:b/>
+          <w:bCs/>
+          <w:sz w:val="22"/>
+          <w:szCs w:val="22"/>
+        </w:rPr>
+      </w:pPr>
+      <w:r>
+        <w:rPr>
+          <w:rFonts w:ascii="Times New Roman" w:hAnsi="Times New Roman" w:cs="Times New Roman"/>
+          <w:b/>
+          <w:bCs/>
+          <w:sz w:val="22"/>
+          <w:szCs w:val="22"/>
+        </w:rPr>
+        <w:t xml:space="preserve">        run: </w:t>
+      </w:r>
+      <w:proofErr w:type="spellStart"/>
+      <w:r>
+        <w:rPr>
+          <w:rFonts w:ascii="Times New Roman" w:hAnsi="Times New Roman" w:cs="Times New Roman"/>
+          <w:b/>
+          <w:bCs/>
+          <w:sz w:val="22"/>
+          <w:szCs w:val="22"/>
+        </w:rPr>
+        <w:t>npm</w:t>
+      </w:r>
+      <w:proofErr w:type="spellEnd"/>
+      <w:r>
+        <w:rPr>
+          <w:rFonts w:ascii="Times New Roman" w:hAnsi="Times New Roman" w:cs="Times New Roman"/>
+          <w:b/>
+          <w:bCs/>
+          <w:sz w:val="22"/>
+          <w:szCs w:val="22"/>
+        </w:rPr>
+        <w:t xml:space="preserve"> install</w:t>
+      </w:r>
+    </w:p>
+    <w:p>
+      <w:pPr>
+        <w:spacing w:after="0" w:line="240" w:lineRule="auto"/>
+        <w:ind w:left="720"/>
+        <w:rPr>
+          <w:rFonts w:ascii="Times New Roman" w:hAnsi="Times New Roman" w:cs="Times New Roman"/>
+          <w:b/>
+          <w:bCs/>
+          <w:sz w:val="22"/>
+          <w:szCs w:val="22"/>
+        </w:rPr>
+      </w:pPr>
+      <w:r>
+        <w:rPr>
+          <w:rFonts w:ascii="Times New Roman" w:hAnsi="Times New Roman" w:cs="Times New Roman"/>
+          <w:b/>
+          <w:bCs/>
+          <w:sz w:val="22"/>
+          <w:szCs w:val="22"/>
+        </w:rPr>
+        <w:t xml:space="preserve">      - name: Run tests</w:t>
+      </w:r>
+    </w:p>
+    <w:p>
+      <w:pPr>
+        <w:spacing w:after="0" w:line="240" w:lineRule="auto"/>
+        <w:ind w:left="720"/>
+        <w:rPr>
+          <w:rFonts w:ascii="Times New Roman" w:hAnsi="Times New Roman" w:cs="Times New Roman"/>
+          <w:b/>
+          <w:bCs/>
+          <w:sz w:val="22"/>
+          <w:szCs w:val="22"/>
+        </w:rPr>
+      </w:pPr>
+      <w:r>
+        <w:rPr>
+          <w:rFonts w:ascii="Times New Roman" w:hAnsi="Times New Roman" w:cs="Times New Roman"/>
+          <w:b/>
+          <w:bCs/>
+          <w:sz w:val="22"/>
+          <w:szCs w:val="22"/>
+        </w:rPr>
+        <w:t xml:space="preserve">        run: </w:t>
+      </w:r>
+      <w:proofErr w:type="spellStart"/>
+      <w:r>
+        <w:rPr>
+          <w:rFonts w:ascii="Times New Roman" w:hAnsi="Times New Roman" w:cs="Times New Roman"/>
+          <w:b/>
+          <w:bCs/>
+          <w:sz w:val="22"/>
+          <w:szCs w:val="22"/>
+        </w:rPr>
+        <w:t>npm</w:t>
+      </w:r>
+      <w:proofErr w:type="spellEnd"/>
+      <w:r>
+        <w:rPr>
+          <w:rFonts w:ascii="Times New Roman" w:hAnsi="Times New Roman" w:cs="Times New Roman"/>
+          <w:b/>
+          <w:bCs/>
+          <w:sz w:val="22"/>
+          <w:szCs w:val="22"/>
+        </w:rPr>
+        <w:t xml:space="preserve"> test</w:t>
+      </w:r>
+    </w:p>
+    <w:p>
+      <w:pPr>
+        <w:spacing w:after="0"/>
+        <w:rPr>
+          <w:rFonts w:ascii="Times New Roman" w:hAnsi="Times New Roman" w:cs="Times New Roman"/>
+        </w:rPr>
+      </w:pPr>
+      <w:r>
+        <w:rPr>
+          <w:rFonts w:ascii="Times New Roman" w:hAnsi="Times New Roman" w:cs="Times New Roman"/>
+        </w:rPr>
+        <w:pict w14:anchorId="439745DC">
+          <v:rect id="_x0000_i1030" style="width:0;height:1.5pt" o:hralign="center" o:hrstd="t" o:hr="t" fillcolor="#a0a0a0" stroked="f"/>
+        </w:pict>
+      </w:r>
+    </w:p>
+    <w:p>
+      <w:pPr>
+        <w:rPr>
+          <w:rFonts w:ascii="Times New Roman" w:hAnsi="Times New Roman" w:cs="Times New Roman"/>
+          <w:b/>
+          <w:bCs/>
+        </w:rPr>
+      </w:pPr>
+      <w:r>
+        <w:rPr>
+          <w:rFonts w:ascii="Times New Roman" w:hAnsi="Times New Roman" w:cs="Times New Roman"/>
+          <w:b/>
+          <w:bCs/>
+        </w:rPr>
+        <w:t>3. Scheduled Workflows</w:t>
+      </w:r>
+    </w:p>
+    <w:p>
+      <w:pPr>
+        <w:rPr>
+          <w:rFonts w:ascii="Times New Roman" w:hAnsi="Times New Roman" w:cs="Times New Roman"/>
+        </w:rPr>
+      </w:pPr>
+      <w:r>
+        <w:rPr>
+          <w:rFonts w:ascii="Times New Roman" w:hAnsi="Times New Roman" w:cs="Times New Roman"/>
+        </w:rPr>
+        <w:t xml:space="preserve">Scheduled </w:t>
+      </w:r>
+      <w:r>
+        <w:rPr>
+          <w:rFonts w:ascii="Times New Roman" w:hAnsi="Times New Roman" w:cs="Times New Roman"/>
+          <w:highlight w:val="yellow"/>
+        </w:rPr>
+        <w:t xml:space="preserve">workflows run at predefined times using </w:t>
+      </w:r>
+      <w:proofErr w:type="spellStart"/>
+      <w:r>
+        <w:rPr>
+          <w:rFonts w:ascii="Times New Roman" w:hAnsi="Times New Roman" w:cs="Times New Roman"/>
+          <w:highlight w:val="yellow"/>
+        </w:rPr>
+        <w:t>cron</w:t>
+      </w:r>
+      <w:proofErr w:type="spellEnd"/>
+      <w:r>
+        <w:rPr>
+          <w:rFonts w:ascii="Times New Roman" w:hAnsi="Times New Roman" w:cs="Times New Roman"/>
+          <w:highlight w:val="yellow"/>
+        </w:rPr>
+        <w:t xml:space="preserve"> syntax</w:t>
+      </w:r>
+      <w:r>
+        <w:rPr>
+          <w:rFonts w:ascii="Times New Roman" w:hAnsi="Times New Roman" w:cs="Times New Roman"/>
+        </w:rPr>
+        <w:t>. They're ideal for tasks like</w:t>
+      </w:r>
+      <w:r>
+        <w:rPr>
+          <w:rFonts w:ascii="Times New Roman" w:hAnsi="Times New Roman" w:cs="Times New Roman"/>
+        </w:rPr>
+        <w:t xml:space="preserve"> </w:t>
+      </w:r>
+    </w:p>
+    <w:p>
+      <w:pPr>
+        <w:numPr>
+          <w:ilvl w:val="0"/>
+          <w:numId w:val="10"/>
+        </w:numPr>
+        <w:rPr>
+          <w:rFonts w:ascii="Times New Roman" w:hAnsi="Times New Roman" w:cs="Times New Roman"/>
+        </w:rPr>
+      </w:pPr>
+      <w:r>
+        <w:rPr>
+          <w:rFonts w:ascii="Times New Roman" w:hAnsi="Times New Roman" w:cs="Times New Roman"/>
+        </w:rPr>
+        <w:t xml:space="preserve">Nightly </w:t>
+      </w:r>
+      <w:r>
+        <w:rPr>
+          <w:rFonts w:ascii="Times New Roman" w:hAnsi="Times New Roman" w:cs="Times New Roman"/>
+        </w:rPr>
+        <w:t xml:space="preserve">builds: </w:t>
+      </w:r>
+      <w:proofErr w:type="spellStart"/>
+      <w:r>
+        <w:rPr>
+          <w:rFonts w:ascii="Nirmala UI" w:hAnsi="Nirmala UI" w:cs="Nirmala UI"/>
+          <w:sz w:val="16"/>
+          <w:szCs w:val="16"/>
+        </w:rPr>
+        <w:t>ఇది</w:t>
+      </w:r>
+      <w:proofErr w:type="spellEnd"/>
+      <w:r>
+        <w:rPr>
+          <w:rFonts w:ascii="Times New Roman" w:hAnsi="Times New Roman" w:cs="Times New Roman"/>
+          <w:sz w:val="16"/>
+          <w:szCs w:val="16"/>
+        </w:rPr>
+        <w:t xml:space="preserve"> </w:t>
+      </w:r>
+      <w:proofErr w:type="spellStart"/>
+      <w:r>
+        <w:rPr>
+          <w:rFonts w:ascii="Nirmala UI" w:hAnsi="Nirmala UI" w:cs="Nirmala UI"/>
+          <w:sz w:val="16"/>
+          <w:szCs w:val="16"/>
+        </w:rPr>
+        <w:t>తాజా</w:t>
+      </w:r>
+      <w:proofErr w:type="spellEnd"/>
+      <w:r>
+        <w:rPr>
+          <w:rFonts w:ascii="Times New Roman" w:hAnsi="Times New Roman" w:cs="Times New Roman"/>
+          <w:sz w:val="16"/>
+          <w:szCs w:val="16"/>
+        </w:rPr>
+        <w:t xml:space="preserve"> </w:t>
+      </w:r>
+      <w:proofErr w:type="spellStart"/>
+      <w:r>
+        <w:rPr>
+          <w:rFonts w:ascii="Nirmala UI" w:hAnsi="Nirmala UI" w:cs="Nirmala UI"/>
+          <w:sz w:val="16"/>
+          <w:szCs w:val="16"/>
+        </w:rPr>
+        <w:t>మార్పులను</w:t>
+      </w:r>
+      <w:proofErr w:type="spellEnd"/>
+      <w:r>
+        <w:rPr>
+          <w:rFonts w:ascii="Times New Roman" w:hAnsi="Times New Roman" w:cs="Times New Roman"/>
+          <w:sz w:val="16"/>
+          <w:szCs w:val="16"/>
+        </w:rPr>
+        <w:t xml:space="preserve"> </w:t>
+      </w:r>
+      <w:proofErr w:type="spellStart"/>
+      <w:r>
+        <w:rPr>
+          <w:rFonts w:ascii="Nirmala UI" w:hAnsi="Nirmala UI" w:cs="Nirmala UI"/>
+          <w:sz w:val="16"/>
+          <w:szCs w:val="16"/>
+        </w:rPr>
+        <w:t>పరీక్షించడానికి</w:t>
+      </w:r>
+      <w:proofErr w:type="spellEnd"/>
+      <w:r>
+        <w:rPr>
+          <w:rFonts w:ascii="Times New Roman" w:hAnsi="Times New Roman" w:cs="Times New Roman"/>
+          <w:sz w:val="16"/>
+          <w:szCs w:val="16"/>
+        </w:rPr>
+        <w:t xml:space="preserve">, </w:t>
+      </w:r>
+      <w:proofErr w:type="spellStart"/>
+      <w:r>
+        <w:rPr>
+          <w:rFonts w:ascii="Nirmala UI" w:hAnsi="Nirmala UI" w:cs="Nirmala UI"/>
+          <w:sz w:val="16"/>
+          <w:szCs w:val="16"/>
+        </w:rPr>
+        <w:t>బగ్</w:t>
+      </w:r>
+      <w:r>
+        <w:rPr>
+          <w:rFonts w:ascii="Times New Roman" w:hAnsi="Times New Roman" w:cs="Times New Roman"/>
+          <w:sz w:val="16"/>
+          <w:szCs w:val="16"/>
+        </w:rPr>
+        <w:t>‌</w:t>
+      </w:r>
+      <w:r>
+        <w:rPr>
+          <w:rFonts w:ascii="Nirmala UI" w:hAnsi="Nirmala UI" w:cs="Nirmala UI"/>
+          <w:sz w:val="16"/>
+          <w:szCs w:val="16"/>
+        </w:rPr>
+        <w:t>లను</w:t>
+      </w:r>
+      <w:proofErr w:type="spellEnd"/>
+      <w:r>
+        <w:rPr>
+          <w:rFonts w:ascii="Times New Roman" w:hAnsi="Times New Roman" w:cs="Times New Roman"/>
+          <w:sz w:val="16"/>
+          <w:szCs w:val="16"/>
+        </w:rPr>
+        <w:t xml:space="preserve"> </w:t>
+      </w:r>
+      <w:proofErr w:type="spellStart"/>
+      <w:r>
+        <w:rPr>
+          <w:rFonts w:ascii="Nirmala UI" w:hAnsi="Nirmala UI" w:cs="Nirmala UI"/>
+          <w:sz w:val="16"/>
+          <w:szCs w:val="16"/>
+        </w:rPr>
+        <w:t>గుర్తించడానికి</w:t>
+      </w:r>
+      <w:proofErr w:type="spellEnd"/>
+      <w:r>
+        <w:rPr>
+          <w:rFonts w:ascii="Times New Roman" w:hAnsi="Times New Roman" w:cs="Times New Roman"/>
+          <w:sz w:val="16"/>
+          <w:szCs w:val="16"/>
+        </w:rPr>
+        <w:t xml:space="preserve">, </w:t>
+      </w:r>
+      <w:proofErr w:type="spellStart"/>
+      <w:r>
+        <w:rPr>
+          <w:rFonts w:ascii="Nirmala UI" w:hAnsi="Nirmala UI" w:cs="Nirmala UI"/>
+          <w:sz w:val="16"/>
+          <w:szCs w:val="16"/>
+        </w:rPr>
+        <w:t>మరియు</w:t>
+      </w:r>
+      <w:proofErr w:type="spellEnd"/>
+      <w:r>
+        <w:rPr>
+          <w:rFonts w:ascii="Times New Roman" w:hAnsi="Times New Roman" w:cs="Times New Roman"/>
+          <w:sz w:val="16"/>
+          <w:szCs w:val="16"/>
+        </w:rPr>
+        <w:t xml:space="preserve"> </w:t>
+      </w:r>
+      <w:proofErr w:type="spellStart"/>
+      <w:r>
+        <w:rPr>
+          <w:rFonts w:ascii="Nirmala UI" w:hAnsi="Nirmala UI" w:cs="Nirmala UI"/>
+          <w:sz w:val="16"/>
+          <w:szCs w:val="16"/>
+        </w:rPr>
+        <w:t>సాఫ్ట్</w:t>
+      </w:r>
+      <w:r>
+        <w:rPr>
+          <w:rFonts w:ascii="Times New Roman" w:hAnsi="Times New Roman" w:cs="Times New Roman"/>
+          <w:sz w:val="16"/>
+          <w:szCs w:val="16"/>
+        </w:rPr>
+        <w:t>‌</w:t>
+      </w:r>
+      <w:r>
+        <w:rPr>
+          <w:rFonts w:ascii="Nirmala UI" w:hAnsi="Nirmala UI" w:cs="Nirmala UI"/>
+          <w:sz w:val="16"/>
+          <w:szCs w:val="16"/>
+        </w:rPr>
+        <w:t>వేర్</w:t>
+      </w:r>
+      <w:proofErr w:type="spellEnd"/>
+      <w:r>
+        <w:rPr>
+          <w:rFonts w:ascii="Times New Roman" w:hAnsi="Times New Roman" w:cs="Times New Roman"/>
+          <w:sz w:val="16"/>
+          <w:szCs w:val="16"/>
+        </w:rPr>
+        <w:t xml:space="preserve"> </w:t>
+      </w:r>
+      <w:proofErr w:type="spellStart"/>
+      <w:r>
+        <w:rPr>
+          <w:rFonts w:ascii="Nirmala UI" w:hAnsi="Nirmala UI" w:cs="Nirmala UI"/>
+          <w:sz w:val="16"/>
+          <w:szCs w:val="16"/>
+        </w:rPr>
+        <w:t>స్థిరతను</w:t>
+      </w:r>
+      <w:proofErr w:type="spellEnd"/>
+      <w:r>
+        <w:rPr>
+          <w:rFonts w:ascii="Times New Roman" w:hAnsi="Times New Roman" w:cs="Times New Roman"/>
+          <w:sz w:val="16"/>
+          <w:szCs w:val="16"/>
+        </w:rPr>
+        <w:t xml:space="preserve"> </w:t>
+      </w:r>
+      <w:proofErr w:type="spellStart"/>
+      <w:r>
+        <w:rPr>
+          <w:rFonts w:ascii="Nirmala UI" w:hAnsi="Nirmala UI" w:cs="Nirmala UI"/>
+          <w:sz w:val="16"/>
+          <w:szCs w:val="16"/>
+        </w:rPr>
+        <w:t>నిర్ధారించడానికి</w:t>
+      </w:r>
+      <w:proofErr w:type="spellEnd"/>
+      <w:r>
+        <w:rPr>
+          <w:rFonts w:ascii="Times New Roman" w:hAnsi="Times New Roman" w:cs="Times New Roman"/>
+          <w:sz w:val="16"/>
+          <w:szCs w:val="16"/>
+        </w:rPr>
+        <w:t xml:space="preserve"> </w:t>
+      </w:r>
+      <w:proofErr w:type="spellStart"/>
+      <w:r>
+        <w:rPr>
+          <w:rFonts w:ascii="Nirmala UI" w:hAnsi="Nirmala UI" w:cs="Nirmala UI"/>
+          <w:sz w:val="16"/>
+          <w:szCs w:val="16"/>
+        </w:rPr>
+        <w:t>ఉపయోగపడుతుంది</w:t>
+      </w:r>
+      <w:proofErr w:type="spellEnd"/>
+      <w:r>
+        <w:rPr>
+          <w:rFonts w:ascii="Times New Roman" w:hAnsi="Times New Roman" w:cs="Times New Roman"/>
+          <w:sz w:val="16"/>
+          <w:szCs w:val="16"/>
+        </w:rPr>
+        <w:t xml:space="preserve">. </w:t>
+      </w:r>
+      <w:proofErr w:type="spellStart"/>
+      <w:r>
+        <w:rPr>
+          <w:rFonts w:ascii="Nirmala UI" w:hAnsi="Nirmala UI" w:cs="Nirmala UI"/>
+          <w:sz w:val="16"/>
+          <w:szCs w:val="16"/>
+        </w:rPr>
+        <w:t>అయితే</w:t>
+      </w:r>
+      <w:proofErr w:type="spellEnd"/>
+      <w:r>
+        <w:rPr>
+          <w:rFonts w:ascii="Times New Roman" w:hAnsi="Times New Roman" w:cs="Times New Roman"/>
+          <w:sz w:val="16"/>
+          <w:szCs w:val="16"/>
+        </w:rPr>
+        <w:t xml:space="preserve">, </w:t>
+      </w:r>
+      <w:r>
+        <w:rPr>
+          <w:rFonts w:ascii="Nirmala UI" w:hAnsi="Nirmala UI" w:cs="Nirmala UI"/>
+          <w:sz w:val="16"/>
+          <w:szCs w:val="16"/>
+        </w:rPr>
+        <w:t>ఈ</w:t>
+      </w:r>
+      <w:r>
+        <w:rPr>
+          <w:rFonts w:ascii="Times New Roman" w:hAnsi="Times New Roman" w:cs="Times New Roman"/>
+          <w:sz w:val="16"/>
+          <w:szCs w:val="16"/>
+        </w:rPr>
+        <w:t xml:space="preserve"> </w:t>
+      </w:r>
+      <w:proofErr w:type="spellStart"/>
+      <w:r>
+        <w:rPr>
+          <w:rFonts w:ascii="Nirmala UI" w:hAnsi="Nirmala UI" w:cs="Nirmala UI"/>
+          <w:sz w:val="16"/>
+          <w:szCs w:val="16"/>
+        </w:rPr>
+        <w:t>బిల్డ్</w:t>
+      </w:r>
+      <w:r>
+        <w:rPr>
+          <w:rFonts w:ascii="Times New Roman" w:hAnsi="Times New Roman" w:cs="Times New Roman"/>
+          <w:sz w:val="16"/>
+          <w:szCs w:val="16"/>
+        </w:rPr>
+        <w:t>‌</w:t>
+      </w:r>
+      <w:r>
+        <w:rPr>
+          <w:rFonts w:ascii="Nirmala UI" w:hAnsi="Nirmala UI" w:cs="Nirmala UI"/>
+          <w:sz w:val="16"/>
+          <w:szCs w:val="16"/>
+        </w:rPr>
+        <w:t>లు</w:t>
+      </w:r>
+      <w:proofErr w:type="spellEnd"/>
+      <w:r>
+        <w:rPr>
+          <w:rFonts w:ascii="Times New Roman" w:hAnsi="Times New Roman" w:cs="Times New Roman"/>
+          <w:sz w:val="16"/>
+          <w:szCs w:val="16"/>
+        </w:rPr>
+        <w:t xml:space="preserve"> </w:t>
+      </w:r>
+      <w:proofErr w:type="spellStart"/>
+      <w:r>
+        <w:rPr>
+          <w:rFonts w:ascii="Nirmala UI" w:hAnsi="Nirmala UI" w:cs="Nirmala UI"/>
+          <w:sz w:val="16"/>
+          <w:szCs w:val="16"/>
+        </w:rPr>
+        <w:t>పూర్తిగా</w:t>
+      </w:r>
+      <w:proofErr w:type="spellEnd"/>
+      <w:r>
+        <w:rPr>
+          <w:rFonts w:ascii="Times New Roman" w:hAnsi="Times New Roman" w:cs="Times New Roman"/>
+          <w:sz w:val="16"/>
+          <w:szCs w:val="16"/>
+        </w:rPr>
+        <w:t xml:space="preserve"> </w:t>
+      </w:r>
+      <w:proofErr w:type="spellStart"/>
+      <w:r>
+        <w:rPr>
+          <w:rFonts w:ascii="Nirmala UI" w:hAnsi="Nirmala UI" w:cs="Nirmala UI"/>
+          <w:sz w:val="16"/>
+          <w:szCs w:val="16"/>
+        </w:rPr>
+        <w:t>పరీక్షించబడకపోవచ్చు</w:t>
+      </w:r>
+      <w:proofErr w:type="spellEnd"/>
+      <w:r>
+        <w:rPr>
+          <w:rFonts w:ascii="Times New Roman" w:hAnsi="Times New Roman" w:cs="Times New Roman"/>
+          <w:sz w:val="16"/>
+          <w:szCs w:val="16"/>
+        </w:rPr>
+        <w:t>,</w:t>
+      </w:r>
+    </w:p>
+    <w:p>
+      <w:pPr>
+        <w:numPr>
+          <w:ilvl w:val="0"/>
+          <w:numId w:val="10"/>
+        </w:numPr>
+        <w:rPr>
+          <w:rFonts w:ascii="Times New Roman" w:hAnsi="Times New Roman" w:cs="Times New Roman"/>
+        </w:rPr>
+      </w:pPr>
+      <w:r>
+        <w:rPr>
+          <w:rFonts w:ascii="Times New Roman" w:hAnsi="Times New Roman" w:cs="Times New Roman"/>
+        </w:rPr>
+        <w:t>Periodic data backups</w:t>
+      </w:r>
+    </w:p>
+    <w:p>
+      <w:pPr>
+        <w:numPr>
+          <w:ilvl w:val="0"/>
+          <w:numId w:val="10"/>
+        </w:numPr>
+        <w:rPr>
+          <w:rFonts w:ascii="Times New Roman" w:hAnsi="Times New Roman" w:cs="Times New Roman"/>
+        </w:rPr>
+      </w:pPr>
+      <w:r>
+        <w:rPr>
+          <w:rFonts w:ascii="Times New Roman" w:hAnsi="Times New Roman" w:cs="Times New Roman"/>
+        </w:rPr>
+        <w:t>Regular dependency updates</w:t>
+      </w:r>
+    </w:p>
+    <w:p>
+      <w:pPr>
+        <w:rPr>
+          <w:rFonts w:ascii="Times New Roman" w:hAnsi="Times New Roman" w:cs="Times New Roman"/>
+        </w:rPr>
+      </w:pPr>
+      <w:r>
+        <w:rPr>
+          <w:rFonts w:ascii="Times New Roman" w:hAnsi="Times New Roman" w:cs="Times New Roman"/>
+        </w:rPr>
+        <w:t xml:space="preserve">This allows for routine maintenance and operations without manual intervention. </w:t>
+      </w:r>
+    </w:p>
+    <w:p>
+      <w:pPr>
+        <w:rPr>
+          <w:rFonts w:ascii="Times New Roman" w:hAnsi="Times New Roman" w:cs="Times New Roman"/>
+        </w:rPr>
+      </w:pPr>
+      <w:r>
+        <w:rPr>
+          <w:rFonts w:ascii="Times New Roman" w:hAnsi="Times New Roman" w:cs="Times New Roman"/>
+          <w:highlight w:val="darkGray"/>
+        </w:rPr>
+        <w:t xml:space="preserve">Example </w:t>
+      </w:r>
+      <w:proofErr w:type="gramStart"/>
+      <w:r>
+        <w:rPr>
+          <w:rFonts w:ascii="Times New Roman" w:hAnsi="Times New Roman" w:cs="Times New Roman"/>
+          <w:highlight w:val="darkGray"/>
+        </w:rPr>
+        <w:t>code:-</w:t>
+      </w:r>
+      <w:proofErr w:type="gramEnd"/>
+      <w:r>
+        <w:rPr>
+          <w:rFonts w:ascii="Times New Roman" w:hAnsi="Times New Roman" w:cs="Times New Roman"/>
+          <w:highlight w:val="darkGray"/>
+        </w:rPr>
+        <w:t>-</w:t>
+      </w:r>
+    </w:p>
+    <w:p>
+      <w:pPr>
+        <w:spacing w:after="0"/>
+        <w:rPr>
+          <w:rFonts w:ascii="Times New Roman" w:hAnsi="Times New Roman" w:cs="Times New Roman"/>
+          <w:b/>
+          <w:bCs/>
+        </w:rPr>
+      </w:pPr>
+      <w:r>
+        <w:rPr>
+          <w:rFonts w:ascii="Times New Roman" w:hAnsi="Times New Roman" w:cs="Times New Roman"/>
+          <w:b/>
+          <w:bCs/>
+        </w:rPr>
+        <w:t>name: Scheduled Workflow</w:t>
+      </w:r>
+    </w:p>
+    <w:p>
+      <w:pPr>
+        <w:spacing w:after="0"/>
+        <w:rPr>
+          <w:rFonts w:ascii="Times New Roman" w:hAnsi="Times New Roman" w:cs="Times New Roman"/>
+          <w:b/>
+          <w:bCs/>
+        </w:rPr>
+      </w:pPr>
+      <w:r>
+        <w:rPr>
+          <w:rFonts w:ascii="Times New Roman" w:hAnsi="Times New Roman" w:cs="Times New Roman"/>
+          <w:b/>
+          <w:bCs/>
+        </w:rPr>
+        <w:t>on:</w:t>
+      </w:r>
+    </w:p>
+    <w:p>
+      <w:pPr>
+        <w:spacing w:after="0"/>
+        <w:rPr>
+          <w:rFonts w:ascii="Times New Roman" w:hAnsi="Times New Roman" w:cs="Times New Roman"/>
+          <w:b/>
+          <w:bCs/>
+        </w:rPr>
+      </w:pPr>
+      <w:r>
+        <w:rPr>
+          <w:rFonts w:ascii="Times New Roman" w:hAnsi="Times New Roman" w:cs="Times New Roman"/>
+          <w:b/>
+          <w:bCs/>
+        </w:rPr>
+        <w:t xml:space="preserve">  schedule:</w:t>
+      </w:r>
+    </w:p>
+    <w:p>
+      <w:pPr>
+        <w:spacing w:after="0"/>
+        <w:rPr>
+          <w:rFonts w:ascii="Times New Roman" w:hAnsi="Times New Roman" w:cs="Times New Roman"/>
+          <w:b/>
+          <w:bCs/>
+        </w:rPr>
+      </w:pPr>
+      <w:r>
+        <w:rPr>
+          <w:rFonts w:ascii="Times New Roman" w:hAnsi="Times New Roman" w:cs="Times New Roman"/>
+          <w:b/>
+          <w:bCs/>
+        </w:rPr>
+        <w:t xml:space="preserve">    </w:t>
+      </w:r>
+      <w:r>
+        <w:rPr>
+          <w:rFonts w:ascii="Times New Roman" w:hAnsi="Times New Roman" w:cs="Times New Roman"/>
+          <w:b/>
+          <w:bCs/>
+          <w:highlight w:val="yellow"/>
+        </w:rPr>
+        <w:t xml:space="preserve">- </w:t>
+      </w:r>
+      <w:proofErr w:type="spellStart"/>
+      <w:r>
+        <w:rPr>
+          <w:rFonts w:ascii="Times New Roman" w:hAnsi="Times New Roman" w:cs="Times New Roman"/>
+          <w:b/>
+          <w:bCs/>
+          <w:highlight w:val="yellow"/>
+        </w:rPr>
+        <w:t>cron</w:t>
+      </w:r>
+      <w:proofErr w:type="spellEnd"/>
+      <w:r>
+        <w:rPr>
+          <w:rFonts w:ascii="Times New Roman" w:hAnsi="Times New Roman" w:cs="Times New Roman"/>
+          <w:b/>
+          <w:bCs/>
+          <w:highlight w:val="yellow"/>
+        </w:rPr>
+        <w:t>: "0 3 * * *" # Runs daily at 3 AM UTC</w:t>
+      </w:r>
+    </w:p>
+    <w:p>
+      <w:pPr>
+        <w:spacing w:after="0"/>
+        <w:rPr>
+          <w:rFonts w:ascii="Times New Roman" w:hAnsi="Times New Roman" w:cs="Times New Roman"/>
+          <w:b/>
+          <w:bCs/>
+        </w:rPr>
+      </w:pPr>
+    </w:p>
+    <w:p>
+      <w:pPr>
+        <w:spacing w:after="0"/>
+        <w:rPr>
+          <w:rFonts w:ascii="Times New Roman" w:hAnsi="Times New Roman" w:cs="Times New Roman"/>
+          <w:b/>
+          <w:bCs/>
+        </w:rPr>
+      </w:pPr>
+      <w:r>
+        <w:rPr>
+          <w:rFonts w:ascii="Times New Roman" w:hAnsi="Times New Roman" w:cs="Times New Roman"/>
+          <w:b/>
+          <w:bCs/>
+        </w:rPr>
+        <w:t>jobs:</w:t>
+      </w:r>
+    </w:p>
+    <w:p>
+      <w:pPr>
+        <w:spacing w:after="0"/>
+        <w:rPr>
+          <w:rFonts w:ascii="Times New Roman" w:hAnsi="Times New Roman" w:cs="Times New Roman"/>
+          <w:b/>
+          <w:bCs/>
+        </w:rPr>
+      </w:pPr>
+      <w:r>
+        <w:rPr>
+          <w:rFonts w:ascii="Times New Roman" w:hAnsi="Times New Roman" w:cs="Times New Roman"/>
+          <w:b/>
+          <w:bCs/>
+        </w:rPr>
+        <w:t xml:space="preserve">  backup:</w:t>
+      </w:r>
+    </w:p>
+    <w:p>
+      <w:pPr>
+        <w:spacing w:after="0"/>
+        <w:rPr>
+          <w:rFonts w:ascii="Times New Roman" w:hAnsi="Times New Roman" w:cs="Times New Roman"/>
+          <w:b/>
+          <w:bCs/>
+        </w:rPr>
+      </w:pPr>
+      <w:r>
+        <w:rPr>
+          <w:rFonts w:ascii="Times New Roman" w:hAnsi="Times New Roman" w:cs="Times New Roman"/>
+          <w:b/>
+          <w:bCs/>
+        </w:rPr>
+        <w:t xml:space="preserve">    runs-on: ubuntu-latest</w:t>
+      </w:r>
+    </w:p>
+    <w:p>
+      <w:pPr>
+        <w:spacing w:after="0"/>
+        <w:rPr>
+          <w:rFonts w:ascii="Times New Roman" w:hAnsi="Times New Roman" w:cs="Times New Roman"/>
+          <w:b/>
+          <w:bCs/>
+        </w:rPr>
+      </w:pPr>
+      <w:r>
+        <w:rPr>
+          <w:rFonts w:ascii="Times New Roman" w:hAnsi="Times New Roman" w:cs="Times New Roman"/>
+          <w:b/>
+          <w:bCs/>
+        </w:rPr>
+        <w:t xml:space="preserve">    steps:</w:t>
+      </w:r>
+    </w:p>
+    <w:p>
+      <w:pPr>
+        <w:spacing w:after="0"/>
+        <w:rPr>
+          <w:rFonts w:ascii="Times New Roman" w:hAnsi="Times New Roman" w:cs="Times New Roman"/>
+          <w:b/>
+          <w:bCs/>
+        </w:rPr>
+      </w:pPr>
+      <w:r>
+        <w:rPr>
+          <w:rFonts w:ascii="Times New Roman" w:hAnsi="Times New Roman" w:cs="Times New Roman"/>
+          <w:b/>
+          <w:bCs/>
+        </w:rPr>
+        <w:t xml:space="preserve">      - name: Run backup script</w:t>
+      </w:r>
+    </w:p>
+    <w:p>
+      <w:pPr>
+        <w:rPr>
+          <w:rFonts w:ascii="Times New Roman" w:hAnsi="Times New Roman" w:cs="Times New Roman"/>
+          <w:b/>
+          <w:bCs/>
+        </w:rPr>
+      </w:pPr>
+      <w:r>
+        <w:rPr>
+          <w:rFonts w:ascii="Times New Roman" w:hAnsi="Times New Roman" w:cs="Times New Roman"/>
+          <w:b/>
+          <w:bCs/>
+        </w:rPr>
+        <w:t xml:space="preserve">        run: python backup.py</w:t>
+      </w:r>
+    </w:p>
+    <w:p>
+      <w:pPr>
+        <w:rPr>
+          <w:rFonts w:ascii="Times New Roman" w:hAnsi="Times New Roman" w:cs="Times New Roman"/>
+        </w:rPr>
+      </w:pPr>
+      <w:r>
+        <w:rPr>
+          <w:rFonts w:ascii="Times New Roman" w:hAnsi="Times New Roman" w:cs="Times New Roman"/>
+        </w:rPr>
+        <w:pict w14:anchorId="1D5FE742">
+          <v:rect id="_x0000_i1031" style="width:0;height:1.5pt" o:hralign="center" o:hrstd="t" o:hr="t" fillcolor="#a0a0a0" stroked="f"/>
+        </w:pict>
+      </w:r>
+    </w:p>
+    <w:p>
+      <w:pPr>
+        <w:rPr>
+          <w:rFonts w:ascii="Times New Roman" w:hAnsi="Times New Roman" w:cs="Times New Roman"/>
+          <w:b/>
+          <w:bCs/>
+        </w:rPr>
+      </w:pPr>
+      <w:r>
+        <w:rPr>
+          <w:rFonts w:ascii="Times New Roman" w:hAnsi="Times New Roman" w:cs="Times New Roman"/>
+          <w:b/>
+          <w:bCs/>
+        </w:rPr>
+        <w:t>4. Manual Workflows</w:t>
+      </w:r>
+    </w:p>
+    <w:p>
+      <w:pPr>
+        <w:rPr>
+          <w:rFonts w:ascii="Times New Roman" w:hAnsi="Times New Roman" w:cs="Times New Roman"/>
+        </w:rPr>
+      </w:pPr>
+      <w:r>
+        <w:rPr>
+          <w:rFonts w:ascii="Times New Roman" w:hAnsi="Times New Roman" w:cs="Times New Roman"/>
+        </w:rPr>
+        <w:t xml:space="preserve">Manual workflows </w:t>
+      </w:r>
+      <w:r>
+        <w:rPr>
+          <w:rFonts w:ascii="Times New Roman" w:hAnsi="Times New Roman" w:cs="Times New Roman"/>
+          <w:highlight w:val="yellow"/>
+        </w:rPr>
+        <w:t>are triggered by users through the GitHub interface using the workflow_dispatch event</w:t>
+      </w:r>
+      <w:r>
+        <w:rPr>
+          <w:rFonts w:ascii="Times New Roman" w:hAnsi="Times New Roman" w:cs="Times New Roman"/>
+        </w:rPr>
+        <w:t xml:space="preserve">. They can </w:t>
+      </w:r>
+      <w:r>
+        <w:rPr>
+          <w:rFonts w:ascii="Times New Roman" w:hAnsi="Times New Roman" w:cs="Times New Roman"/>
+          <w:highlight w:val="yellow"/>
+        </w:rPr>
+        <w:t>accept inputs, enabling customizable operations</w:t>
+      </w:r>
+      <w:r>
+        <w:rPr>
+          <w:rFonts w:ascii="Times New Roman" w:hAnsi="Times New Roman" w:cs="Times New Roman"/>
+        </w:rPr>
+        <w:t xml:space="preserve"> such as:</w:t>
+      </w:r>
+    </w:p>
+    <w:p>
+      <w:pPr>
+        <w:numPr>
+          <w:ilvl w:val="0"/>
+          <w:numId w:val="11"/>
+        </w:numPr>
+        <w:rPr>
+          <w:rFonts w:ascii="Times New Roman" w:hAnsi="Times New Roman" w:cs="Times New Roman"/>
+        </w:rPr>
+      </w:pPr>
+      <w:r>
+        <w:rPr>
+          <w:rFonts w:ascii="Times New Roman" w:hAnsi="Times New Roman" w:cs="Times New Roman"/>
+        </w:rPr>
+        <w:t>Triggering deployments with specific parameters</w:t>
+      </w:r>
+    </w:p>
+    <w:p>
+      <w:pPr>
+        <w:numPr>
+          <w:ilvl w:val="0"/>
+          <w:numId w:val="11"/>
+        </w:numPr>
+        <w:rPr>
+          <w:rFonts w:ascii="Times New Roman" w:hAnsi="Times New Roman" w:cs="Times New Roman"/>
+        </w:rPr>
+      </w:pPr>
+      <w:r>
+        <w:rPr>
+          <w:rFonts w:ascii="Times New Roman" w:hAnsi="Times New Roman" w:cs="Times New Roman"/>
+        </w:rPr>
+        <w:t>Running maintenance scripts on demand</w:t>
+      </w:r>
+    </w:p>
+    <w:p>
+      <w:pPr>
+        <w:numPr>
+          <w:ilvl w:val="0"/>
+          <w:numId w:val="11"/>
+        </w:numPr>
+        <w:rPr>
+          <w:rFonts w:ascii="Times New Roman" w:hAnsi="Times New Roman" w:cs="Times New Roman"/>
+          <w:highlight w:val="yellow"/>
+        </w:rPr>
+      </w:pPr>
+      <w:r>
+        <w:rPr>
+          <w:rFonts w:ascii="Times New Roman" w:hAnsi="Times New Roman" w:cs="Times New Roman"/>
+          <w:highlight w:val="yellow"/>
+        </w:rPr>
+        <w:t>Generating reports with user-defined criteria</w:t>
+      </w:r>
+    </w:p>
+    <w:p>
+      <w:pPr>
+        <w:rPr>
+          <w:rFonts w:ascii="Times New Roman" w:hAnsi="Times New Roman" w:cs="Times New Roman"/>
+        </w:rPr>
+      </w:pPr>
+      <w:r>
+        <w:rPr>
+          <w:rFonts w:ascii="Times New Roman" w:hAnsi="Times New Roman" w:cs="Times New Roman"/>
+        </w:rPr>
+        <w:lastRenderedPageBreak/>
+        <w:t xml:space="preserve">This provides flexibility for operations that require human oversight or specific configurations. </w:t>
+      </w:r>
+    </w:p>
+    <w:p>
+      <w:pPr>
+        <w:rPr>
+          <w:rFonts w:ascii="Times New Roman" w:hAnsi="Times New Roman" w:cs="Times New Roman"/>
+        </w:rPr>
+      </w:pPr>
+      <w:r>
+        <w:rPr>
+          <w:rFonts w:ascii="Times New Roman" w:hAnsi="Times New Roman" w:cs="Times New Roman"/>
+        </w:rPr>
+        <w:t>Example code: --</w:t>
+      </w:r>
+    </w:p>
+    <w:p>
+      <w:pPr>
+        <w:spacing w:after="0"/>
+        <w:rPr>
+          <w:rFonts w:ascii="Times New Roman" w:hAnsi="Times New Roman" w:cs="Times New Roman"/>
+          <w:b/>
+          <w:bCs/>
+        </w:rPr>
+      </w:pPr>
+      <w:r>
+        <w:rPr>
+          <w:rFonts w:ascii="Times New Roman" w:hAnsi="Times New Roman" w:cs="Times New Roman"/>
+          <w:b/>
+          <w:bCs/>
+        </w:rPr>
+        <w:t>name: Manual Workflow</w:t>
+      </w:r>
+    </w:p>
+    <w:p>
+      <w:pPr>
+        <w:spacing w:after="0"/>
+        <w:rPr>
+          <w:rFonts w:ascii="Times New Roman" w:hAnsi="Times New Roman" w:cs="Times New Roman"/>
+          <w:b/>
+          <w:bCs/>
+        </w:rPr>
+      </w:pPr>
+      <w:r>
+        <w:rPr>
+          <w:rFonts w:ascii="Times New Roman" w:hAnsi="Times New Roman" w:cs="Times New Roman"/>
+          <w:b/>
+          <w:bCs/>
+        </w:rPr>
+        <w:t>on:</w:t>
+      </w:r>
+    </w:p>
+    <w:p>
+      <w:pPr>
+        <w:spacing w:after="0"/>
+        <w:rPr>
+          <w:rFonts w:ascii="Times New Roman" w:hAnsi="Times New Roman" w:cs="Times New Roman"/>
+          <w:b/>
+          <w:bCs/>
+        </w:rPr>
+      </w:pPr>
+      <w:r>
+        <w:rPr>
+          <w:rFonts w:ascii="Times New Roman" w:hAnsi="Times New Roman" w:cs="Times New Roman"/>
+          <w:b/>
+          <w:bCs/>
+        </w:rPr>
+        <w:t xml:space="preserve">  </w:t>
+      </w:r>
+      <w:proofErr w:type="spellStart"/>
+      <w:r>
+        <w:rPr>
+          <w:rFonts w:ascii="Times New Roman" w:hAnsi="Times New Roman" w:cs="Times New Roman"/>
+          <w:b/>
+          <w:bCs/>
+          <w:highlight w:val="yellow"/>
+        </w:rPr>
+        <w:t>workflow_dispatch</w:t>
+      </w:r>
+      <w:proofErr w:type="spellEnd"/>
+    </w:p>
+    <w:p>
+      <w:pPr>
+        <w:spacing w:after="0"/>
+        <w:rPr>
+          <w:rFonts w:ascii="Times New Roman" w:hAnsi="Times New Roman" w:cs="Times New Roman"/>
+          <w:b/>
+          <w:bCs/>
+        </w:rPr>
+      </w:pPr>
+    </w:p>
+    <w:p>
+      <w:pPr>
+        <w:spacing w:after="0"/>
+        <w:rPr>
+          <w:rFonts w:ascii="Times New Roman" w:hAnsi="Times New Roman" w:cs="Times New Roman"/>
+          <w:b/>
+          <w:bCs/>
+        </w:rPr>
+      </w:pPr>
+      <w:r>
+        <w:rPr>
+          <w:rFonts w:ascii="Times New Roman" w:hAnsi="Times New Roman" w:cs="Times New Roman"/>
+          <w:b/>
+          <w:bCs/>
+        </w:rPr>
+        <w:t>jobs:</w:t>
+      </w:r>
+    </w:p>
+    <w:p>
+      <w:pPr>
+        <w:spacing w:after="0"/>
+        <w:rPr>
+          <w:rFonts w:ascii="Times New Roman" w:hAnsi="Times New Roman" w:cs="Times New Roman"/>
+          <w:b/>
+          <w:bCs/>
+        </w:rPr>
+      </w:pPr>
+      <w:r>
+        <w:rPr>
+          <w:rFonts w:ascii="Times New Roman" w:hAnsi="Times New Roman" w:cs="Times New Roman"/>
+          <w:b/>
+          <w:bCs/>
+        </w:rPr>
+        <w:t xml:space="preserve">  run-manually:</w:t>
+      </w:r>
+    </w:p>
+    <w:p>
+      <w:pPr>
+        <w:spacing w:after="0"/>
+        <w:rPr>
+          <w:rFonts w:ascii="Times New Roman" w:hAnsi="Times New Roman" w:cs="Times New Roman"/>
+          <w:b/>
+          <w:bCs/>
+        </w:rPr>
+      </w:pPr>
+      <w:r>
+        <w:rPr>
+          <w:rFonts w:ascii="Times New Roman" w:hAnsi="Times New Roman" w:cs="Times New Roman"/>
+          <w:b/>
+          <w:bCs/>
+        </w:rPr>
+        <w:t xml:space="preserve">    runs-on: ubuntu-latest</w:t>
+      </w:r>
+    </w:p>
+    <w:p>
+      <w:pPr>
+        <w:spacing w:after="0"/>
+        <w:rPr>
+          <w:rFonts w:ascii="Times New Roman" w:hAnsi="Times New Roman" w:cs="Times New Roman"/>
+          <w:b/>
+          <w:bCs/>
+        </w:rPr>
+      </w:pPr>
+      <w:r>
+        <w:rPr>
+          <w:rFonts w:ascii="Times New Roman" w:hAnsi="Times New Roman" w:cs="Times New Roman"/>
+          <w:b/>
+          <w:bCs/>
+        </w:rPr>
+        <w:t xml:space="preserve">    steps:</w:t>
+      </w:r>
+    </w:p>
+    <w:p>
+      <w:pPr>
+        <w:spacing w:after="0"/>
+        <w:rPr>
+          <w:rFonts w:ascii="Times New Roman" w:hAnsi="Times New Roman" w:cs="Times New Roman"/>
+          <w:b/>
+          <w:bCs/>
+        </w:rPr>
+      </w:pPr>
+      <w:r>
+        <w:rPr>
+          <w:rFonts w:ascii="Times New Roman" w:hAnsi="Times New Roman" w:cs="Times New Roman"/>
+          <w:b/>
+          <w:bCs/>
+        </w:rPr>
+        <w:t xml:space="preserve">      - name: Perform manual task</w:t>
+      </w:r>
+    </w:p>
+    <w:p>
+      <w:pPr>
+        <w:spacing w:after="0"/>
+        <w:rPr>
+          <w:rFonts w:ascii="Times New Roman" w:hAnsi="Times New Roman" w:cs="Times New Roman"/>
+          <w:b/>
+          <w:bCs/>
+        </w:rPr>
+      </w:pPr>
+      <w:r>
+        <w:rPr>
+          <w:rFonts w:ascii="Times New Roman" w:hAnsi="Times New Roman" w:cs="Times New Roman"/>
+          <w:b/>
+          <w:bCs/>
+        </w:rPr>
+        <w:t xml:space="preserve">        run: echo "Triggered manually!"</w:t>
+      </w:r>
+    </w:p>
+    <w:p>
+      <w:pPr>
+        <w:rPr>
+          <w:rFonts w:ascii="Times New Roman" w:hAnsi="Times New Roman" w:cs="Times New Roman"/>
+        </w:rPr>
+      </w:pPr>
+      <w:r>
+        <w:rPr>
+          <w:rFonts w:ascii="Times New Roman" w:hAnsi="Times New Roman" w:cs="Times New Roman"/>
+        </w:rPr>
+        <w:pict w14:anchorId="03379CC2">
+          <v:rect id="_x0000_i1032" style="width:0;height:1.5pt" o:hralign="center" o:hrstd="t" o:hr="t" fillcolor="#a0a0a0" stroked="f"/>
+        </w:pict>
+      </w:r>
+    </w:p>
+    <w:p>
+      <w:pPr>
+        <w:rPr>
+          <w:rFonts w:ascii="Times New Roman" w:hAnsi="Times New Roman" w:cs="Times New Roman"/>
+          <w:b/>
+          <w:bCs/>
+        </w:rPr>
+      </w:pPr>
+      <w:r>
+        <w:rPr>
+          <w:rFonts w:ascii="Times New Roman" w:hAnsi="Times New Roman" w:cs="Times New Roman"/>
+          <w:b/>
+          <w:bCs/>
+        </w:rPr>
+        <w:t>5. Event-Driven Workflows</w:t>
+      </w:r>
+    </w:p>
+    <w:p>
+      <w:pPr>
+        <w:rPr>
+          <w:rFonts w:ascii="Times New Roman" w:hAnsi="Times New Roman" w:cs="Times New Roman"/>
+          <w:highlight w:val="yellow"/>
+        </w:rPr>
+      </w:pPr>
+      <w:r>
+        <w:rPr>
+          <w:rFonts w:ascii="Times New Roman" w:hAnsi="Times New Roman" w:cs="Times New Roman"/>
+          <w:highlight w:val="yellow"/>
+        </w:rPr>
+        <w:t>These workflows respond to specific GitHub events beyond code changes, such as:</w:t>
+      </w:r>
+    </w:p>
+    <w:p>
+      <w:pPr>
+        <w:numPr>
+          <w:ilvl w:val="0"/>
+          <w:numId w:val="12"/>
+        </w:numPr>
+        <w:rPr>
+          <w:rFonts w:ascii="Times New Roman" w:hAnsi="Times New Roman" w:cs="Times New Roman"/>
+          <w:highlight w:val="yellow"/>
+        </w:rPr>
+      </w:pPr>
+      <w:r>
+        <w:rPr>
+          <w:rFonts w:ascii="Times New Roman" w:hAnsi="Times New Roman" w:cs="Times New Roman"/>
+          <w:highlight w:val="yellow"/>
+        </w:rPr>
+        <w:t>Issue creation or modification</w:t>
+      </w:r>
+    </w:p>
+    <w:p>
+      <w:pPr>
+        <w:numPr>
+          <w:ilvl w:val="0"/>
+          <w:numId w:val="12"/>
+        </w:numPr>
+        <w:rPr>
+          <w:rFonts w:ascii="Times New Roman" w:hAnsi="Times New Roman" w:cs="Times New Roman"/>
+          <w:highlight w:val="yellow"/>
+        </w:rPr>
+      </w:pPr>
+      <w:r>
+        <w:rPr>
+          <w:rFonts w:ascii="Times New Roman" w:hAnsi="Times New Roman" w:cs="Times New Roman"/>
+          <w:highlight w:val="yellow"/>
+        </w:rPr>
+        <w:t>Pull request reviews</w:t>
+      </w:r>
+    </w:p>
+    <w:p>
+      <w:pPr>
+        <w:numPr>
+          <w:ilvl w:val="0"/>
+          <w:numId w:val="12"/>
+        </w:numPr>
+        <w:rPr>
+          <w:rFonts w:ascii="Times New Roman" w:hAnsi="Times New Roman" w:cs="Times New Roman"/>
+          <w:highlight w:val="yellow"/>
+        </w:rPr>
+      </w:pPr>
+      <w:r>
+        <w:rPr>
+          <w:rFonts w:ascii="Times New Roman" w:hAnsi="Times New Roman" w:cs="Times New Roman"/>
+          <w:highlight w:val="yellow"/>
+        </w:rPr>
+        <w:t>Release publishing</w:t>
+      </w:r>
+    </w:p>
+    <w:p>
+      <w:pPr>
+        <w:rPr>
+          <w:rFonts w:ascii="Times New Roman" w:hAnsi="Times New Roman" w:cs="Times New Roman"/>
+        </w:rPr>
+      </w:pPr>
+      <w:r>
+        <w:rPr>
+          <w:rFonts w:ascii="Times New Roman" w:hAnsi="Times New Roman" w:cs="Times New Roman"/>
+        </w:rPr>
+        <w:t xml:space="preserve">They enable automation of tasks like </w:t>
+      </w:r>
+      <w:r>
+        <w:rPr>
+          <w:rFonts w:ascii="Times New Roman" w:hAnsi="Times New Roman" w:cs="Times New Roman"/>
+        </w:rPr>
+        <w:t>labelling</w:t>
+      </w:r>
+      <w:r>
+        <w:rPr>
+          <w:rFonts w:ascii="Times New Roman" w:hAnsi="Times New Roman" w:cs="Times New Roman"/>
+        </w:rPr>
+        <w:t xml:space="preserve"> issues, notifying teams, or updating documentation in response to repository activities. </w:t>
+      </w:r>
+    </w:p>
+    <w:p>
+      <w:pPr>
+        <w:rPr>
+          <w:rFonts w:ascii="Times New Roman" w:hAnsi="Times New Roman" w:cs="Times New Roman"/>
+        </w:rPr>
+      </w:pPr>
+    </w:p>
+    <w:p>
+      <w:pPr>
+        <w:rPr>
+          <w:rFonts w:ascii="Times New Roman" w:hAnsi="Times New Roman" w:cs="Times New Roman"/>
+        </w:rPr>
+      </w:pPr>
+    </w:p>
+    <w:p>
+      <w:pPr>
+        <w:rPr>
+          <w:rFonts w:ascii="Times New Roman" w:hAnsi="Times New Roman" w:cs="Times New Roman"/>
+        </w:rPr>
+      </w:pPr>
+      <w:r>
+        <w:rPr>
+          <w:rFonts w:ascii="Times New Roman" w:hAnsi="Times New Roman" w:cs="Times New Roman"/>
+        </w:rPr>
+        <w:t>Example code: --</w:t>
+      </w:r>
+    </w:p>
+    <w:p>
+      <w:pPr>
+        <w:spacing w:after="0"/>
+        <w:rPr>
+          <w:rFonts w:ascii="Times New Roman" w:hAnsi="Times New Roman" w:cs="Times New Roman"/>
+          <w:b/>
+          <w:bCs/>
+        </w:rPr>
+      </w:pPr>
+      <w:r>
+        <w:rPr>
+          <w:rFonts w:ascii="Times New Roman" w:hAnsi="Times New Roman" w:cs="Times New Roman"/>
+          <w:b/>
+          <w:bCs/>
+        </w:rPr>
+        <w:t>name: Event-Triggered Workflow</w:t>
+      </w:r>
+    </w:p>
+    <w:p>
+      <w:pPr>
+        <w:spacing w:after="0"/>
+        <w:rPr>
+          <w:rFonts w:ascii="Times New Roman" w:hAnsi="Times New Roman" w:cs="Times New Roman"/>
+          <w:b/>
+          <w:bCs/>
+        </w:rPr>
+      </w:pPr>
+      <w:r>
+        <w:rPr>
+          <w:rFonts w:ascii="Times New Roman" w:hAnsi="Times New Roman" w:cs="Times New Roman"/>
+          <w:b/>
+          <w:bCs/>
+        </w:rPr>
+        <w:t>on:</w:t>
+      </w:r>
+    </w:p>
+    <w:p>
+      <w:pPr>
+        <w:spacing w:after="0"/>
+        <w:rPr>
+          <w:rFonts w:ascii="Times New Roman" w:hAnsi="Times New Roman" w:cs="Times New Roman"/>
+          <w:b/>
+          <w:bCs/>
+        </w:rPr>
+      </w:pPr>
+      <w:r>
+        <w:rPr>
+          <w:rFonts w:ascii="Times New Roman" w:hAnsi="Times New Roman" w:cs="Times New Roman"/>
+          <w:b/>
+          <w:bCs/>
+        </w:rPr>
+        <w:t xml:space="preserve">  issues:</w:t>
+      </w:r>
+    </w:p>
+    <w:p>
+      <w:pPr>
+        <w:spacing w:after="0"/>
+        <w:rPr>
+          <w:rFonts w:ascii="Times New Roman" w:hAnsi="Times New Roman" w:cs="Times New Roman"/>
+          <w:b/>
+          <w:bCs/>
+        </w:rPr>
+      </w:pPr>
+      <w:r>
+        <w:rPr>
+          <w:rFonts w:ascii="Times New Roman" w:hAnsi="Times New Roman" w:cs="Times New Roman"/>
+          <w:b/>
+          <w:bCs/>
+        </w:rPr>
+        <w:t xml:space="preserve">    </w:t>
+      </w:r>
+      <w:r>
+        <w:rPr>
+          <w:rFonts w:ascii="Times New Roman" w:hAnsi="Times New Roman" w:cs="Times New Roman"/>
+          <w:b/>
+          <w:bCs/>
+          <w:highlight w:val="yellow"/>
+        </w:rPr>
+        <w:t>types: [opened]</w:t>
+      </w:r>
+    </w:p>
+    <w:p>
+      <w:pPr>
+        <w:spacing w:after="0"/>
+        <w:rPr>
+          <w:rFonts w:ascii="Times New Roman" w:hAnsi="Times New Roman" w:cs="Times New Roman"/>
+          <w:b/>
+          <w:bCs/>
+        </w:rPr>
+      </w:pPr>
+    </w:p>
+    <w:p>
+      <w:pPr>
+        <w:spacing w:after="0"/>
+        <w:rPr>
+          <w:rFonts w:ascii="Times New Roman" w:hAnsi="Times New Roman" w:cs="Times New Roman"/>
+          <w:b/>
+          <w:bCs/>
+        </w:rPr>
+      </w:pPr>
+      <w:r>
+        <w:rPr>
+          <w:rFonts w:ascii="Times New Roman" w:hAnsi="Times New Roman" w:cs="Times New Roman"/>
+          <w:b/>
+          <w:bCs/>
+        </w:rPr>
+        <w:t>jobs:</w:t>
+      </w:r>
+    </w:p>
+    <w:p>
+      <w:pPr>
+        <w:spacing w:after="0"/>
+        <w:rPr>
+          <w:rFonts w:ascii="Times New Roman" w:hAnsi="Times New Roman" w:cs="Times New Roman"/>
+          <w:b/>
+          <w:bCs/>
+        </w:rPr>
+      </w:pPr>
+      <w:r>
+        <w:rPr>
+          <w:rFonts w:ascii="Times New Roman" w:hAnsi="Times New Roman" w:cs="Times New Roman"/>
+          <w:b/>
+          <w:bCs/>
+        </w:rPr>
+        <w:t xml:space="preserve">  issue-response:</w:t>
+      </w:r>
+    </w:p>
+    <w:p>
+      <w:pPr>
+        <w:spacing w:after="0"/>
+        <w:rPr>
+          <w:rFonts w:ascii="Times New Roman" w:hAnsi="Times New Roman" w:cs="Times New Roman"/>
+          <w:b/>
+          <w:bCs/>
+        </w:rPr>
+      </w:pPr>
+      <w:r>
+        <w:rPr>
+          <w:rFonts w:ascii="Times New Roman" w:hAnsi="Times New Roman" w:cs="Times New Roman"/>
+          <w:b/>
+          <w:bCs/>
+        </w:rPr>
+        <w:t xml:space="preserve">    runs-on: ubuntu-latest</w:t>
+      </w:r>
+    </w:p>
+    <w:p>
+      <w:pPr>
+        <w:spacing w:after="0"/>
+        <w:rPr>
+          <w:rFonts w:ascii="Times New Roman" w:hAnsi="Times New Roman" w:cs="Times New Roman"/>
+          <w:b/>
+          <w:bCs/>
+        </w:rPr>
+      </w:pPr>
+      <w:r>
+        <w:rPr>
+          <w:rFonts w:ascii="Times New Roman" w:hAnsi="Times New Roman" w:cs="Times New Roman"/>
+          <w:b/>
+          <w:bCs/>
+        </w:rPr>
+        <w:t xml:space="preserve">    steps:</w:t>
+      </w:r>
+    </w:p>
+    <w:p>
+      <w:pPr>
+        <w:spacing w:after="0"/>
+        <w:rPr>
+          <w:rFonts w:ascii="Times New Roman" w:hAnsi="Times New Roman" w:cs="Times New Roman"/>
+          <w:b/>
+          <w:bCs/>
+        </w:rPr>
+      </w:pPr>
+      <w:r>
+        <w:rPr>
+          <w:rFonts w:ascii="Times New Roman" w:hAnsi="Times New Roman" w:cs="Times New Roman"/>
+          <w:b/>
+          <w:bCs/>
+        </w:rPr>
+        <w:t xml:space="preserve">      - name: Post a comment</w:t>
+      </w:r>
+    </w:p>
+    <w:p>
+      <w:pPr>
+        <w:spacing w:after="0"/>
+        <w:rPr>
+          <w:rFonts w:ascii="Times New Roman" w:hAnsi="Times New Roman" w:cs="Times New Roman"/>
+          <w:b/>
+          <w:bCs/>
+        </w:rPr>
+      </w:pPr>
+      <w:r>
+        <w:rPr>
+          <w:rFonts w:ascii="Times New Roman" w:hAnsi="Times New Roman" w:cs="Times New Roman"/>
+          <w:b/>
+          <w:bCs/>
+        </w:rPr>
+        <w:t xml:space="preserve">        uses: peter-</w:t>
+      </w:r>
+      <w:proofErr w:type="spellStart"/>
+      <w:r>
+        <w:rPr>
+          <w:rFonts w:ascii="Times New Roman" w:hAnsi="Times New Roman" w:cs="Times New Roman"/>
+          <w:b/>
+          <w:bCs/>
+        </w:rPr>
+        <w:t>evans</w:t>
+      </w:r>
+      <w:proofErr w:type="spellEnd"/>
+      <w:r>
+        <w:rPr>
+          <w:rFonts w:ascii="Times New Roman" w:hAnsi="Times New Roman" w:cs="Times New Roman"/>
+          <w:b/>
+          <w:bCs/>
+        </w:rPr>
+        <w:t>/create-issue-comment@v2</w:t>
+      </w:r>
+    </w:p>
+    <w:p>
+      <w:pPr>
+        <w:spacing w:after="0"/>
+        <w:rPr>
+          <w:rFonts w:ascii="Times New Roman" w:hAnsi="Times New Roman" w:cs="Times New Roman"/>
+          <w:b/>
+          <w:bCs/>
+        </w:rPr>
+      </w:pPr>
+      <w:r>
+        <w:rPr>
+          <w:rFonts w:ascii="Times New Roman" w:hAnsi="Times New Roman" w:cs="Times New Roman"/>
+          <w:b/>
+          <w:bCs/>
+        </w:rPr>
+        <w:t xml:space="preserve">        with:</w:t>
+      </w:r>
+    </w:p>
+    <w:p>
+      <w:pPr>
+        <w:spacing w:after="0"/>
+        <w:rPr>
+          <w:rFonts w:ascii="Times New Roman" w:hAnsi="Times New Roman" w:cs="Times New Roman"/>
+          <w:b/>
+          <w:bCs/>
+        </w:rPr>
+      </w:pPr>
+      <w:r>
+        <w:rPr>
+          <w:rFonts w:ascii="Times New Roman" w:hAnsi="Times New Roman" w:cs="Times New Roman"/>
+          <w:b/>
+          <w:bCs/>
+        </w:rPr>
+        <w:t xml:space="preserve">          </w:t>
+      </w:r>
+      <w:proofErr w:type="spellStart"/>
+      <w:r>
+        <w:rPr>
+          <w:rFonts w:ascii="Times New Roman" w:hAnsi="Times New Roman" w:cs="Times New Roman"/>
+          <w:b/>
+          <w:bCs/>
+        </w:rPr>
+        <w:t>github</w:t>
+      </w:r>
+      <w:proofErr w:type="spellEnd"/>
+      <w:r>
+        <w:rPr>
+          <w:rFonts w:ascii="Times New Roman" w:hAnsi="Times New Roman" w:cs="Times New Roman"/>
+          <w:b/>
+          <w:bCs/>
+        </w:rPr>
+        <w:t>-token: $</w:t>
+      </w:r>
+      <w:proofErr w:type="gramStart"/>
+      <w:r>
+        <w:rPr>
+          <w:rFonts w:ascii="Times New Roman" w:hAnsi="Times New Roman" w:cs="Times New Roman"/>
+          <w:b/>
+          <w:bCs/>
+        </w:rPr>
+        <w:t xml:space="preserve">{{ </w:t>
+      </w:r>
+      <w:proofErr w:type="spellStart"/>
+      <w:r>
+        <w:rPr>
+          <w:rFonts w:ascii="Times New Roman" w:hAnsi="Times New Roman" w:cs="Times New Roman"/>
+          <w:b/>
+          <w:bCs/>
+        </w:rPr>
+        <w:t>secrets</w:t>
+      </w:r>
+      <w:proofErr w:type="gramEnd"/>
+      <w:r>
+        <w:rPr>
+          <w:rFonts w:ascii="Times New Roman" w:hAnsi="Times New Roman" w:cs="Times New Roman"/>
+          <w:b/>
+          <w:bCs/>
+        </w:rPr>
+        <w:t>.GITHUB_</w:t>
+      </w:r>
+      <w:proofErr w:type="gramStart"/>
+      <w:r>
+        <w:rPr>
+          <w:rFonts w:ascii="Times New Roman" w:hAnsi="Times New Roman" w:cs="Times New Roman"/>
+          <w:b/>
+          <w:bCs/>
+        </w:rPr>
+        <w:t>TOKEN</w:t>
+      </w:r>
+      <w:proofErr w:type="spellEnd"/>
+      <w:r>
+        <w:rPr>
+          <w:rFonts w:ascii="Times New Roman" w:hAnsi="Times New Roman" w:cs="Times New Roman"/>
+          <w:b/>
+          <w:bCs/>
+        </w:rPr>
+        <w:t xml:space="preserve"> }</w:t>
+      </w:r>
+      <w:proofErr w:type="gramEnd"/>
+      <w:r>
+        <w:rPr>
+          <w:rFonts w:ascii="Times New Roman" w:hAnsi="Times New Roman" w:cs="Times New Roman"/>
+          <w:b/>
+          <w:bCs/>
+        </w:rPr>
+        <w:t>}</w:t>
+      </w:r>
+    </w:p>
+    <w:p>
+      <w:pPr>
+        <w:spacing w:after="0"/>
+        <w:rPr>
+          <w:rFonts w:ascii="Times New Roman" w:hAnsi="Times New Roman" w:cs="Times New Roman"/>
+          <w:b/>
+          <w:bCs/>
+        </w:rPr>
+      </w:pPr>
+      <w:r>
+        <w:rPr>
+          <w:rFonts w:ascii="Times New Roman" w:hAnsi="Times New Roman" w:cs="Times New Roman"/>
+          <w:b/>
+          <w:bCs/>
+        </w:rPr>
+        <w:lastRenderedPageBreak/>
+        <w:t xml:space="preserve">          issue-number: $</w:t>
+      </w:r>
+      <w:proofErr w:type="gramStart"/>
+      <w:r>
+        <w:rPr>
+          <w:rFonts w:ascii="Times New Roman" w:hAnsi="Times New Roman" w:cs="Times New Roman"/>
+          <w:b/>
+          <w:bCs/>
+        </w:rPr>
+        <w:t xml:space="preserve">{{ </w:t>
+      </w:r>
+      <w:proofErr w:type="spellStart"/>
+      <w:r>
+        <w:rPr>
+          <w:rFonts w:ascii="Times New Roman" w:hAnsi="Times New Roman" w:cs="Times New Roman"/>
+          <w:b/>
+          <w:bCs/>
+        </w:rPr>
+        <w:t>github</w:t>
+      </w:r>
+      <w:proofErr w:type="gramEnd"/>
+      <w:r>
+        <w:rPr>
+          <w:rFonts w:ascii="Times New Roman" w:hAnsi="Times New Roman" w:cs="Times New Roman"/>
+          <w:b/>
+          <w:bCs/>
+        </w:rPr>
+        <w:t>.</w:t>
+      </w:r>
+      <w:proofErr w:type="gramStart"/>
+      <w:r>
+        <w:rPr>
+          <w:rFonts w:ascii="Times New Roman" w:hAnsi="Times New Roman" w:cs="Times New Roman"/>
+          <w:b/>
+          <w:bCs/>
+        </w:rPr>
+        <w:t>event.issue</w:t>
+      </w:r>
+      <w:proofErr w:type="gramEnd"/>
+      <w:r>
+        <w:rPr>
+          <w:rFonts w:ascii="Times New Roman" w:hAnsi="Times New Roman" w:cs="Times New Roman"/>
+          <w:b/>
+          <w:bCs/>
+        </w:rPr>
+        <w:t>.</w:t>
+      </w:r>
+      <w:proofErr w:type="gramStart"/>
+      <w:r>
+        <w:rPr>
+          <w:rFonts w:ascii="Times New Roman" w:hAnsi="Times New Roman" w:cs="Times New Roman"/>
+          <w:b/>
+          <w:bCs/>
+        </w:rPr>
+        <w:t>number</w:t>
+      </w:r>
+      <w:proofErr w:type="spellEnd"/>
+      <w:r>
+        <w:rPr>
+          <w:rFonts w:ascii="Times New Roman" w:hAnsi="Times New Roman" w:cs="Times New Roman"/>
+          <w:b/>
+          <w:bCs/>
+        </w:rPr>
+        <w:t xml:space="preserve"> }</w:t>
+      </w:r>
+      <w:proofErr w:type="gramEnd"/>
+      <w:r>
+        <w:rPr>
+          <w:rFonts w:ascii="Times New Roman" w:hAnsi="Times New Roman" w:cs="Times New Roman"/>
+          <w:b/>
+          <w:bCs/>
+        </w:rPr>
+        <w:t>}</w:t>
+      </w:r>
+    </w:p>
+    <w:p>
+      <w:pPr>
+        <w:spacing w:after="0"/>
+        <w:rPr>
+          <w:rFonts w:ascii="Times New Roman" w:hAnsi="Times New Roman" w:cs="Times New Roman"/>
+          <w:b/>
+          <w:bCs/>
+        </w:rPr>
+      </w:pPr>
+      <w:r>
+        <w:rPr>
+          <w:rFonts w:ascii="Times New Roman" w:hAnsi="Times New Roman" w:cs="Times New Roman"/>
+          <w:b/>
+          <w:bCs/>
+        </w:rPr>
+        <w:t xml:space="preserve">          body: "Thanks for opening this issue! We’ll review it soon."</w:t>
+      </w:r>
+    </w:p>
+    <w:p>
+      <w:pPr>
+        <w:rPr>
+          <w:rFonts w:ascii="Times New Roman" w:hAnsi="Times New Roman" w:cs="Times New Roman"/>
+        </w:rPr>
+      </w:pPr>
+      <w:r>
+        <w:rPr>
+          <w:rFonts w:ascii="Times New Roman" w:hAnsi="Times New Roman" w:cs="Times New Roman"/>
+        </w:rPr>
+        <w:pict w14:anchorId="0785606C">
+          <v:rect id="_x0000_i1033" style="width:0;height:1.5pt" o:hralign="center" o:hrstd="t" o:hr="t" fillcolor="#a0a0a0" stroked="f"/>
+        </w:pict>
+      </w:r>
+    </w:p>
+    <w:p>
+      <w:pPr>
+        <w:rPr>
+          <w:rFonts w:ascii="Times New Roman" w:hAnsi="Times New Roman" w:cs="Times New Roman"/>
+          <w:b/>
+          <w:bCs/>
+        </w:rPr>
+      </w:pPr>
+      <w:r>
+        <w:rPr>
+          <w:rFonts w:ascii="Times New Roman" w:hAnsi="Times New Roman" w:cs="Times New Roman"/>
+          <w:b/>
+          <w:bCs/>
+        </w:rPr>
+        <w:t>Additional Workflow Features</w:t>
+      </w:r>
+    </w:p>
+    <w:p>
+      <w:pPr>
+        <w:numPr>
+          <w:ilvl w:val="0"/>
+          <w:numId w:val="13"/>
+        </w:numPr>
+        <w:rPr>
+          <w:rFonts w:ascii="Times New Roman" w:hAnsi="Times New Roman" w:cs="Times New Roman"/>
+          <w:highlight w:val="yellow"/>
+        </w:rPr>
+      </w:pPr>
+      <w:r>
+        <w:rPr>
+          <w:rFonts w:ascii="Times New Roman" w:hAnsi="Times New Roman" w:cs="Times New Roman"/>
+          <w:b/>
+          <w:bCs/>
+          <w:highlight w:val="darkGray"/>
+        </w:rPr>
+        <w:t>Reusable Workflows</w:t>
+      </w:r>
+      <w:r>
+        <w:rPr>
+          <w:rFonts w:ascii="Times New Roman" w:hAnsi="Times New Roman" w:cs="Times New Roman"/>
+          <w:highlight w:val="darkGray"/>
+        </w:rPr>
+        <w:t>:</w:t>
+      </w:r>
+      <w:r>
+        <w:rPr>
+          <w:rFonts w:ascii="Times New Roman" w:hAnsi="Times New Roman" w:cs="Times New Roman"/>
+        </w:rPr>
+        <w:t xml:space="preserve"> </w:t>
+      </w:r>
+      <w:r>
+        <w:rPr>
+          <w:rFonts w:ascii="Times New Roman" w:hAnsi="Times New Roman" w:cs="Times New Roman"/>
+          <w:highlight w:val="yellow"/>
+        </w:rPr>
+        <w:t>Define common workflows once and reuse them across multiple repositories or workflows to maintain consistency and reduce duplication.</w:t>
+      </w:r>
+    </w:p>
+    <w:p>
+      <w:pPr>
+        <w:ind w:left="720"/>
+        <w:rPr>
+          <w:rFonts w:ascii="Times New Roman" w:hAnsi="Times New Roman" w:cs="Times New Roman"/>
+        </w:rPr>
+      </w:pPr>
+      <w:r>
+        <w:rPr>
+          <w:rFonts w:ascii="Times New Roman" w:hAnsi="Times New Roman" w:cs="Times New Roman"/>
+          <w:b/>
+          <w:bCs/>
+        </w:rPr>
+        <w:t xml:space="preserve">Example </w:t>
+      </w:r>
+      <w:proofErr w:type="gramStart"/>
+      <w:r>
+        <w:rPr>
+          <w:rFonts w:ascii="Times New Roman" w:hAnsi="Times New Roman" w:cs="Times New Roman"/>
+          <w:b/>
+          <w:bCs/>
+        </w:rPr>
+        <w:t>code</w:t>
+      </w:r>
+      <w:r>
+        <w:rPr>
+          <w:rFonts w:ascii="Times New Roman" w:hAnsi="Times New Roman" w:cs="Times New Roman"/>
+        </w:rPr>
+        <w:t>:-</w:t>
+      </w:r>
+      <w:proofErr w:type="gramEnd"/>
+      <w:r>
+        <w:rPr>
+          <w:rFonts w:ascii="Times New Roman" w:hAnsi="Times New Roman" w:cs="Times New Roman"/>
+        </w:rPr>
+        <w:t>-</w:t>
+      </w:r>
+    </w:p>
+    <w:p>
+      <w:pPr>
+        <w:spacing w:after="0"/>
+        <w:ind w:left="720"/>
+        <w:rPr>
+          <w:rFonts w:ascii="Times New Roman" w:hAnsi="Times New Roman" w:cs="Times New Roman"/>
+          <w:b/>
+          <w:bCs/>
+        </w:rPr>
+      </w:pPr>
+      <w:r>
+        <w:rPr>
+          <w:rFonts w:ascii="Times New Roman" w:hAnsi="Times New Roman" w:cs="Times New Roman"/>
+          <w:b/>
+          <w:bCs/>
+        </w:rPr>
+        <w:t>name: Reusable Workflow</w:t>
+      </w:r>
+    </w:p>
+    <w:p>
+      <w:pPr>
+        <w:spacing w:after="0"/>
+        <w:ind w:left="720"/>
+        <w:rPr>
+          <w:rFonts w:ascii="Times New Roman" w:hAnsi="Times New Roman" w:cs="Times New Roman"/>
+          <w:b/>
+          <w:bCs/>
+        </w:rPr>
+      </w:pPr>
+      <w:r>
+        <w:rPr>
+          <w:rFonts w:ascii="Times New Roman" w:hAnsi="Times New Roman" w:cs="Times New Roman"/>
+          <w:b/>
+          <w:bCs/>
+        </w:rPr>
+        <w:t>on:</w:t>
+      </w:r>
+    </w:p>
+    <w:p>
+      <w:pPr>
+        <w:spacing w:after="0"/>
+        <w:ind w:left="720"/>
+        <w:rPr>
+          <w:rFonts w:ascii="Times New Roman" w:hAnsi="Times New Roman" w:cs="Times New Roman"/>
+          <w:b/>
+          <w:bCs/>
+        </w:rPr>
+      </w:pPr>
+      <w:r>
+        <w:rPr>
+          <w:rFonts w:ascii="Times New Roman" w:hAnsi="Times New Roman" w:cs="Times New Roman"/>
+          <w:b/>
+          <w:bCs/>
+        </w:rPr>
+        <w:t xml:space="preserve">  </w:t>
+      </w:r>
+      <w:proofErr w:type="spellStart"/>
+      <w:r>
+        <w:rPr>
+          <w:rFonts w:ascii="Times New Roman" w:hAnsi="Times New Roman" w:cs="Times New Roman"/>
+          <w:b/>
+          <w:bCs/>
+          <w:highlight w:val="yellow"/>
+        </w:rPr>
+        <w:t>workflow_call</w:t>
+      </w:r>
+      <w:proofErr w:type="spellEnd"/>
+    </w:p>
+    <w:p>
+      <w:pPr>
+        <w:spacing w:after="0"/>
+        <w:ind w:left="720"/>
+        <w:rPr>
+          <w:rFonts w:ascii="Times New Roman" w:hAnsi="Times New Roman" w:cs="Times New Roman"/>
+          <w:b/>
+          <w:bCs/>
+        </w:rPr>
+      </w:pPr>
+      <w:r>
+        <w:rPr>
+          <w:rFonts w:ascii="Times New Roman" w:hAnsi="Times New Roman" w:cs="Times New Roman"/>
+          <w:b/>
+          <w:bCs/>
+        </w:rPr>
+        <w:t>jobs:</w:t>
+      </w:r>
+    </w:p>
+    <w:p>
+      <w:pPr>
+        <w:spacing w:after="0"/>
+        <w:ind w:left="720"/>
+        <w:rPr>
+          <w:rFonts w:ascii="Times New Roman" w:hAnsi="Times New Roman" w:cs="Times New Roman"/>
+          <w:b/>
+          <w:bCs/>
+        </w:rPr>
+      </w:pPr>
+      <w:r>
+        <w:rPr>
+          <w:rFonts w:ascii="Times New Roman" w:hAnsi="Times New Roman" w:cs="Times New Roman"/>
+          <w:b/>
+          <w:bCs/>
+        </w:rPr>
+        <w:t xml:space="preserve">  run-tests:</w:t>
+      </w:r>
+    </w:p>
+    <w:p>
+      <w:pPr>
+        <w:spacing w:after="0"/>
+        <w:ind w:left="720"/>
+        <w:rPr>
+          <w:rFonts w:ascii="Times New Roman" w:hAnsi="Times New Roman" w:cs="Times New Roman"/>
+          <w:b/>
+          <w:bCs/>
+        </w:rPr>
+      </w:pPr>
+      <w:r>
+        <w:rPr>
+          <w:rFonts w:ascii="Times New Roman" w:hAnsi="Times New Roman" w:cs="Times New Roman"/>
+          <w:b/>
+          <w:bCs/>
+        </w:rPr>
+        <w:t xml:space="preserve">    runs-on: ubuntu-latest</w:t>
+      </w:r>
+    </w:p>
+    <w:p>
+      <w:pPr>
+        <w:spacing w:after="0"/>
+        <w:ind w:left="720"/>
+        <w:rPr>
+          <w:rFonts w:ascii="Times New Roman" w:hAnsi="Times New Roman" w:cs="Times New Roman"/>
+          <w:b/>
+          <w:bCs/>
+        </w:rPr>
+      </w:pPr>
+      <w:r>
+        <w:rPr>
+          <w:rFonts w:ascii="Times New Roman" w:hAnsi="Times New Roman" w:cs="Times New Roman"/>
+          <w:b/>
+          <w:bCs/>
+        </w:rPr>
+        <w:t xml:space="preserve">    steps:</w:t>
+      </w:r>
+    </w:p>
+    <w:p>
+      <w:pPr>
+        <w:spacing w:after="0"/>
+        <w:ind w:left="720"/>
+        <w:rPr>
+          <w:rFonts w:ascii="Times New Roman" w:hAnsi="Times New Roman" w:cs="Times New Roman"/>
+          <w:b/>
+          <w:bCs/>
+        </w:rPr>
+      </w:pPr>
+      <w:r>
+        <w:rPr>
+          <w:rFonts w:ascii="Times New Roman" w:hAnsi="Times New Roman" w:cs="Times New Roman"/>
+          <w:b/>
+          <w:bCs/>
+        </w:rPr>
+        <w:t xml:space="preserve">      - name: Run tests</w:t>
+      </w:r>
+    </w:p>
+    <w:p>
+      <w:pPr>
+        <w:spacing w:after="0"/>
+        <w:ind w:left="720"/>
+        <w:rPr>
+          <w:rFonts w:ascii="Times New Roman" w:hAnsi="Times New Roman" w:cs="Times New Roman"/>
+          <w:b/>
+          <w:bCs/>
+          <w:highlight w:val="yellow"/>
+        </w:rPr>
+      </w:pPr>
+      <w:r>
+        <w:rPr>
+          <w:rFonts w:ascii="Times New Roman" w:hAnsi="Times New Roman" w:cs="Times New Roman"/>
+          <w:b/>
+          <w:bCs/>
+        </w:rPr>
+        <w:t xml:space="preserve">        run: </w:t>
+      </w:r>
+      <w:proofErr w:type="spellStart"/>
+      <w:r>
+        <w:rPr>
+          <w:rFonts w:ascii="Times New Roman" w:hAnsi="Times New Roman" w:cs="Times New Roman"/>
+          <w:b/>
+          <w:bCs/>
+        </w:rPr>
+        <w:t>pytest</w:t>
+      </w:r>
+      <w:proofErr w:type="spellEnd"/>
+    </w:p>
+    <w:p>
+      <w:pPr>
+        <w:numPr>
+          <w:ilvl w:val="0"/>
+          <w:numId w:val="13"/>
+        </w:numPr>
+        <w:rPr>
+          <w:rFonts w:ascii="Times New Roman" w:hAnsi="Times New Roman" w:cs="Times New Roman"/>
+          <w:highlight w:val="yellow"/>
+        </w:rPr>
+      </w:pPr>
+      <w:r>
+        <w:rPr>
+          <w:rFonts w:ascii="Times New Roman" w:hAnsi="Times New Roman" w:cs="Times New Roman"/>
+          <w:b/>
+          <w:bCs/>
+          <w:highlight w:val="darkGray"/>
+        </w:rPr>
+        <w:t>Custom Actions</w:t>
+      </w:r>
+      <w:r>
+        <w:rPr>
+          <w:rFonts w:ascii="Times New Roman" w:hAnsi="Times New Roman" w:cs="Times New Roman"/>
+          <w:highlight w:val="darkGray"/>
+        </w:rPr>
+        <w:t>:</w:t>
+      </w:r>
+      <w:r>
+        <w:rPr>
+          <w:rFonts w:ascii="Times New Roman" w:hAnsi="Times New Roman" w:cs="Times New Roman"/>
+        </w:rPr>
+        <w:t xml:space="preserve"> Create or use existing actions </w:t>
+      </w:r>
+      <w:r>
+        <w:rPr>
+          <w:rFonts w:ascii="Times New Roman" w:hAnsi="Times New Roman" w:cs="Times New Roman"/>
+          <w:highlight w:val="yellow"/>
+        </w:rPr>
+        <w:t xml:space="preserve">to encapsulate specific tasks, promoting modularity and reuse within workflows. </w:t>
+      </w:r>
+    </w:p>
+    <w:p>
+      <w:pPr>
+        <w:rPr>
+          <w:rFonts w:ascii="Times New Roman" w:hAnsi="Times New Roman" w:cs="Times New Roman"/>
+          <w:highlight w:val="yellow"/>
+        </w:rPr>
+      </w:pPr>
+    </w:p>
+    <w:p>
+      <w:pPr>
+        <w:spacing w:after="0"/>
+        <w:rPr>
+          <w:rFonts w:ascii="Times New Roman" w:hAnsi="Times New Roman" w:cs="Times New Roman"/>
+          <w:b/>
+          <w:bCs/>
+        </w:rPr>
+      </w:pPr>
+      <w:r>
+        <w:rPr>
+          <w:rFonts w:ascii="Times New Roman" w:hAnsi="Times New Roman" w:cs="Times New Roman"/>
+          <w:b/>
+          <w:bCs/>
+        </w:rPr>
+        <w:t>name: Custom Action Workflow</w:t>
+      </w:r>
+    </w:p>
+    <w:p>
+      <w:pPr>
+        <w:spacing w:after="0"/>
+        <w:rPr>
+          <w:rFonts w:ascii="Times New Roman" w:hAnsi="Times New Roman" w:cs="Times New Roman"/>
+          <w:b/>
+          <w:bCs/>
+        </w:rPr>
+      </w:pPr>
+    </w:p>
+    <w:p>
+      <w:pPr>
+        <w:spacing w:after="0"/>
+        <w:rPr>
+          <w:rFonts w:ascii="Times New Roman" w:hAnsi="Times New Roman" w:cs="Times New Roman"/>
+          <w:b/>
+          <w:bCs/>
+        </w:rPr>
+      </w:pPr>
+      <w:r>
+        <w:rPr>
+          <w:rFonts w:ascii="Times New Roman" w:hAnsi="Times New Roman" w:cs="Times New Roman"/>
+          <w:b/>
+          <w:bCs/>
+        </w:rPr>
+        <w:t xml:space="preserve">on: </w:t>
+      </w:r>
+      <w:r>
+        <w:rPr>
+          <w:rFonts w:ascii="Times New Roman" w:hAnsi="Times New Roman" w:cs="Times New Roman"/>
+          <w:b/>
+          <w:bCs/>
+          <w:highlight w:val="yellow"/>
+        </w:rPr>
+        <w:t>push</w:t>
+      </w:r>
+    </w:p>
+    <w:p>
+      <w:pPr>
+        <w:spacing w:after="0"/>
+        <w:rPr>
+          <w:rFonts w:ascii="Times New Roman" w:hAnsi="Times New Roman" w:cs="Times New Roman"/>
+          <w:b/>
+          <w:bCs/>
+        </w:rPr>
+      </w:pPr>
+    </w:p>
+    <w:p>
+      <w:pPr>
+        <w:spacing w:after="0"/>
+        <w:rPr>
+          <w:rFonts w:ascii="Times New Roman" w:hAnsi="Times New Roman" w:cs="Times New Roman"/>
+          <w:b/>
+          <w:bCs/>
+        </w:rPr>
+      </w:pPr>
+      <w:r>
+        <w:rPr>
+          <w:rFonts w:ascii="Times New Roman" w:hAnsi="Times New Roman" w:cs="Times New Roman"/>
+          <w:b/>
+          <w:bCs/>
+        </w:rPr>
+        <w:t>jobs:</w:t>
+      </w:r>
+    </w:p>
+    <w:p>
+      <w:pPr>
+        <w:spacing w:after="0"/>
+        <w:rPr>
+          <w:rFonts w:ascii="Times New Roman" w:hAnsi="Times New Roman" w:cs="Times New Roman"/>
+          <w:b/>
+          <w:bCs/>
+        </w:rPr>
+      </w:pPr>
+      <w:r>
+        <w:rPr>
+          <w:rFonts w:ascii="Times New Roman" w:hAnsi="Times New Roman" w:cs="Times New Roman"/>
+          <w:b/>
+          <w:bCs/>
+        </w:rPr>
+        <w:t xml:space="preserve">  custom-action-job:</w:t>
+      </w:r>
+    </w:p>
+    <w:p>
+      <w:pPr>
+        <w:spacing w:after="0"/>
+        <w:rPr>
+          <w:rFonts w:ascii="Times New Roman" w:hAnsi="Times New Roman" w:cs="Times New Roman"/>
+          <w:b/>
+          <w:bCs/>
+        </w:rPr>
+      </w:pPr>
+      <w:r>
+        <w:rPr>
+          <w:rFonts w:ascii="Times New Roman" w:hAnsi="Times New Roman" w:cs="Times New Roman"/>
+          <w:b/>
+          <w:bCs/>
+        </w:rPr>
+        <w:t xml:space="preserve">    runs-on: ubuntu-latest</w:t>
+      </w:r>
+    </w:p>
+    <w:p>
+      <w:pPr>
+        <w:spacing w:after="0"/>
+        <w:rPr>
+          <w:rFonts w:ascii="Times New Roman" w:hAnsi="Times New Roman" w:cs="Times New Roman"/>
+          <w:b/>
+          <w:bCs/>
+        </w:rPr>
+      </w:pPr>
+      <w:r>
+        <w:rPr>
+          <w:rFonts w:ascii="Times New Roman" w:hAnsi="Times New Roman" w:cs="Times New Roman"/>
+          <w:b/>
+          <w:bCs/>
+        </w:rPr>
+        <w:t xml:space="preserve">    steps:</w:t>
+      </w:r>
+    </w:p>
+    <w:p>
+      <w:pPr>
+        <w:spacing w:after="0"/>
+        <w:rPr>
+          <w:rFonts w:ascii="Times New Roman" w:hAnsi="Times New Roman" w:cs="Times New Roman"/>
+          <w:b/>
+          <w:bCs/>
+        </w:rPr>
+      </w:pPr>
+      <w:r>
+        <w:rPr>
+          <w:rFonts w:ascii="Times New Roman" w:hAnsi="Times New Roman" w:cs="Times New Roman"/>
+          <w:b/>
+          <w:bCs/>
+        </w:rPr>
+        <w:t xml:space="preserve">      - name: Checkout repository</w:t>
+      </w:r>
+    </w:p>
+    <w:p>
+      <w:pPr>
+        <w:spacing w:after="0"/>
+        <w:rPr>
+          <w:rFonts w:ascii="Times New Roman" w:hAnsi="Times New Roman" w:cs="Times New Roman"/>
+          <w:b/>
+          <w:bCs/>
+        </w:rPr>
+      </w:pPr>
+      <w:r>
+        <w:rPr>
+          <w:rFonts w:ascii="Times New Roman" w:hAnsi="Times New Roman" w:cs="Times New Roman"/>
+          <w:b/>
+          <w:bCs/>
+        </w:rPr>
+        <w:t xml:space="preserve">        uses: actions/checkout@v3</w:t>
+      </w:r>
+    </w:p>
+    <w:p>
+      <w:pPr>
+        <w:spacing w:after="0"/>
+        <w:rPr>
+          <w:rFonts w:ascii="Times New Roman" w:hAnsi="Times New Roman" w:cs="Times New Roman"/>
+          <w:b/>
+          <w:bCs/>
+        </w:rPr>
+      </w:pPr>
+    </w:p>
+    <w:p>
+      <w:pPr>
+        <w:spacing w:after="0"/>
+        <w:rPr>
+          <w:rFonts w:ascii="Times New Roman" w:hAnsi="Times New Roman" w:cs="Times New Roman"/>
+          <w:b/>
+          <w:bCs/>
+        </w:rPr>
+      </w:pPr>
+      <w:r>
+        <w:rPr>
+          <w:rFonts w:ascii="Times New Roman" w:hAnsi="Times New Roman" w:cs="Times New Roman"/>
+          <w:b/>
+          <w:bCs/>
+        </w:rPr>
+        <w:t xml:space="preserve">      - name: Run Custom Action</w:t>
+      </w:r>
+    </w:p>
+    <w:p>
+      <w:pPr>
+        <w:spacing w:after="0"/>
+        <w:rPr>
+          <w:rFonts w:ascii="Times New Roman" w:hAnsi="Times New Roman" w:cs="Times New Roman"/>
+          <w:b/>
+          <w:bCs/>
+        </w:rPr>
+      </w:pPr>
+      <w:r>
+        <w:rPr>
+          <w:rFonts w:ascii="Times New Roman" w:hAnsi="Times New Roman" w:cs="Times New Roman"/>
+          <w:b/>
+          <w:bCs/>
+        </w:rPr>
+        <w:t xml:space="preserve">        uses</w:t>
+      </w:r>
+      <w:proofErr w:type="gramStart"/>
+      <w:r>
+        <w:rPr>
+          <w:rFonts w:ascii="Times New Roman" w:hAnsi="Times New Roman" w:cs="Times New Roman"/>
+          <w:b/>
+          <w:bCs/>
+        </w:rPr>
+        <w:t>: .</w:t>
+      </w:r>
+      <w:proofErr w:type="gramEnd"/>
+      <w:r>
+        <w:rPr>
+          <w:rFonts w:ascii="Times New Roman" w:hAnsi="Times New Roman" w:cs="Times New Roman"/>
+          <w:b/>
+          <w:bCs/>
+        </w:rPr>
+        <w:t>/.</w:t>
+      </w:r>
+      <w:proofErr w:type="spellStart"/>
+      <w:r>
+        <w:rPr>
+          <w:rFonts w:ascii="Times New Roman" w:hAnsi="Times New Roman" w:cs="Times New Roman"/>
+          <w:b/>
+          <w:bCs/>
+        </w:rPr>
+        <w:t>github</w:t>
+      </w:r>
+      <w:proofErr w:type="spellEnd"/>
+      <w:r>
+        <w:rPr>
+          <w:rFonts w:ascii="Times New Roman" w:hAnsi="Times New Roman" w:cs="Times New Roman"/>
+          <w:b/>
+          <w:bCs/>
+        </w:rPr>
+        <w:t>/actions/custom-action</w:t>
+      </w:r>
+    </w:p>
+    <w:p>
+      <w:pPr>
+        <w:rPr>
+          <w:rFonts w:ascii="Times New Roman" w:hAnsi="Times New Roman" w:cs="Times New Roman"/>
+        </w:rPr>
+      </w:pPr>
+    </w:p>
+    <w:p>
+      <w:pPr>
+        <w:rPr>
+          <w:rFonts w:ascii="Times New Roman" w:hAnsi="Times New Roman" w:cs="Times New Roman"/>
+        </w:rPr>
+      </w:pPr>
+    </w:p>
+    <w:p>
+      <w:pPr>
+        <w:rPr>
+          <w:rFonts w:ascii="Times New Roman" w:hAnsi="Times New Roman" w:cs="Times New Roman"/>
+        </w:rPr>
+      </w:pPr>
+    </w:p>
+    <w:p>
+      <w:pPr>
+        <w:rPr>
+          <w:rFonts w:ascii="Times New Roman" w:hAnsi="Times New Roman" w:cs="Times New Roman"/>
+          <w:b/>
+          <w:bCs/>
+          <w:sz w:val="28"/>
+          <w:szCs w:val="28"/>
+        </w:rPr>
+      </w:pPr>
+      <w:r>
+        <w:rPr>
+          <w:rFonts w:ascii="Times New Roman" w:hAnsi="Times New Roman" w:cs="Times New Roman"/>
+          <w:b/>
+          <w:bCs/>
+          <w:sz w:val="28"/>
+          <w:szCs w:val="28"/>
+          <w:highlight w:val="yellow"/>
+        </w:rPr>
+        <w:t>snapshot workflow: --</w:t>
+      </w:r>
+      <w:r>
+        <w:rPr>
+          <w:rFonts w:ascii="Times New Roman" w:hAnsi="Times New Roman" w:cs="Times New Roman"/>
+          <w:b/>
+          <w:bCs/>
+          <w:sz w:val="28"/>
+          <w:szCs w:val="28"/>
+        </w:rPr>
+        <w:t xml:space="preserve"> </w:t>
+      </w:r>
+    </w:p>
+    <w:p>
+      <w:pPr>
+        <w:rPr>
+          <w:rFonts w:ascii="Times New Roman" w:hAnsi="Times New Roman" w:cs="Times New Roman"/>
+        </w:rPr>
+      </w:pPr>
+      <w:r>
+        <w:rPr>
+          <w:rFonts w:ascii="Times New Roman" w:hAnsi="Times New Roman" w:cs="Times New Roman"/>
+        </w:rPr>
+        <w:t xml:space="preserve">A </w:t>
+      </w:r>
+      <w:r>
+        <w:rPr>
+          <w:rFonts w:ascii="Times New Roman" w:hAnsi="Times New Roman" w:cs="Times New Roman"/>
+          <w:b/>
+          <w:bCs/>
+        </w:rPr>
+        <w:t>snapshot workflow</w:t>
+      </w:r>
+      <w:r>
+        <w:rPr>
+          <w:rFonts w:ascii="Times New Roman" w:hAnsi="Times New Roman" w:cs="Times New Roman"/>
+        </w:rPr>
+        <w:t xml:space="preserve"> refers to </w:t>
+      </w:r>
+      <w:r>
+        <w:rPr>
+          <w:rFonts w:ascii="Times New Roman" w:hAnsi="Times New Roman" w:cs="Times New Roman"/>
+          <w:highlight w:val="yellow"/>
+        </w:rPr>
+        <w:t>capturing and preserving the state of a system, application, or workflow at a specific point in time</w:t>
+      </w:r>
+      <w:r>
+        <w:rPr>
+          <w:rFonts w:ascii="Times New Roman" w:hAnsi="Times New Roman" w:cs="Times New Roman"/>
+        </w:rPr>
+        <w:t xml:space="preserve">. This concept is utilized across various domains to aid in </w:t>
+      </w:r>
+      <w:r>
+        <w:rPr>
+          <w:rFonts w:ascii="Times New Roman" w:hAnsi="Times New Roman" w:cs="Times New Roman"/>
+        </w:rPr>
+        <w:lastRenderedPageBreak/>
+        <w:t>version control, debugging, auditing, and ensuring consistency during development and deployment processes.</w:t>
+      </w:r>
+    </w:p>
+    <w:p>
+      <w:pPr>
+        <w:rPr>
+          <w:rFonts w:ascii="Times New Roman" w:hAnsi="Times New Roman" w:cs="Times New Roman"/>
+        </w:rPr>
+      </w:pPr>
+    </w:p>
+    <w:p>
+      <w:pPr>
+        <w:rPr>
+          <w:rFonts w:ascii="Times New Roman" w:hAnsi="Times New Roman" w:cs="Times New Roman"/>
+          <w:b/>
+          <w:bCs/>
+        </w:rPr>
+      </w:pPr>
+      <w:r>
+        <w:rPr>
+          <w:rFonts w:ascii="Times New Roman" w:hAnsi="Times New Roman" w:cs="Times New Roman"/>
+          <w:b/>
+          <w:bCs/>
+        </w:rPr>
+        <w:t xml:space="preserve">pip install </w:t>
+      </w:r>
+      <w:proofErr w:type="spellStart"/>
+      <w:r>
+        <w:rPr>
+          <w:rFonts w:ascii="Times New Roman" w:hAnsi="Times New Roman" w:cs="Times New Roman"/>
+          <w:b/>
+          <w:bCs/>
+        </w:rPr>
+        <w:t>snapshottest</w:t>
+      </w:r>
+      <w:proofErr w:type="spellEnd"/>
+    </w:p>
+    <w:p>
+      <w:pPr>
+        <w:rPr>
+          <w:rFonts w:ascii="Times New Roman" w:hAnsi="Times New Roman" w:cs="Times New Roman"/>
+          <w:b/>
+          <w:bCs/>
+        </w:rPr>
+      </w:pPr>
+    </w:p>
+    <w:p>
+      <w:pPr>
+        <w:rPr>
+          <w:rFonts w:ascii="Times New Roman" w:hAnsi="Times New Roman" w:cs="Times New Roman"/>
+          <w:b/>
+          <w:bCs/>
+        </w:rPr>
+      </w:pPr>
+      <w:r>
+        <w:rPr>
+          <w:rFonts w:ascii="Times New Roman" w:hAnsi="Times New Roman" w:cs="Times New Roman"/>
+          <w:b/>
+          <w:bCs/>
+        </w:rPr>
+        <w:t xml:space="preserve">from </w:t>
+      </w:r>
+      <w:proofErr w:type="spellStart"/>
+      <w:r>
+        <w:rPr>
+          <w:rFonts w:ascii="Times New Roman" w:hAnsi="Times New Roman" w:cs="Times New Roman"/>
+          <w:b/>
+          <w:bCs/>
+        </w:rPr>
+        <w:t>snapshottest</w:t>
+      </w:r>
+      <w:proofErr w:type="spellEnd"/>
+      <w:r>
+        <w:rPr>
+          <w:rFonts w:ascii="Times New Roman" w:hAnsi="Times New Roman" w:cs="Times New Roman"/>
+          <w:b/>
+          <w:bCs/>
+        </w:rPr>
+        <w:t xml:space="preserve"> import </w:t>
+      </w:r>
+      <w:proofErr w:type="spellStart"/>
+      <w:r>
+        <w:rPr>
+          <w:rFonts w:ascii="Times New Roman" w:hAnsi="Times New Roman" w:cs="Times New Roman"/>
+          <w:b/>
+          <w:bCs/>
+        </w:rPr>
+        <w:t>TestCase</w:t>
+      </w:r>
+      <w:proofErr w:type="spellEnd"/>
+    </w:p>
+    <w:p>
+      <w:pPr>
+        <w:spacing w:after="0"/>
+        <w:rPr>
+          <w:rFonts w:ascii="Times New Roman" w:hAnsi="Times New Roman" w:cs="Times New Roman"/>
+          <w:b/>
+          <w:bCs/>
+        </w:rPr>
+      </w:pPr>
+      <w:r>
+        <w:rPr>
+          <w:rFonts w:ascii="Times New Roman" w:hAnsi="Times New Roman" w:cs="Times New Roman"/>
+          <w:b/>
+          <w:bCs/>
+        </w:rPr>
+        <w:t xml:space="preserve">def </w:t>
+      </w:r>
+      <w:proofErr w:type="spellStart"/>
+      <w:r>
+        <w:rPr>
+          <w:rFonts w:ascii="Times New Roman" w:hAnsi="Times New Roman" w:cs="Times New Roman"/>
+          <w:b/>
+          <w:bCs/>
+        </w:rPr>
+        <w:t>generate_</w:t>
+      </w:r>
+      <w:proofErr w:type="gramStart"/>
+      <w:r>
+        <w:rPr>
+          <w:rFonts w:ascii="Times New Roman" w:hAnsi="Times New Roman" w:cs="Times New Roman"/>
+          <w:b/>
+          <w:bCs/>
+        </w:rPr>
+        <w:t>data</w:t>
+      </w:r>
+      <w:proofErr w:type="spellEnd"/>
+      <w:r>
+        <w:rPr>
+          <w:rFonts w:ascii="Times New Roman" w:hAnsi="Times New Roman" w:cs="Times New Roman"/>
+          <w:b/>
+          <w:bCs/>
+        </w:rPr>
+        <w:t>(</w:t>
+      </w:r>
+      <w:proofErr w:type="gramEnd"/>
+      <w:r>
+        <w:rPr>
+          <w:rFonts w:ascii="Times New Roman" w:hAnsi="Times New Roman" w:cs="Times New Roman"/>
+          <w:b/>
+          <w:bCs/>
+        </w:rPr>
+        <w:t>):</w:t>
+      </w:r>
+    </w:p>
+    <w:p>
+      <w:pPr>
+        <w:spacing w:after="0"/>
+        <w:rPr>
+          <w:rFonts w:ascii="Times New Roman" w:hAnsi="Times New Roman" w:cs="Times New Roman"/>
+          <w:b/>
+          <w:bCs/>
+        </w:rPr>
+      </w:pPr>
+      <w:r>
+        <w:rPr>
+          <w:rFonts w:ascii="Times New Roman" w:hAnsi="Times New Roman" w:cs="Times New Roman"/>
+          <w:b/>
+          <w:bCs/>
+        </w:rPr>
+        <w:t xml:space="preserve">    return {</w:t>
+      </w:r>
+    </w:p>
+    <w:p>
+      <w:pPr>
+        <w:spacing w:after="0"/>
+        <w:rPr>
+          <w:rFonts w:ascii="Times New Roman" w:hAnsi="Times New Roman" w:cs="Times New Roman"/>
+          <w:b/>
+          <w:bCs/>
+        </w:rPr>
+      </w:pPr>
+      <w:r>
+        <w:rPr>
+          <w:rFonts w:ascii="Times New Roman" w:hAnsi="Times New Roman" w:cs="Times New Roman"/>
+          <w:b/>
+          <w:bCs/>
+        </w:rPr>
+        <w:t xml:space="preserve">        "name": "Alice",</w:t>
+      </w:r>
+    </w:p>
+    <w:p>
+      <w:pPr>
+        <w:spacing w:after="0"/>
+        <w:rPr>
+          <w:rFonts w:ascii="Times New Roman" w:hAnsi="Times New Roman" w:cs="Times New Roman"/>
+          <w:b/>
+          <w:bCs/>
+        </w:rPr>
+      </w:pPr>
+      <w:r>
+        <w:rPr>
+          <w:rFonts w:ascii="Times New Roman" w:hAnsi="Times New Roman" w:cs="Times New Roman"/>
+          <w:b/>
+          <w:bCs/>
+        </w:rPr>
+        <w:t xml:space="preserve">        "age": 30,</w:t>
+      </w:r>
+    </w:p>
+    <w:p>
+      <w:pPr>
+        <w:spacing w:after="0"/>
+        <w:rPr>
+          <w:rFonts w:ascii="Times New Roman" w:hAnsi="Times New Roman" w:cs="Times New Roman"/>
+          <w:b/>
+          <w:bCs/>
+        </w:rPr>
+      </w:pPr>
+      <w:r>
+        <w:rPr>
+          <w:rFonts w:ascii="Times New Roman" w:hAnsi="Times New Roman" w:cs="Times New Roman"/>
+          <w:b/>
+          <w:bCs/>
+        </w:rPr>
+        <w:t xml:space="preserve">        "email": "alice@example.com"</w:t>
+      </w:r>
+    </w:p>
+    <w:p>
+      <w:pPr>
+        <w:spacing w:after="0"/>
+        <w:rPr>
+          <w:rFonts w:ascii="Times New Roman" w:hAnsi="Times New Roman" w:cs="Times New Roman"/>
+          <w:b/>
+          <w:bCs/>
+        </w:rPr>
+      </w:pPr>
+      <w:r>
+        <w:rPr>
+          <w:rFonts w:ascii="Times New Roman" w:hAnsi="Times New Roman" w:cs="Times New Roman"/>
+          <w:b/>
+          <w:bCs/>
+        </w:rPr>
+        <w:t xml:space="preserve">    }</w:t>
+      </w:r>
+    </w:p>
+    <w:p>
+      <w:pPr>
+        <w:spacing w:after="0"/>
+        <w:rPr>
+          <w:rFonts w:ascii="Times New Roman" w:hAnsi="Times New Roman" w:cs="Times New Roman"/>
+          <w:b/>
+          <w:bCs/>
+        </w:rPr>
+      </w:pPr>
+      <w:r>
+        <w:rPr>
+          <w:rFonts w:ascii="Times New Roman" w:hAnsi="Times New Roman" w:cs="Times New Roman"/>
+          <w:b/>
+          <w:bCs/>
+        </w:rPr>
+        <w:t xml:space="preserve">class </w:t>
+      </w:r>
+      <w:proofErr w:type="spellStart"/>
+      <w:proofErr w:type="gramStart"/>
+      <w:r>
+        <w:rPr>
+          <w:rFonts w:ascii="Times New Roman" w:hAnsi="Times New Roman" w:cs="Times New Roman"/>
+          <w:b/>
+          <w:bCs/>
+        </w:rPr>
+        <w:t>TestGenerateData</w:t>
+      </w:r>
+      <w:proofErr w:type="spellEnd"/>
+      <w:r>
+        <w:rPr>
+          <w:rFonts w:ascii="Times New Roman" w:hAnsi="Times New Roman" w:cs="Times New Roman"/>
+          <w:b/>
+          <w:bCs/>
+        </w:rPr>
+        <w:t>(</w:t>
+      </w:r>
+      <w:proofErr w:type="spellStart"/>
+      <w:proofErr w:type="gramEnd"/>
+      <w:r>
+        <w:rPr>
+          <w:rFonts w:ascii="Times New Roman" w:hAnsi="Times New Roman" w:cs="Times New Roman"/>
+          <w:b/>
+          <w:bCs/>
+        </w:rPr>
+        <w:t>TestCase</w:t>
+      </w:r>
+      <w:proofErr w:type="spellEnd"/>
+      <w:r>
+        <w:rPr>
+          <w:rFonts w:ascii="Times New Roman" w:hAnsi="Times New Roman" w:cs="Times New Roman"/>
+          <w:b/>
+          <w:bCs/>
+        </w:rPr>
+        <w:t>):</w:t>
+      </w:r>
+    </w:p>
+    <w:p>
+      <w:pPr>
+        <w:spacing w:after="0"/>
+        <w:rPr>
+          <w:rFonts w:ascii="Times New Roman" w:hAnsi="Times New Roman" w:cs="Times New Roman"/>
+          <w:b/>
+          <w:bCs/>
+        </w:rPr>
+      </w:pPr>
+      <w:r>
+        <w:rPr>
+          <w:rFonts w:ascii="Times New Roman" w:hAnsi="Times New Roman" w:cs="Times New Roman"/>
+          <w:b/>
+          <w:bCs/>
+        </w:rPr>
+        <w:t xml:space="preserve">    def </w:t>
+      </w:r>
+      <w:proofErr w:type="spellStart"/>
+      <w:r>
+        <w:rPr>
+          <w:rFonts w:ascii="Times New Roman" w:hAnsi="Times New Roman" w:cs="Times New Roman"/>
+          <w:b/>
+          <w:bCs/>
+        </w:rPr>
+        <w:t>test_generate_data_snapshot</w:t>
+      </w:r>
+      <w:proofErr w:type="spellEnd"/>
+      <w:r>
+        <w:rPr>
+          <w:rFonts w:ascii="Times New Roman" w:hAnsi="Times New Roman" w:cs="Times New Roman"/>
+          <w:b/>
+          <w:bCs/>
+        </w:rPr>
+        <w:t>(self):</w:t>
+      </w:r>
+    </w:p>
+    <w:p>
+      <w:pPr>
+        <w:spacing w:after="0"/>
+        <w:rPr>
+          <w:rFonts w:ascii="Times New Roman" w:hAnsi="Times New Roman" w:cs="Times New Roman"/>
+          <w:b/>
+          <w:bCs/>
+        </w:rPr>
+      </w:pPr>
+      <w:r>
+        <w:rPr>
+          <w:rFonts w:ascii="Times New Roman" w:hAnsi="Times New Roman" w:cs="Times New Roman"/>
+          <w:b/>
+          <w:bCs/>
+        </w:rPr>
+        <w:t xml:space="preserve">        data = </w:t>
+      </w:r>
+      <w:proofErr w:type="spellStart"/>
+      <w:r>
+        <w:rPr>
+          <w:rFonts w:ascii="Times New Roman" w:hAnsi="Times New Roman" w:cs="Times New Roman"/>
+          <w:b/>
+          <w:bCs/>
+        </w:rPr>
+        <w:t>generate_</w:t>
+      </w:r>
+      <w:proofErr w:type="gramStart"/>
+      <w:r>
+        <w:rPr>
+          <w:rFonts w:ascii="Times New Roman" w:hAnsi="Times New Roman" w:cs="Times New Roman"/>
+          <w:b/>
+          <w:bCs/>
+        </w:rPr>
+        <w:t>data</w:t>
+      </w:r>
+      <w:proofErr w:type="spellEnd"/>
+      <w:r>
+        <w:rPr>
+          <w:rFonts w:ascii="Times New Roman" w:hAnsi="Times New Roman" w:cs="Times New Roman"/>
+          <w:b/>
+          <w:bCs/>
+        </w:rPr>
+        <w:t>(</w:t>
+      </w:r>
+      <w:proofErr w:type="gramEnd"/>
+      <w:r>
+        <w:rPr>
+          <w:rFonts w:ascii="Times New Roman" w:hAnsi="Times New Roman" w:cs="Times New Roman"/>
+          <w:b/>
+          <w:bCs/>
+        </w:rPr>
+        <w:t>)</w:t>
+      </w:r>
+    </w:p>
+    <w:p>
+      <w:pPr>
+        <w:rPr>
+          <w:rFonts w:ascii="Times New Roman" w:hAnsi="Times New Roman" w:cs="Times New Roman"/>
+          <w:b/>
+          <w:bCs/>
+        </w:rPr>
+      </w:pPr>
+      <w:r>
+        <w:rPr>
+          <w:rFonts w:ascii="Times New Roman" w:hAnsi="Times New Roman" w:cs="Times New Roman"/>
+          <w:b/>
+          <w:bCs/>
+        </w:rPr>
+        <w:t xml:space="preserve">        </w:t>
+      </w:r>
+      <w:proofErr w:type="spellStart"/>
+      <w:proofErr w:type="gramStart"/>
+      <w:r>
+        <w:rPr>
+          <w:rFonts w:ascii="Times New Roman" w:hAnsi="Times New Roman" w:cs="Times New Roman"/>
+          <w:b/>
+          <w:bCs/>
+        </w:rPr>
+        <w:t>self.assertMatchSnapshot</w:t>
+      </w:r>
+      <w:proofErr w:type="spellEnd"/>
+      <w:proofErr w:type="gramEnd"/>
+      <w:r>
+        <w:rPr>
+          <w:rFonts w:ascii="Times New Roman" w:hAnsi="Times New Roman" w:cs="Times New Roman"/>
+          <w:b/>
+          <w:bCs/>
+        </w:rPr>
+        <w:t>(data)</w:t>
+      </w:r>
+    </w:p>
+    <w:p>
+      <w:pPr>
+        <w:rPr>
+          <w:rFonts w:ascii="Times New Roman" w:hAnsi="Times New Roman" w:cs="Times New Roman"/>
+        </w:rPr>
+      </w:pPr>
+      <w:r>
+        <w:rPr>
+          <w:rFonts w:ascii="Times New Roman" w:hAnsi="Times New Roman" w:cs="Times New Roman"/>
+        </w:rPr>
+        <w:t>output calling: --</w:t>
+      </w:r>
+    </w:p>
+    <w:p>
+      <w:pPr>
+        <w:rPr>
+          <w:rFonts w:ascii="Times New Roman" w:hAnsi="Times New Roman" w:cs="Times New Roman"/>
+        </w:rPr>
+      </w:pPr>
+      <w:proofErr w:type="spellStart"/>
+      <w:r>
+        <w:rPr>
+          <w:rFonts w:ascii="Times New Roman" w:hAnsi="Times New Roman" w:cs="Times New Roman"/>
+        </w:rPr>
+        <w:t>pytest</w:t>
+      </w:r>
+      <w:proofErr w:type="spellEnd"/>
+      <w:r>
+        <w:rPr>
+          <w:rFonts w:ascii="Times New Roman" w:hAnsi="Times New Roman" w:cs="Times New Roman"/>
+        </w:rPr>
+        <w:t xml:space="preserve"> test_generate_data.py</w:t>
+      </w:r>
+    </w:p>
+    <w:p>
+      <w:pPr>
+        <w:rPr>
+          <w:rFonts w:ascii="Times New Roman" w:hAnsi="Times New Roman" w:cs="Times New Roman"/>
+        </w:rPr>
+      </w:pPr>
+    </w:p>
+    <w:p>
+      <w:pPr>
+        <w:rPr>
+          <w:rFonts w:ascii="Times New Roman" w:hAnsi="Times New Roman" w:cs="Times New Roman"/>
+        </w:rPr>
+      </w:pPr>
+    </w:p>
+    <w:p>
+      <w:pPr>
+        <w:rPr>
+          <w:rFonts w:ascii="Times New Roman" w:hAnsi="Times New Roman" w:cs="Times New Roman"/>
+          <w:b/>
+          <w:bCs/>
+        </w:rPr>
+      </w:pPr>
+      <w:r>
+        <w:rPr>
+          <w:rFonts w:ascii="Times New Roman" w:hAnsi="Times New Roman" w:cs="Times New Roman"/>
+          <w:b/>
+          <w:bCs/>
+        </w:rPr>
+        <w:t>Snapshot Workflows in CI/CD</w:t>
+      </w:r>
+    </w:p>
+    <w:p>
+      <w:pPr>
+        <w:rPr>
+          <w:rFonts w:ascii="Times New Roman" w:hAnsi="Times New Roman" w:cs="Times New Roman"/>
+        </w:rPr>
+      </w:pPr>
+      <w:r>
+        <w:rPr>
+          <w:rFonts w:ascii="Times New Roman" w:hAnsi="Times New Roman" w:cs="Times New Roman"/>
+        </w:rPr>
+        <w:t>In Continuous Integration/Continuous Deployment (CI/CD) pipelines, snapshot workflows can be used to automate the creation and management of snapshots. For instance, in a GitHub Actions workflow, you might define a job that runs snapshot tests:</w:t>
+      </w:r>
+    </w:p>
+    <w:p>
+      <w:pPr>
+        <w:rPr>
+          <w:rFonts w:ascii="Times New Roman" w:hAnsi="Times New Roman" w:cs="Times New Roman"/>
+        </w:rPr>
+      </w:pPr>
+    </w:p>
+    <w:p>
+      <w:pPr>
+        <w:rPr>
+          <w:rFonts w:ascii="Times New Roman" w:hAnsi="Times New Roman" w:cs="Times New Roman"/>
+          <w:b/>
+          <w:bCs/>
+        </w:rPr>
+      </w:pPr>
+      <w:r>
+        <w:rPr>
+          <w:rFonts w:ascii="Times New Roman" w:hAnsi="Times New Roman" w:cs="Times New Roman"/>
+          <w:b/>
+          <w:bCs/>
+        </w:rPr>
+        <w:t xml:space="preserve"> Integrating Snapshot Testing into GitHub Actions</w:t>
+      </w:r>
+    </w:p>
+    <w:p>
+      <w:pPr>
+        <w:rPr>
+          <w:rFonts w:ascii="Times New Roman" w:hAnsi="Times New Roman" w:cs="Times New Roman"/>
+        </w:rPr>
+      </w:pPr>
+      <w:r>
+        <w:rPr>
+          <w:rFonts w:ascii="Times New Roman" w:hAnsi="Times New Roman" w:cs="Times New Roman"/>
+        </w:rPr>
+        <w:t>To automate snapshot testing in your CI/CD pipeline, you can integrate it into GitHub Actions.</w:t>
+      </w:r>
+    </w:p>
+    <w:p>
+      <w:pPr>
+        <w:rPr>
+          <w:rFonts w:ascii="Times New Roman" w:hAnsi="Times New Roman" w:cs="Times New Roman"/>
+          <w:b/>
+          <w:bCs/>
+        </w:rPr>
+      </w:pPr>
+      <w:r>
+        <w:rPr>
+          <w:rFonts w:ascii="Times New Roman" w:hAnsi="Times New Roman" w:cs="Times New Roman"/>
+          <w:b/>
+          <w:bCs/>
+        </w:rPr>
+        <w:t>GitHub Actions Workflow (.</w:t>
+      </w:r>
+      <w:proofErr w:type="spellStart"/>
+      <w:r>
+        <w:rPr>
+          <w:rFonts w:ascii="Times New Roman" w:hAnsi="Times New Roman" w:cs="Times New Roman"/>
+          <w:b/>
+          <w:bCs/>
+        </w:rPr>
+        <w:t>github</w:t>
+      </w:r>
+      <w:proofErr w:type="spellEnd"/>
+      <w:r>
+        <w:rPr>
+          <w:rFonts w:ascii="Times New Roman" w:hAnsi="Times New Roman" w:cs="Times New Roman"/>
+          <w:b/>
+          <w:bCs/>
+        </w:rPr>
+        <w:t>/workflows/</w:t>
+      </w:r>
+      <w:proofErr w:type="spellStart"/>
+      <w:r>
+        <w:rPr>
+          <w:rFonts w:ascii="Times New Roman" w:hAnsi="Times New Roman" w:cs="Times New Roman"/>
+          <w:b/>
+          <w:bCs/>
+        </w:rPr>
+        <w:t>snapshot.yml</w:t>
+      </w:r>
+      <w:proofErr w:type="spellEnd"/>
+      <w:r>
+        <w:rPr>
+          <w:rFonts w:ascii="Times New Roman" w:hAnsi="Times New Roman" w:cs="Times New Roman"/>
+          <w:b/>
+          <w:bCs/>
+        </w:rPr>
+        <w:t>):</w:t>
+      </w:r>
+    </w:p>
+    <w:p>
+      <w:pPr>
+        <w:rPr>
+          <w:rFonts w:ascii="Times New Roman" w:hAnsi="Times New Roman" w:cs="Times New Roman"/>
+        </w:rPr>
+      </w:pPr>
+      <w:r>
+        <w:rPr>
+          <w:rFonts w:ascii="Times New Roman" w:hAnsi="Times New Roman" w:cs="Times New Roman"/>
+          <w:b/>
+          <w:bCs/>
+          <w:highlight w:val="lightGray"/>
+        </w:rPr>
+        <w:t>Basic code examples: --</w:t>
+      </w:r>
+      <w:r>
+        <w:rPr>
+          <w:rFonts w:ascii="Times New Roman" w:hAnsi="Times New Roman" w:cs="Times New Roman"/>
+          <w:b/>
+          <w:bCs/>
+        </w:rPr>
+        <w:t xml:space="preserve"> </w:t>
+      </w:r>
+    </w:p>
+    <w:p>
+      <w:pPr>
+        <w:rPr>
+          <w:rFonts w:ascii="Times New Roman" w:hAnsi="Times New Roman" w:cs="Times New Roman"/>
+          <w:b/>
+          <w:bCs/>
+        </w:rPr>
+      </w:pPr>
+    </w:p>
+    <w:p>
+      <w:pPr>
+        <w:spacing w:after="0"/>
+        <w:rPr>
+          <w:rFonts w:ascii="Times New Roman" w:hAnsi="Times New Roman" w:cs="Times New Roman"/>
+          <w:b/>
+          <w:bCs/>
+          <w:sz w:val="20"/>
+          <w:szCs w:val="20"/>
+        </w:rPr>
+      </w:pPr>
+      <w:r>
+        <w:rPr>
+          <w:rFonts w:ascii="Times New Roman" w:hAnsi="Times New Roman" w:cs="Times New Roman"/>
+          <w:b/>
+          <w:bCs/>
+          <w:sz w:val="20"/>
+          <w:szCs w:val="20"/>
+        </w:rPr>
+        <w:t>name: Snapshot Testing</w:t>
+      </w:r>
+    </w:p>
+    <w:p>
+      <w:pPr>
+        <w:spacing w:after="0"/>
+        <w:rPr>
+          <w:rFonts w:ascii="Times New Roman" w:hAnsi="Times New Roman" w:cs="Times New Roman"/>
+          <w:b/>
+          <w:bCs/>
+          <w:sz w:val="20"/>
+          <w:szCs w:val="20"/>
+        </w:rPr>
+      </w:pPr>
+      <w:r>
+        <w:rPr>
+          <w:rFonts w:ascii="Times New Roman" w:hAnsi="Times New Roman" w:cs="Times New Roman"/>
+          <w:b/>
+          <w:bCs/>
+          <w:sz w:val="20"/>
+          <w:szCs w:val="20"/>
+        </w:rPr>
+        <w:t>on:</w:t>
+      </w:r>
+    </w:p>
+    <w:p>
+      <w:pPr>
+        <w:spacing w:after="0"/>
+        <w:rPr>
+          <w:rFonts w:ascii="Times New Roman" w:hAnsi="Times New Roman" w:cs="Times New Roman"/>
+          <w:b/>
+          <w:bCs/>
+          <w:sz w:val="20"/>
+          <w:szCs w:val="20"/>
+        </w:rPr>
+      </w:pPr>
+      <w:r>
+        <w:rPr>
+          <w:rFonts w:ascii="Times New Roman" w:hAnsi="Times New Roman" w:cs="Times New Roman"/>
+          <w:b/>
+          <w:bCs/>
+          <w:sz w:val="20"/>
+          <w:szCs w:val="20"/>
+        </w:rPr>
+        <w:t xml:space="preserve">  </w:t>
+      </w:r>
+      <w:proofErr w:type="spellStart"/>
+      <w:r>
+        <w:rPr>
+          <w:rFonts w:ascii="Times New Roman" w:hAnsi="Times New Roman" w:cs="Times New Roman"/>
+          <w:b/>
+          <w:bCs/>
+          <w:sz w:val="20"/>
+          <w:szCs w:val="20"/>
+        </w:rPr>
+        <w:t>workflow_dispatch</w:t>
+      </w:r>
+      <w:proofErr w:type="spellEnd"/>
+      <w:r>
+        <w:rPr>
+          <w:rFonts w:ascii="Times New Roman" w:hAnsi="Times New Roman" w:cs="Times New Roman"/>
+          <w:b/>
+          <w:bCs/>
+          <w:sz w:val="20"/>
+          <w:szCs w:val="20"/>
+        </w:rPr>
+        <w:t>:</w:t>
+      </w:r>
+    </w:p>
+    <w:p>
+      <w:pPr>
+        <w:spacing w:after="0"/>
+        <w:rPr>
+          <w:rFonts w:ascii="Times New Roman" w:hAnsi="Times New Roman" w:cs="Times New Roman"/>
+          <w:b/>
+          <w:bCs/>
+          <w:sz w:val="20"/>
+          <w:szCs w:val="20"/>
+        </w:rPr>
+      </w:pPr>
+    </w:p>
+    <w:p>
+      <w:pPr>
+        <w:spacing w:after="0"/>
+        <w:rPr>
+          <w:rFonts w:ascii="Times New Roman" w:hAnsi="Times New Roman" w:cs="Times New Roman"/>
+          <w:b/>
+          <w:bCs/>
+          <w:sz w:val="20"/>
+          <w:szCs w:val="20"/>
+        </w:rPr>
+      </w:pPr>
+      <w:r>
+        <w:rPr>
+          <w:rFonts w:ascii="Times New Roman" w:hAnsi="Times New Roman" w:cs="Times New Roman"/>
+          <w:b/>
+          <w:bCs/>
+          <w:sz w:val="20"/>
+          <w:szCs w:val="20"/>
+        </w:rPr>
+        <w:lastRenderedPageBreak/>
+        <w:t>jobs:</w:t>
+      </w:r>
+    </w:p>
+    <w:p>
+      <w:pPr>
+        <w:spacing w:after="0"/>
+        <w:rPr>
+          <w:rFonts w:ascii="Times New Roman" w:hAnsi="Times New Roman" w:cs="Times New Roman"/>
+          <w:b/>
+          <w:bCs/>
+          <w:sz w:val="20"/>
+          <w:szCs w:val="20"/>
+        </w:rPr>
+      </w:pPr>
+      <w:r>
+        <w:rPr>
+          <w:rFonts w:ascii="Times New Roman" w:hAnsi="Times New Roman" w:cs="Times New Roman"/>
+          <w:b/>
+          <w:bCs/>
+          <w:sz w:val="20"/>
+          <w:szCs w:val="20"/>
+        </w:rPr>
+        <w:t xml:space="preserve">  snapshot-test:</w:t>
+      </w:r>
+    </w:p>
+    <w:p>
+      <w:pPr>
+        <w:spacing w:after="0"/>
+        <w:rPr>
+          <w:rFonts w:ascii="Times New Roman" w:hAnsi="Times New Roman" w:cs="Times New Roman"/>
+          <w:b/>
+          <w:bCs/>
+          <w:sz w:val="20"/>
+          <w:szCs w:val="20"/>
+        </w:rPr>
+      </w:pPr>
+      <w:r>
+        <w:rPr>
+          <w:rFonts w:ascii="Times New Roman" w:hAnsi="Times New Roman" w:cs="Times New Roman"/>
+          <w:b/>
+          <w:bCs/>
+          <w:sz w:val="20"/>
+          <w:szCs w:val="20"/>
+        </w:rPr>
+        <w:t xml:space="preserve">    runs-on: ubuntu-latest</w:t>
+      </w:r>
+    </w:p>
+    <w:p>
+      <w:pPr>
+        <w:spacing w:after="0"/>
+        <w:rPr>
+          <w:rFonts w:ascii="Times New Roman" w:hAnsi="Times New Roman" w:cs="Times New Roman"/>
+          <w:b/>
+          <w:bCs/>
+          <w:sz w:val="20"/>
+          <w:szCs w:val="20"/>
+        </w:rPr>
+      </w:pPr>
+      <w:r>
+        <w:rPr>
+          <w:rFonts w:ascii="Times New Roman" w:hAnsi="Times New Roman" w:cs="Times New Roman"/>
+          <w:b/>
+          <w:bCs/>
+          <w:sz w:val="20"/>
+          <w:szCs w:val="20"/>
+        </w:rPr>
+        <w:t xml:space="preserve">    steps:</w:t>
+      </w:r>
+    </w:p>
+    <w:p>
+      <w:pPr>
+        <w:spacing w:after="0"/>
+        <w:rPr>
+          <w:rFonts w:ascii="Times New Roman" w:hAnsi="Times New Roman" w:cs="Times New Roman"/>
+          <w:b/>
+          <w:bCs/>
+          <w:sz w:val="20"/>
+          <w:szCs w:val="20"/>
+        </w:rPr>
+      </w:pPr>
+      <w:r>
+        <w:rPr>
+          <w:rFonts w:ascii="Times New Roman" w:hAnsi="Times New Roman" w:cs="Times New Roman"/>
+          <w:b/>
+          <w:bCs/>
+          <w:sz w:val="20"/>
+          <w:szCs w:val="20"/>
+        </w:rPr>
+        <w:t xml:space="preserve">      - uses: actions/checkout@v3</w:t>
+      </w:r>
+    </w:p>
+    <w:p>
+      <w:pPr>
+        <w:spacing w:after="0"/>
+        <w:rPr>
+          <w:rFonts w:ascii="Times New Roman" w:hAnsi="Times New Roman" w:cs="Times New Roman"/>
+          <w:b/>
+          <w:bCs/>
+          <w:sz w:val="20"/>
+          <w:szCs w:val="20"/>
+        </w:rPr>
+      </w:pPr>
+      <w:r>
+        <w:rPr>
+          <w:rFonts w:ascii="Times New Roman" w:hAnsi="Times New Roman" w:cs="Times New Roman"/>
+          <w:b/>
+          <w:bCs/>
+          <w:sz w:val="20"/>
+          <w:szCs w:val="20"/>
+        </w:rPr>
+        <w:t xml:space="preserve">      - name: Set up Python</w:t>
+      </w:r>
+    </w:p>
+    <w:p>
+      <w:pPr>
+        <w:spacing w:after="0"/>
+        <w:rPr>
+          <w:rFonts w:ascii="Times New Roman" w:hAnsi="Times New Roman" w:cs="Times New Roman"/>
+          <w:b/>
+          <w:bCs/>
+          <w:sz w:val="20"/>
+          <w:szCs w:val="20"/>
+        </w:rPr>
+      </w:pPr>
+      <w:r>
+        <w:rPr>
+          <w:rFonts w:ascii="Times New Roman" w:hAnsi="Times New Roman" w:cs="Times New Roman"/>
+          <w:b/>
+          <w:bCs/>
+          <w:sz w:val="20"/>
+          <w:szCs w:val="20"/>
+        </w:rPr>
+        <w:t xml:space="preserve">        uses: actions/setup-python@v4</w:t>
+      </w:r>
+    </w:p>
+    <w:p>
+      <w:pPr>
+        <w:spacing w:after="0"/>
+        <w:rPr>
+          <w:rFonts w:ascii="Times New Roman" w:hAnsi="Times New Roman" w:cs="Times New Roman"/>
+          <w:b/>
+          <w:bCs/>
+          <w:sz w:val="20"/>
+          <w:szCs w:val="20"/>
+        </w:rPr>
+      </w:pPr>
+      <w:r>
+        <w:rPr>
+          <w:rFonts w:ascii="Times New Roman" w:hAnsi="Times New Roman" w:cs="Times New Roman"/>
+          <w:b/>
+          <w:bCs/>
+          <w:sz w:val="20"/>
+          <w:szCs w:val="20"/>
+        </w:rPr>
+        <w:t xml:space="preserve">        with:</w:t>
+      </w:r>
+    </w:p>
+    <w:p>
+      <w:pPr>
+        <w:spacing w:after="0"/>
+        <w:rPr>
+          <w:rFonts w:ascii="Times New Roman" w:hAnsi="Times New Roman" w:cs="Times New Roman"/>
+          <w:b/>
+          <w:bCs/>
+          <w:sz w:val="20"/>
+          <w:szCs w:val="20"/>
+        </w:rPr>
+      </w:pPr>
+      <w:r>
+        <w:rPr>
+          <w:rFonts w:ascii="Times New Roman" w:hAnsi="Times New Roman" w:cs="Times New Roman"/>
+          <w:b/>
+          <w:bCs/>
+          <w:sz w:val="20"/>
+          <w:szCs w:val="20"/>
+        </w:rPr>
+        <w:t xml:space="preserve">          python-version: '3.10'</w:t>
+      </w:r>
+    </w:p>
+    <w:p>
+      <w:pPr>
+        <w:spacing w:after="0"/>
+        <w:rPr>
+          <w:rFonts w:ascii="Times New Roman" w:hAnsi="Times New Roman" w:cs="Times New Roman"/>
+          <w:b/>
+          <w:bCs/>
+          <w:sz w:val="20"/>
+          <w:szCs w:val="20"/>
+        </w:rPr>
+      </w:pPr>
+      <w:r>
+        <w:rPr>
+          <w:rFonts w:ascii="Times New Roman" w:hAnsi="Times New Roman" w:cs="Times New Roman"/>
+          <w:b/>
+          <w:bCs/>
+          <w:sz w:val="20"/>
+          <w:szCs w:val="20"/>
+        </w:rPr>
+        <w:t xml:space="preserve">      - name: Install dependencies</w:t>
+      </w:r>
+    </w:p>
+    <w:p>
+      <w:pPr>
+        <w:spacing w:after="0"/>
+        <w:rPr>
+          <w:rFonts w:ascii="Times New Roman" w:hAnsi="Times New Roman" w:cs="Times New Roman"/>
+          <w:b/>
+          <w:bCs/>
+          <w:sz w:val="20"/>
+          <w:szCs w:val="20"/>
+        </w:rPr>
+      </w:pPr>
+      <w:r>
+        <w:rPr>
+          <w:rFonts w:ascii="Times New Roman" w:hAnsi="Times New Roman" w:cs="Times New Roman"/>
+          <w:b/>
+          <w:bCs/>
+          <w:sz w:val="20"/>
+          <w:szCs w:val="20"/>
+        </w:rPr>
+        <w:t xml:space="preserve">        run: |</w:t>
+      </w:r>
+    </w:p>
+    <w:p>
+      <w:pPr>
+        <w:spacing w:after="0"/>
+        <w:rPr>
+          <w:rFonts w:ascii="Times New Roman" w:hAnsi="Times New Roman" w:cs="Times New Roman"/>
+          <w:b/>
+          <w:bCs/>
+          <w:sz w:val="20"/>
+          <w:szCs w:val="20"/>
+        </w:rPr>
+      </w:pPr>
+      <w:r>
+        <w:rPr>
+          <w:rFonts w:ascii="Times New Roman" w:hAnsi="Times New Roman" w:cs="Times New Roman"/>
+          <w:b/>
+          <w:bCs/>
+          <w:sz w:val="20"/>
+          <w:szCs w:val="20"/>
+        </w:rPr>
+        <w:t xml:space="preserve">          pip install -r requirements.txt</w:t>
+      </w:r>
+    </w:p>
+    <w:p>
+      <w:pPr>
+        <w:spacing w:after="0"/>
+        <w:rPr>
+          <w:rFonts w:ascii="Times New Roman" w:hAnsi="Times New Roman" w:cs="Times New Roman"/>
+          <w:b/>
+          <w:bCs/>
+          <w:sz w:val="20"/>
+          <w:szCs w:val="20"/>
+        </w:rPr>
+      </w:pPr>
+      <w:r>
+        <w:rPr>
+          <w:rFonts w:ascii="Times New Roman" w:hAnsi="Times New Roman" w:cs="Times New Roman"/>
+          <w:b/>
+          <w:bCs/>
+          <w:sz w:val="20"/>
+          <w:szCs w:val="20"/>
+        </w:rPr>
+        <w:t xml:space="preserve">          pip install </w:t>
+      </w:r>
+      <w:proofErr w:type="spellStart"/>
+      <w:r>
+        <w:rPr>
+          <w:rFonts w:ascii="Times New Roman" w:hAnsi="Times New Roman" w:cs="Times New Roman"/>
+          <w:b/>
+          <w:bCs/>
+          <w:sz w:val="20"/>
+          <w:szCs w:val="20"/>
+        </w:rPr>
+        <w:t>snapshottest</w:t>
+      </w:r>
+      <w:proofErr w:type="spellEnd"/>
+    </w:p>
+    <w:p>
+      <w:pPr>
+        <w:spacing w:after="0"/>
+        <w:rPr>
+          <w:rFonts w:ascii="Times New Roman" w:hAnsi="Times New Roman" w:cs="Times New Roman"/>
+          <w:b/>
+          <w:bCs/>
+          <w:sz w:val="20"/>
+          <w:szCs w:val="20"/>
+        </w:rPr>
+      </w:pPr>
+      <w:r>
+        <w:rPr>
+          <w:rFonts w:ascii="Times New Roman" w:hAnsi="Times New Roman" w:cs="Times New Roman"/>
+          <w:b/>
+          <w:bCs/>
+          <w:sz w:val="20"/>
+          <w:szCs w:val="20"/>
+        </w:rPr>
+        <w:t xml:space="preserve">      - name: Run snapshot tests</w:t>
+      </w:r>
+    </w:p>
+    <w:p>
+      <w:pPr>
+        <w:spacing w:after="0"/>
+        <w:rPr>
+          <w:rFonts w:ascii="Times New Roman" w:hAnsi="Times New Roman" w:cs="Times New Roman"/>
+          <w:b/>
+          <w:bCs/>
+          <w:sz w:val="20"/>
+          <w:szCs w:val="20"/>
+        </w:rPr>
+      </w:pPr>
+      <w:r>
+        <w:rPr>
+          <w:rFonts w:ascii="Times New Roman" w:hAnsi="Times New Roman" w:cs="Times New Roman"/>
+          <w:b/>
+          <w:bCs/>
+          <w:sz w:val="20"/>
+          <w:szCs w:val="20"/>
+        </w:rPr>
+        <w:t xml:space="preserve">        run: </w:t>
+      </w:r>
+      <w:proofErr w:type="spellStart"/>
+      <w:r>
+        <w:rPr>
+          <w:rFonts w:ascii="Times New Roman" w:hAnsi="Times New Roman" w:cs="Times New Roman"/>
+          <w:b/>
+          <w:bCs/>
+          <w:sz w:val="20"/>
+          <w:szCs w:val="20"/>
+        </w:rPr>
+        <w:t>pytest</w:t>
+      </w:r>
+      <w:proofErr w:type="spellEnd"/>
+      <w:r>
+        <w:rPr>
+          <w:rFonts w:ascii="Times New Roman" w:hAnsi="Times New Roman" w:cs="Times New Roman"/>
+          <w:b/>
+          <w:bCs/>
+          <w:sz w:val="20"/>
+          <w:szCs w:val="20"/>
+        </w:rPr>
+        <w:t xml:space="preserve"> --snapshot-update</w:t>
+      </w:r>
+    </w:p>
+    <w:p>
+      <w:pPr>
+        <w:spacing w:after="0"/>
+        <w:rPr>
+          <w:rFonts w:ascii="Times New Roman" w:hAnsi="Times New Roman" w:cs="Times New Roman"/>
+          <w:b/>
+          <w:bCs/>
+          <w:sz w:val="20"/>
+          <w:szCs w:val="20"/>
+        </w:rPr>
+      </w:pPr>
+    </w:p>
+    <w:p>
+      <w:pPr>
+        <w:spacing w:after="0"/>
+        <w:rPr>
+          <w:rFonts w:ascii="Times New Roman" w:hAnsi="Times New Roman" w:cs="Times New Roman"/>
+          <w:b/>
+          <w:bCs/>
+          <w:sz w:val="20"/>
+          <w:szCs w:val="20"/>
+        </w:rPr>
+      </w:pPr>
+    </w:p>
+    <w:p>
+      <w:pPr>
+        <w:spacing w:after="0"/>
+        <w:rPr>
+          <w:rFonts w:ascii="Times New Roman" w:hAnsi="Times New Roman" w:cs="Times New Roman"/>
+          <w:b/>
+          <w:bCs/>
+          <w:sz w:val="20"/>
+          <w:szCs w:val="20"/>
+        </w:rPr>
+      </w:pPr>
+    </w:p>
+    <w:p>
+      <w:pPr>
+        <w:pStyle w:val="ListParagraph"/>
+        <w:numPr>
+          <w:ilvl w:val="0"/>
+          <w:numId w:val="14"/>
+        </w:numPr>
+        <w:spacing w:after="0"/>
+        <w:rPr>
+          <w:rFonts w:ascii="Times New Roman" w:hAnsi="Times New Roman" w:cs="Times New Roman"/>
+          <w:b/>
+          <w:bCs/>
+        </w:rPr>
+      </w:pPr>
+      <w:r>
+        <w:rPr>
+          <w:rFonts w:ascii="Times New Roman" w:hAnsi="Times New Roman" w:cs="Times New Roman"/>
+          <w:b/>
+          <w:bCs/>
+        </w:rPr>
+        <w:t>Comparison Summary</w:t>
+      </w:r>
+    </w:p>
+    <w:tbl>
+      <w:tblPr>
+        <w:tblW w:w="0" w:type="auto"/>
+        <w:tblCellSpacing w:w="15" w:type="dxa"/>
+        <w:tblCellMar>
+          <w:top w:w="15" w:type="dxa"/>
+          <w:left w:w="15" w:type="dxa"/>
+          <w:bottom w:w="15" w:type="dxa"/>
+          <w:right w:w="15" w:type="dxa"/>
+        </w:tblCellMar>
+        <w:tblLook w:val="04A0" w:firstRow="1" w:lastRow="0" w:firstColumn="1" w:lastColumn="0" w:noHBand="0" w:noVBand="1"/>
+      </w:tblPr>
+      <w:tblGrid>
+        <w:gridCol w:w="1184"/>
+        <w:gridCol w:w="3040"/>
+        <w:gridCol w:w="2265"/>
+        <w:gridCol w:w="2537"/>
+      </w:tblGrid>
+      <w:tr>
+        <w:trPr>
+          <w:tblHeader/>
+          <w:tblCellSpacing w:w="15" w:type="dxa"/>
+        </w:trPr>
+        <w:tc>
+          <w:tcPr>
+            <w:tcW w:w="0" w:type="auto"/>
+            <w:vAlign w:val="center"/>
+            <w:hideMark/>
+          </w:tcPr>
+          <w:p>
+            <w:pPr>
+              <w:spacing w:after="0"/>
+              <w:rPr>
+                <w:rFonts w:ascii="Times New Roman" w:hAnsi="Times New Roman" w:cs="Times New Roman"/>
+                <w:b/>
+                <w:bCs/>
+                <w:sz w:val="20"/>
+                <w:szCs w:val="20"/>
+              </w:rPr>
+            </w:pPr>
+            <w:r>
+              <w:rPr>
+                <w:rFonts w:ascii="Times New Roman" w:hAnsi="Times New Roman" w:cs="Times New Roman"/>
+                <w:b/>
+                <w:bCs/>
+                <w:sz w:val="20"/>
+                <w:szCs w:val="20"/>
+              </w:rPr>
+              <w:t>Workflow Type</w:t>
+            </w:r>
+          </w:p>
+        </w:tc>
+        <w:tc>
+          <w:tcPr>
+            <w:tcW w:w="3010" w:type="dxa"/>
+            <w:vAlign w:val="center"/>
+            <w:hideMark/>
+          </w:tcPr>
+          <w:p>
+            <w:pPr>
+              <w:spacing w:after="0"/>
+              <w:rPr>
+                <w:rFonts w:ascii="Times New Roman" w:hAnsi="Times New Roman" w:cs="Times New Roman"/>
+                <w:b/>
+                <w:bCs/>
+                <w:sz w:val="20"/>
+                <w:szCs w:val="20"/>
+              </w:rPr>
+            </w:pPr>
+            <w:r>
+              <w:rPr>
+                <w:rFonts w:ascii="Times New Roman" w:hAnsi="Times New Roman" w:cs="Times New Roman"/>
+                <w:b/>
+                <w:bCs/>
+                <w:sz w:val="20"/>
+                <w:szCs w:val="20"/>
+              </w:rPr>
+              <w:t>Purpose</w:t>
+            </w:r>
+          </w:p>
+        </w:tc>
+        <w:tc>
+          <w:tcPr>
+            <w:tcW w:w="2235" w:type="dxa"/>
+            <w:vAlign w:val="center"/>
+            <w:hideMark/>
+          </w:tcPr>
+          <w:p>
+            <w:pPr>
+              <w:spacing w:after="0"/>
+              <w:rPr>
+                <w:rFonts w:ascii="Times New Roman" w:hAnsi="Times New Roman" w:cs="Times New Roman"/>
+                <w:b/>
+                <w:bCs/>
+                <w:sz w:val="20"/>
+                <w:szCs w:val="20"/>
+              </w:rPr>
+            </w:pPr>
+            <w:r>
+              <w:rPr>
+                <w:rFonts w:ascii="Times New Roman" w:hAnsi="Times New Roman" w:cs="Times New Roman"/>
+                <w:b/>
+                <w:bCs/>
+                <w:sz w:val="20"/>
+                <w:szCs w:val="20"/>
+              </w:rPr>
+              <w:t>Trigger Type</w:t>
+            </w:r>
+          </w:p>
+        </w:tc>
+        <w:tc>
+          <w:tcPr>
+            <w:tcW w:w="0" w:type="auto"/>
+            <w:vAlign w:val="center"/>
+            <w:hideMark/>
+          </w:tcPr>
+          <w:p>
+            <w:pPr>
+              <w:spacing w:after="0"/>
+              <w:rPr>
+                <w:rFonts w:ascii="Times New Roman" w:hAnsi="Times New Roman" w:cs="Times New Roman"/>
+                <w:b/>
+                <w:bCs/>
+                <w:sz w:val="20"/>
+                <w:szCs w:val="20"/>
+              </w:rPr>
+            </w:pPr>
+            <w:r>
+              <w:rPr>
+                <w:rFonts w:ascii="Times New Roman" w:hAnsi="Times New Roman" w:cs="Times New Roman"/>
+                <w:b/>
+                <w:bCs/>
+                <w:sz w:val="20"/>
+                <w:szCs w:val="20"/>
+              </w:rPr>
+              <w:t>Example Use Case</w:t>
+            </w:r>
+          </w:p>
+        </w:tc>
+      </w:tr>
+      <w:tr>
+        <w:trPr>
+          <w:tblHeader/>
+          <w:tblCellSpacing w:w="15" w:type="dxa"/>
+        </w:trPr>
+        <w:tc>
+          <w:tcPr>
+            <w:tcW w:w="0" w:type="auto"/>
+            <w:vAlign w:val="center"/>
+          </w:tcPr>
+          <w:p>
+            <w:pPr>
+              <w:spacing w:after="0"/>
+              <w:rPr>
+                <w:rFonts w:ascii="Times New Roman" w:hAnsi="Times New Roman" w:cs="Times New Roman"/>
+                <w:b/>
+                <w:bCs/>
+                <w:sz w:val="20"/>
+                <w:szCs w:val="20"/>
+              </w:rPr>
+            </w:pPr>
+          </w:p>
+        </w:tc>
+        <w:tc>
+          <w:tcPr>
+            <w:tcW w:w="3010" w:type="dxa"/>
+            <w:vAlign w:val="center"/>
+          </w:tcPr>
+          <w:p>
+            <w:pPr>
+              <w:spacing w:after="0"/>
+              <w:rPr>
+                <w:rFonts w:ascii="Times New Roman" w:hAnsi="Times New Roman" w:cs="Times New Roman"/>
+                <w:b/>
+                <w:bCs/>
+                <w:sz w:val="20"/>
+                <w:szCs w:val="20"/>
+              </w:rPr>
+            </w:pPr>
+          </w:p>
+        </w:tc>
+        <w:tc>
+          <w:tcPr>
+            <w:tcW w:w="2235" w:type="dxa"/>
+            <w:vAlign w:val="center"/>
+          </w:tcPr>
+          <w:p>
+            <w:pPr>
+              <w:spacing w:after="0"/>
+              <w:rPr>
+                <w:rFonts w:ascii="Times New Roman" w:hAnsi="Times New Roman" w:cs="Times New Roman"/>
+                <w:b/>
+                <w:bCs/>
+                <w:sz w:val="20"/>
+                <w:szCs w:val="20"/>
+              </w:rPr>
+            </w:pPr>
+          </w:p>
+        </w:tc>
+        <w:tc>
+          <w:tcPr>
+            <w:tcW w:w="0" w:type="auto"/>
+            <w:vAlign w:val="center"/>
+          </w:tcPr>
+          <w:p>
+            <w:pPr>
+              <w:spacing w:after="0"/>
+              <w:rPr>
+                <w:rFonts w:ascii="Times New Roman" w:hAnsi="Times New Roman" w:cs="Times New Roman"/>
+                <w:b/>
+                <w:bCs/>
+                <w:sz w:val="20"/>
+                <w:szCs w:val="20"/>
+              </w:rPr>
+            </w:pPr>
+          </w:p>
+        </w:tc>
+      </w:tr>
+      <w:tr>
+        <w:trPr>
+          <w:tblCellSpacing w:w="15" w:type="dxa"/>
+        </w:trPr>
+        <w:tc>
+          <w:tcPr>
+            <w:tcW w:w="0" w:type="auto"/>
+            <w:vAlign w:val="center"/>
+            <w:hideMark/>
+          </w:tcPr>
+          <w:p>
+            <w:pPr>
+              <w:spacing w:after="0"/>
+              <w:rPr>
+                <w:rFonts w:ascii="Times New Roman" w:hAnsi="Times New Roman" w:cs="Times New Roman"/>
+                <w:b/>
+                <w:bCs/>
+                <w:sz w:val="20"/>
+                <w:szCs w:val="20"/>
+              </w:rPr>
+            </w:pPr>
+            <w:r>
+              <w:rPr>
+                <w:rFonts w:ascii="Times New Roman" w:hAnsi="Times New Roman" w:cs="Times New Roman"/>
+                <w:b/>
+                <w:bCs/>
+                <w:sz w:val="20"/>
+                <w:szCs w:val="20"/>
+              </w:rPr>
+              <w:t>CI/CD</w:t>
+            </w:r>
+          </w:p>
+        </w:tc>
+        <w:tc>
+          <w:tcPr>
+            <w:tcW w:w="3010" w:type="dxa"/>
+            <w:vAlign w:val="center"/>
+            <w:hideMark/>
+          </w:tcPr>
+          <w:p>
+            <w:pPr>
+              <w:spacing w:after="0"/>
+              <w:rPr>
+                <w:rFonts w:ascii="Times New Roman" w:hAnsi="Times New Roman" w:cs="Times New Roman"/>
+                <w:b/>
+                <w:bCs/>
+                <w:sz w:val="20"/>
+                <w:szCs w:val="20"/>
+              </w:rPr>
+            </w:pPr>
+            <w:r>
+              <w:rPr>
+                <w:rFonts w:ascii="Times New Roman" w:hAnsi="Times New Roman" w:cs="Times New Roman"/>
+                <w:b/>
+                <w:bCs/>
+                <w:sz w:val="20"/>
+                <w:szCs w:val="20"/>
+              </w:rPr>
+              <w:t>Automate integration and deployment</w:t>
+            </w:r>
+          </w:p>
+        </w:tc>
+        <w:tc>
+          <w:tcPr>
+            <w:tcW w:w="2235" w:type="dxa"/>
+            <w:vAlign w:val="center"/>
+            <w:hideMark/>
+          </w:tcPr>
+          <w:p>
+            <w:pPr>
+              <w:spacing w:after="0"/>
+              <w:rPr>
+                <w:rFonts w:ascii="Times New Roman" w:hAnsi="Times New Roman" w:cs="Times New Roman"/>
+                <w:b/>
+                <w:bCs/>
+                <w:sz w:val="20"/>
+                <w:szCs w:val="20"/>
+              </w:rPr>
+            </w:pPr>
+            <w:r>
+              <w:rPr>
+                <w:rFonts w:ascii="Times New Roman" w:hAnsi="Times New Roman" w:cs="Times New Roman"/>
+                <w:b/>
+                <w:bCs/>
+                <w:sz w:val="20"/>
+                <w:szCs w:val="20"/>
+                <w:highlight w:val="yellow"/>
+              </w:rPr>
+              <w:t xml:space="preserve">push, </w:t>
+            </w:r>
+            <w:proofErr w:type="spellStart"/>
+            <w:r>
+              <w:rPr>
+                <w:rFonts w:ascii="Times New Roman" w:hAnsi="Times New Roman" w:cs="Times New Roman"/>
+                <w:b/>
+                <w:bCs/>
+                <w:sz w:val="20"/>
+                <w:szCs w:val="20"/>
+                <w:highlight w:val="yellow"/>
+              </w:rPr>
+              <w:t>pull_request</w:t>
+            </w:r>
+            <w:proofErr w:type="spellEnd"/>
+          </w:p>
+        </w:tc>
+        <w:tc>
+          <w:tcPr>
+            <w:tcW w:w="0" w:type="auto"/>
+            <w:vAlign w:val="center"/>
+            <w:hideMark/>
+          </w:tcPr>
+          <w:p>
+            <w:pPr>
+              <w:spacing w:after="0"/>
+              <w:rPr>
+                <w:rFonts w:ascii="Times New Roman" w:hAnsi="Times New Roman" w:cs="Times New Roman"/>
+                <w:b/>
+                <w:bCs/>
+                <w:sz w:val="20"/>
+                <w:szCs w:val="20"/>
+              </w:rPr>
+            </w:pPr>
+            <w:r>
+              <w:rPr>
+                <w:rFonts w:ascii="Times New Roman" w:hAnsi="Times New Roman" w:cs="Times New Roman"/>
+                <w:b/>
+                <w:bCs/>
+                <w:sz w:val="20"/>
+                <w:szCs w:val="20"/>
+              </w:rPr>
+              <w:t>Deploy application on code changes</w:t>
+            </w:r>
+          </w:p>
+        </w:tc>
+      </w:tr>
+      <w:tr>
+        <w:trPr>
+          <w:tblCellSpacing w:w="15" w:type="dxa"/>
+        </w:trPr>
+        <w:tc>
+          <w:tcPr>
+            <w:tcW w:w="0" w:type="auto"/>
+            <w:vAlign w:val="center"/>
+            <w:hideMark/>
+          </w:tcPr>
+          <w:p>
+            <w:pPr>
+              <w:spacing w:after="0"/>
+              <w:rPr>
+                <w:rFonts w:ascii="Times New Roman" w:hAnsi="Times New Roman" w:cs="Times New Roman"/>
+                <w:b/>
+                <w:bCs/>
+                <w:sz w:val="20"/>
+                <w:szCs w:val="20"/>
+              </w:rPr>
+            </w:pPr>
+            <w:r>
+              <w:rPr>
+                <w:rFonts w:ascii="Times New Roman" w:hAnsi="Times New Roman" w:cs="Times New Roman"/>
+                <w:b/>
+                <w:bCs/>
+                <w:sz w:val="20"/>
+                <w:szCs w:val="20"/>
+              </w:rPr>
+              <w:t>Scheduled</w:t>
+            </w:r>
+          </w:p>
+        </w:tc>
+        <w:tc>
+          <w:tcPr>
+            <w:tcW w:w="3010" w:type="dxa"/>
+            <w:vAlign w:val="center"/>
+            <w:hideMark/>
+          </w:tcPr>
+          <w:p>
+            <w:pPr>
+              <w:spacing w:after="0"/>
+              <w:rPr>
+                <w:rFonts w:ascii="Times New Roman" w:hAnsi="Times New Roman" w:cs="Times New Roman"/>
+                <w:b/>
+                <w:bCs/>
+                <w:sz w:val="20"/>
+                <w:szCs w:val="20"/>
+              </w:rPr>
+            </w:pPr>
+            <w:r>
+              <w:rPr>
+                <w:rFonts w:ascii="Times New Roman" w:hAnsi="Times New Roman" w:cs="Times New Roman"/>
+                <w:b/>
+                <w:bCs/>
+                <w:sz w:val="20"/>
+                <w:szCs w:val="20"/>
+              </w:rPr>
+              <w:t>Run tasks at specific intervals</w:t>
+            </w:r>
+          </w:p>
+        </w:tc>
+        <w:tc>
+          <w:tcPr>
+            <w:tcW w:w="2235" w:type="dxa"/>
+            <w:vAlign w:val="center"/>
+            <w:hideMark/>
+          </w:tcPr>
+          <w:p>
+            <w:pPr>
+              <w:spacing w:after="0"/>
+              <w:rPr>
+                <w:rFonts w:ascii="Times New Roman" w:hAnsi="Times New Roman" w:cs="Times New Roman"/>
+                <w:b/>
+                <w:bCs/>
+                <w:sz w:val="20"/>
+                <w:szCs w:val="20"/>
+              </w:rPr>
+            </w:pPr>
+            <w:r>
+              <w:rPr>
+                <w:rFonts w:ascii="Times New Roman" w:hAnsi="Times New Roman" w:cs="Times New Roman"/>
+                <w:b/>
+                <w:bCs/>
+                <w:sz w:val="20"/>
+                <w:szCs w:val="20"/>
+                <w:highlight w:val="yellow"/>
+              </w:rPr>
+              <w:t>schedule</w:t>
+            </w:r>
+            <w:r>
+              <w:rPr>
+                <w:rFonts w:ascii="Times New Roman" w:hAnsi="Times New Roman" w:cs="Times New Roman"/>
+                <w:b/>
+                <w:bCs/>
+                <w:sz w:val="20"/>
+                <w:szCs w:val="20"/>
+              </w:rPr>
+              <w:t xml:space="preserve"> (</w:t>
+            </w:r>
+            <w:proofErr w:type="spellStart"/>
+            <w:r>
+              <w:rPr>
+                <w:rFonts w:ascii="Times New Roman" w:hAnsi="Times New Roman" w:cs="Times New Roman"/>
+                <w:b/>
+                <w:bCs/>
+                <w:sz w:val="20"/>
+                <w:szCs w:val="20"/>
+                <w:highlight w:val="yellow"/>
+              </w:rPr>
+              <w:t>cron</w:t>
+            </w:r>
+            <w:proofErr w:type="spellEnd"/>
+            <w:r>
+              <w:rPr>
+                <w:rFonts w:ascii="Times New Roman" w:hAnsi="Times New Roman" w:cs="Times New Roman"/>
+                <w:b/>
+                <w:bCs/>
+                <w:sz w:val="20"/>
+                <w:szCs w:val="20"/>
+              </w:rPr>
+              <w:t>)</w:t>
+            </w:r>
+          </w:p>
+        </w:tc>
+        <w:tc>
+          <w:tcPr>
+            <w:tcW w:w="0" w:type="auto"/>
+            <w:vAlign w:val="center"/>
+            <w:hideMark/>
+          </w:tcPr>
+          <w:p>
+            <w:pPr>
+              <w:spacing w:after="0"/>
+              <w:rPr>
+                <w:rFonts w:ascii="Times New Roman" w:hAnsi="Times New Roman" w:cs="Times New Roman"/>
+                <w:b/>
+                <w:bCs/>
+                <w:sz w:val="20"/>
+                <w:szCs w:val="20"/>
+              </w:rPr>
+            </w:pPr>
+            <w:r>
+              <w:rPr>
+                <w:rFonts w:ascii="Times New Roman" w:hAnsi="Times New Roman" w:cs="Times New Roman"/>
+                <w:b/>
+                <w:bCs/>
+                <w:sz w:val="20"/>
+                <w:szCs w:val="20"/>
+              </w:rPr>
+              <w:t>Nightly builds or maintenance tasks</w:t>
+            </w:r>
+          </w:p>
+        </w:tc>
+      </w:tr>
+      <w:tr>
+        <w:trPr>
+          <w:tblCellSpacing w:w="15" w:type="dxa"/>
+        </w:trPr>
+        <w:tc>
+          <w:tcPr>
+            <w:tcW w:w="0" w:type="auto"/>
+            <w:vAlign w:val="center"/>
+            <w:hideMark/>
+          </w:tcPr>
+          <w:p>
+            <w:pPr>
+              <w:spacing w:after="0"/>
+              <w:rPr>
+                <w:rFonts w:ascii="Times New Roman" w:hAnsi="Times New Roman" w:cs="Times New Roman"/>
+                <w:b/>
+                <w:bCs/>
+                <w:sz w:val="20"/>
+                <w:szCs w:val="20"/>
+              </w:rPr>
+            </w:pPr>
+            <w:r>
+              <w:rPr>
+                <w:rFonts w:ascii="Times New Roman" w:hAnsi="Times New Roman" w:cs="Times New Roman"/>
+                <w:b/>
+                <w:bCs/>
+                <w:sz w:val="20"/>
+                <w:szCs w:val="20"/>
+              </w:rPr>
+              <w:t>Manual</w:t>
+            </w:r>
+          </w:p>
+        </w:tc>
+        <w:tc>
+          <w:tcPr>
+            <w:tcW w:w="3010" w:type="dxa"/>
+            <w:vAlign w:val="center"/>
+            <w:hideMark/>
+          </w:tcPr>
+          <w:p>
+            <w:pPr>
+              <w:spacing w:after="0"/>
+              <w:rPr>
+                <w:rFonts w:ascii="Times New Roman" w:hAnsi="Times New Roman" w:cs="Times New Roman"/>
+                <w:b/>
+                <w:bCs/>
+                <w:sz w:val="20"/>
+                <w:szCs w:val="20"/>
+              </w:rPr>
+            </w:pPr>
+            <w:r>
+              <w:rPr>
+                <w:rFonts w:ascii="Times New Roman" w:hAnsi="Times New Roman" w:cs="Times New Roman"/>
+                <w:b/>
+                <w:bCs/>
+                <w:sz w:val="20"/>
+                <w:szCs w:val="20"/>
+              </w:rPr>
+              <w:t>User-initiated workflows</w:t>
+            </w:r>
+          </w:p>
+        </w:tc>
+        <w:tc>
+          <w:tcPr>
+            <w:tcW w:w="2235" w:type="dxa"/>
+            <w:vAlign w:val="center"/>
+            <w:hideMark/>
+          </w:tcPr>
+          <w:p>
+            <w:pPr>
+              <w:spacing w:after="0"/>
+              <w:rPr>
+                <w:rFonts w:ascii="Times New Roman" w:hAnsi="Times New Roman" w:cs="Times New Roman"/>
+                <w:b/>
+                <w:bCs/>
+                <w:sz w:val="20"/>
+                <w:szCs w:val="20"/>
+              </w:rPr>
+            </w:pPr>
+            <w:proofErr w:type="spellStart"/>
+            <w:r>
+              <w:rPr>
+                <w:rFonts w:ascii="Times New Roman" w:hAnsi="Times New Roman" w:cs="Times New Roman"/>
+                <w:b/>
+                <w:bCs/>
+                <w:sz w:val="20"/>
+                <w:szCs w:val="20"/>
+                <w:highlight w:val="yellow"/>
+              </w:rPr>
+              <w:t>workflow_dispatch</w:t>
+            </w:r>
+            <w:proofErr w:type="spellEnd"/>
+          </w:p>
+        </w:tc>
+        <w:tc>
+          <w:tcPr>
+            <w:tcW w:w="0" w:type="auto"/>
+            <w:vAlign w:val="center"/>
+            <w:hideMark/>
+          </w:tcPr>
+          <w:p>
+            <w:pPr>
+              <w:spacing w:after="0"/>
+              <w:rPr>
+                <w:rFonts w:ascii="Times New Roman" w:hAnsi="Times New Roman" w:cs="Times New Roman"/>
+                <w:b/>
+                <w:bCs/>
+                <w:sz w:val="20"/>
+                <w:szCs w:val="20"/>
+              </w:rPr>
+            </w:pPr>
+            <w:r>
+              <w:rPr>
+                <w:rFonts w:ascii="Times New Roman" w:hAnsi="Times New Roman" w:cs="Times New Roman"/>
+                <w:b/>
+                <w:bCs/>
+                <w:sz w:val="20"/>
+                <w:szCs w:val="20"/>
+              </w:rPr>
+              <w:t>On-demand deployments or tests</w:t>
+            </w:r>
+          </w:p>
+        </w:tc>
+      </w:tr>
+      <w:tr>
+        <w:trPr>
+          <w:tblCellSpacing w:w="15" w:type="dxa"/>
+        </w:trPr>
+        <w:tc>
+          <w:tcPr>
+            <w:tcW w:w="0" w:type="auto"/>
+            <w:vAlign w:val="center"/>
+            <w:hideMark/>
+          </w:tcPr>
+          <w:p>
+            <w:pPr>
+              <w:spacing w:after="0"/>
+              <w:rPr>
+                <w:rFonts w:ascii="Times New Roman" w:hAnsi="Times New Roman" w:cs="Times New Roman"/>
+                <w:b/>
+                <w:bCs/>
+                <w:sz w:val="20"/>
+                <w:szCs w:val="20"/>
+              </w:rPr>
+            </w:pPr>
+            <w:r>
+              <w:rPr>
+                <w:rFonts w:ascii="Times New Roman" w:hAnsi="Times New Roman" w:cs="Times New Roman"/>
+                <w:b/>
+                <w:bCs/>
+                <w:sz w:val="20"/>
+                <w:szCs w:val="20"/>
+              </w:rPr>
+              <w:t>Event-Driven</w:t>
+            </w:r>
+          </w:p>
+        </w:tc>
+        <w:tc>
+          <w:tcPr>
+            <w:tcW w:w="3010" w:type="dxa"/>
+            <w:vAlign w:val="center"/>
+            <w:hideMark/>
+          </w:tcPr>
+          <w:p>
+            <w:pPr>
+              <w:spacing w:after="0"/>
+              <w:rPr>
+                <w:rFonts w:ascii="Times New Roman" w:hAnsi="Times New Roman" w:cs="Times New Roman"/>
+                <w:b/>
+                <w:bCs/>
+                <w:sz w:val="20"/>
+                <w:szCs w:val="20"/>
+              </w:rPr>
+            </w:pPr>
+            <w:r>
+              <w:rPr>
+                <w:rFonts w:ascii="Times New Roman" w:hAnsi="Times New Roman" w:cs="Times New Roman"/>
+                <w:b/>
+                <w:bCs/>
+                <w:sz w:val="20"/>
+                <w:szCs w:val="20"/>
+              </w:rPr>
+              <w:t>Respond to specific GitHub events</w:t>
+            </w:r>
+          </w:p>
+        </w:tc>
+        <w:tc>
+          <w:tcPr>
+            <w:tcW w:w="2235" w:type="dxa"/>
+            <w:vAlign w:val="center"/>
+            <w:hideMark/>
+          </w:tcPr>
+          <w:p>
+            <w:pPr>
+              <w:spacing w:after="0"/>
+              <w:rPr>
+                <w:rFonts w:ascii="Times New Roman" w:hAnsi="Times New Roman" w:cs="Times New Roman"/>
+                <w:b/>
+                <w:bCs/>
+                <w:sz w:val="20"/>
+                <w:szCs w:val="20"/>
+              </w:rPr>
+            </w:pPr>
+            <w:proofErr w:type="spellStart"/>
+            <w:r>
+              <w:rPr>
+                <w:rFonts w:ascii="Times New Roman" w:hAnsi="Times New Roman" w:cs="Times New Roman"/>
+                <w:b/>
+                <w:bCs/>
+                <w:sz w:val="20"/>
+                <w:szCs w:val="20"/>
+                <w:highlight w:val="yellow"/>
+              </w:rPr>
+              <w:t>issue_comment</w:t>
+            </w:r>
+            <w:proofErr w:type="spellEnd"/>
+            <w:r>
+              <w:rPr>
+                <w:rFonts w:ascii="Times New Roman" w:hAnsi="Times New Roman" w:cs="Times New Roman"/>
+                <w:b/>
+                <w:bCs/>
+                <w:sz w:val="20"/>
+                <w:szCs w:val="20"/>
+                <w:highlight w:val="yellow"/>
+              </w:rPr>
+              <w:t>, etc.</w:t>
+            </w:r>
+          </w:p>
+        </w:tc>
+        <w:tc>
+          <w:tcPr>
+            <w:tcW w:w="0" w:type="auto"/>
+            <w:vAlign w:val="center"/>
+            <w:hideMark/>
+          </w:tcPr>
+          <w:p>
+            <w:pPr>
+              <w:spacing w:after="0"/>
+              <w:rPr>
+                <w:rFonts w:ascii="Times New Roman" w:hAnsi="Times New Roman" w:cs="Times New Roman"/>
+                <w:b/>
+                <w:bCs/>
+                <w:sz w:val="20"/>
+                <w:szCs w:val="20"/>
+              </w:rPr>
+            </w:pPr>
+            <w:r>
+              <w:rPr>
+                <w:rFonts w:ascii="Times New Roman" w:hAnsi="Times New Roman" w:cs="Times New Roman"/>
+                <w:b/>
+                <w:bCs/>
+                <w:sz w:val="20"/>
+                <w:szCs w:val="20"/>
+              </w:rPr>
+              <w:t>Run tests when a specific comment is added</w:t>
+            </w:r>
+          </w:p>
+        </w:tc>
+      </w:tr>
+      <w:tr>
+        <w:trPr>
+          <w:tblCellSpacing w:w="15" w:type="dxa"/>
+        </w:trPr>
+        <w:tc>
+          <w:tcPr>
+            <w:tcW w:w="0" w:type="auto"/>
+            <w:vAlign w:val="center"/>
+            <w:hideMark/>
+          </w:tcPr>
+          <w:p>
+            <w:pPr>
+              <w:spacing w:after="0"/>
+              <w:rPr>
+                <w:rFonts w:ascii="Times New Roman" w:hAnsi="Times New Roman" w:cs="Times New Roman"/>
+                <w:b/>
+                <w:bCs/>
+                <w:sz w:val="20"/>
+                <w:szCs w:val="20"/>
+              </w:rPr>
+            </w:pPr>
+            <w:r>
+              <w:rPr>
+                <w:rFonts w:ascii="Times New Roman" w:hAnsi="Times New Roman" w:cs="Times New Roman"/>
+                <w:b/>
+                <w:bCs/>
+                <w:sz w:val="20"/>
+                <w:szCs w:val="20"/>
+              </w:rPr>
+              <w:t>Reusable</w:t>
+            </w:r>
+          </w:p>
+        </w:tc>
+        <w:tc>
+          <w:tcPr>
+            <w:tcW w:w="3010" w:type="dxa"/>
+            <w:vAlign w:val="center"/>
+            <w:hideMark/>
+          </w:tcPr>
+          <w:p>
+            <w:pPr>
+              <w:spacing w:after="0"/>
+              <w:rPr>
+                <w:rFonts w:ascii="Times New Roman" w:hAnsi="Times New Roman" w:cs="Times New Roman"/>
+                <w:b/>
+                <w:bCs/>
+                <w:sz w:val="20"/>
+                <w:szCs w:val="20"/>
+              </w:rPr>
+            </w:pPr>
+            <w:r>
+              <w:rPr>
+                <w:rFonts w:ascii="Times New Roman" w:hAnsi="Times New Roman" w:cs="Times New Roman"/>
+                <w:b/>
+                <w:bCs/>
+                <w:sz w:val="20"/>
+                <w:szCs w:val="20"/>
+              </w:rPr>
+              <w:t>Define workflows to be reused by others</w:t>
+            </w:r>
+          </w:p>
+        </w:tc>
+        <w:tc>
+          <w:tcPr>
+            <w:tcW w:w="2235" w:type="dxa"/>
+            <w:vAlign w:val="center"/>
+            <w:hideMark/>
+          </w:tcPr>
+          <w:p>
+            <w:pPr>
+              <w:spacing w:after="0"/>
+              <w:rPr>
+                <w:rFonts w:ascii="Times New Roman" w:hAnsi="Times New Roman" w:cs="Times New Roman"/>
+                <w:b/>
+                <w:bCs/>
+                <w:sz w:val="20"/>
+                <w:szCs w:val="20"/>
+              </w:rPr>
+            </w:pPr>
+            <w:proofErr w:type="spellStart"/>
+            <w:r>
+              <w:rPr>
+                <w:rFonts w:ascii="Times New Roman" w:hAnsi="Times New Roman" w:cs="Times New Roman"/>
+                <w:b/>
+                <w:bCs/>
+                <w:sz w:val="20"/>
+                <w:szCs w:val="20"/>
+                <w:highlight w:val="yellow"/>
+              </w:rPr>
+              <w:t>workflow_call</w:t>
+            </w:r>
+            <w:proofErr w:type="spellEnd"/>
+          </w:p>
+        </w:tc>
+        <w:tc>
+          <w:tcPr>
+            <w:tcW w:w="0" w:type="auto"/>
+            <w:vAlign w:val="center"/>
+            <w:hideMark/>
+          </w:tcPr>
+          <w:p>
+            <w:pPr>
+              <w:spacing w:after="0"/>
+              <w:rPr>
+                <w:rFonts w:ascii="Times New Roman" w:hAnsi="Times New Roman" w:cs="Times New Roman"/>
+                <w:b/>
+                <w:bCs/>
+                <w:sz w:val="20"/>
+                <w:szCs w:val="20"/>
+              </w:rPr>
+            </w:pPr>
+            <w:r>
+              <w:rPr>
+                <w:rFonts w:ascii="Times New Roman" w:hAnsi="Times New Roman" w:cs="Times New Roman"/>
+                <w:b/>
+                <w:bCs/>
+                <w:sz w:val="20"/>
+                <w:szCs w:val="20"/>
+              </w:rPr>
+              <w:t>Standardize build steps across projects</w:t>
+            </w:r>
+          </w:p>
+        </w:tc>
+      </w:tr>
+      <w:tr>
+        <w:trPr>
+          <w:trHeight w:val="776"/>
+          <w:tblCellSpacing w:w="15" w:type="dxa"/>
+        </w:trPr>
+        <w:tc>
+          <w:tcPr>
+            <w:tcW w:w="0" w:type="auto"/>
+            <w:vAlign w:val="center"/>
+            <w:hideMark/>
+          </w:tcPr>
+          <w:p>
+            <w:pPr>
+              <w:spacing w:after="0"/>
+              <w:rPr>
+                <w:rFonts w:ascii="Times New Roman" w:hAnsi="Times New Roman" w:cs="Times New Roman"/>
+                <w:b/>
+                <w:bCs/>
+                <w:sz w:val="20"/>
+                <w:szCs w:val="20"/>
+              </w:rPr>
+            </w:pPr>
+            <w:r>
+              <w:rPr>
+                <w:rFonts w:ascii="Times New Roman" w:hAnsi="Times New Roman" w:cs="Times New Roman"/>
+                <w:b/>
+                <w:bCs/>
+                <w:sz w:val="20"/>
+                <w:szCs w:val="20"/>
+              </w:rPr>
+              <w:t>Snapshot</w:t>
+            </w:r>
+          </w:p>
+        </w:tc>
+        <w:tc>
+          <w:tcPr>
+            <w:tcW w:w="3010" w:type="dxa"/>
+            <w:vAlign w:val="center"/>
+            <w:hideMark/>
+          </w:tcPr>
+          <w:p>
+            <w:pPr>
+              <w:spacing w:after="0"/>
+              <w:rPr>
+                <w:rFonts w:ascii="Times New Roman" w:hAnsi="Times New Roman" w:cs="Times New Roman"/>
+                <w:b/>
+                <w:bCs/>
+                <w:sz w:val="20"/>
+                <w:szCs w:val="20"/>
+              </w:rPr>
+            </w:pPr>
+            <w:r>
+              <w:rPr>
+                <w:rFonts w:ascii="Times New Roman" w:hAnsi="Times New Roman" w:cs="Times New Roman"/>
+                <w:b/>
+                <w:bCs/>
+                <w:sz w:val="20"/>
+                <w:szCs w:val="20"/>
+              </w:rPr>
+              <w:t>Capture and compare system/application state</w:t>
+            </w:r>
+          </w:p>
+        </w:tc>
+        <w:tc>
+          <w:tcPr>
+            <w:tcW w:w="2235" w:type="dxa"/>
+            <w:vAlign w:val="center"/>
+            <w:hideMark/>
+          </w:tcPr>
+          <w:p>
+            <w:pPr>
+              <w:spacing w:after="0"/>
+              <w:rPr>
+                <w:rFonts w:ascii="Times New Roman" w:hAnsi="Times New Roman" w:cs="Times New Roman"/>
+                <w:b/>
+                <w:bCs/>
+                <w:sz w:val="20"/>
+                <w:szCs w:val="20"/>
+              </w:rPr>
+            </w:pPr>
+            <w:proofErr w:type="spellStart"/>
+            <w:r>
+              <w:rPr>
+                <w:rFonts w:ascii="Times New Roman" w:hAnsi="Times New Roman" w:cs="Times New Roman"/>
+                <w:b/>
+                <w:bCs/>
+                <w:sz w:val="20"/>
+                <w:szCs w:val="20"/>
+                <w:highlight w:val="yellow"/>
+              </w:rPr>
+              <w:t>workflow_dispatch</w:t>
+            </w:r>
+            <w:proofErr w:type="spellEnd"/>
+            <w:r>
+              <w:rPr>
+                <w:rFonts w:ascii="Times New Roman" w:hAnsi="Times New Roman" w:cs="Times New Roman"/>
+                <w:b/>
+                <w:bCs/>
+                <w:sz w:val="20"/>
+                <w:szCs w:val="20"/>
+                <w:highlight w:val="yellow"/>
+              </w:rPr>
+              <w:t xml:space="preserve"> or events</w:t>
+            </w:r>
+          </w:p>
+        </w:tc>
+        <w:tc>
+          <w:tcPr>
+            <w:tcW w:w="0" w:type="auto"/>
+            <w:vAlign w:val="center"/>
+            <w:hideMark/>
+          </w:tcPr>
+          <w:p>
+            <w:pPr>
+              <w:spacing w:after="0"/>
+              <w:rPr>
+                <w:rFonts w:ascii="Times New Roman" w:hAnsi="Times New Roman" w:cs="Times New Roman"/>
+                <w:b/>
+                <w:bCs/>
+                <w:sz w:val="20"/>
+                <w:szCs w:val="20"/>
+              </w:rPr>
+            </w:pPr>
+            <w:r>
+              <w:rPr>
+                <w:rFonts w:ascii="Times New Roman" w:hAnsi="Times New Roman" w:cs="Times New Roman"/>
+                <w:b/>
+                <w:bCs/>
+                <w:sz w:val="20"/>
+                <w:szCs w:val="20"/>
+              </w:rPr>
+              <w:t>Detect UI or data regressions</w:t>
+            </w:r>
+          </w:p>
+        </w:tc>
+      </w:tr>
+    </w:tbl>
+    <w:p>
+      <w:pPr>
+        <w:spacing w:after="0"/>
+        <w:rPr>
+          <w:rFonts w:ascii="Times New Roman" w:hAnsi="Times New Roman" w:cs="Times New Roman"/>
+          <w:b/>
+          <w:bCs/>
+        </w:rPr>
+      </w:pPr>
+    </w:p>
     <w:sectPr>
       <w:pgSz w:w="11906" w:h="16838"/>
       <w:pgMar w:top="1440" w:right="1440" w:bottom="1440" w:left="1440" w:header="708" w:footer="708" w:gutter="0"/>
@@ -988,6 +7177,418 @@
     </w:lvl>
   </w:abstractNum>
   <w:abstractNum w:abstractNumId="2" w15:restartNumberingAfterBreak="0">
+    <w:nsid w:val="0DBE5696"/>
+    <w:multiLevelType w:val="hybridMultilevel"/>
+    <w:tmpl w:val="E71E1F8C"/>
+    <w:lvl w:ilvl="0" w:tplc="84C879D8">
+      <w:start w:val="1"/>
+      <w:numFmt w:val="bullet"/>
+      <w:lvlText w:val=""/>
+      <w:lvlJc w:val="left"/>
+      <w:pPr>
+        <w:ind w:left="720" w:hanging="360"/>
+      </w:pPr>
+      <w:rPr>
+        <w:rFonts w:ascii="Wingdings" w:hAnsi="Wingdings" w:hint="default"/>
+        <w:color w:val="FF0000"/>
+      </w:rPr>
+    </w:lvl>
+    <w:lvl w:ilvl="1" w:tplc="40090003" w:tentative="1">
+      <w:start w:val="1"/>
+      <w:numFmt w:val="bullet"/>
+      <w:lvlText w:val="o"/>
+      <w:lvlJc w:val="left"/>
+      <w:pPr>
+        <w:ind w:left="1440" w:hanging="360"/>
+      </w:pPr>
+      <w:rPr>
+        <w:rFonts w:ascii="Courier New" w:hAnsi="Courier New" w:cs="Courier New" w:hint="default"/>
+      </w:rPr>
+    </w:lvl>
+    <w:lvl w:ilvl="2" w:tplc="40090005" w:tentative="1">
+      <w:start w:val="1"/>
+      <w:numFmt w:val="bullet"/>
+      <w:lvlText w:val=""/>
+      <w:lvlJc w:val="left"/>
+      <w:pPr>
+        <w:ind w:left="2160" w:hanging="360"/>
+      </w:pPr>
+      <w:rPr>
+        <w:rFonts w:ascii="Wingdings" w:hAnsi="Wingdings" w:hint="default"/>
+      </w:rPr>
+    </w:lvl>
+    <w:lvl w:ilvl="3" w:tplc="40090001" w:tentative="1">
+      <w:start w:val="1"/>
+      <w:numFmt w:val="bullet"/>
+      <w:lvlText w:val=""/>
+      <w:lvlJc w:val="left"/>
+      <w:pPr>
+        <w:ind w:left="2880" w:hanging="360"/>
+      </w:pPr>
+      <w:rPr>
+        <w:rFonts w:ascii="Symbol" w:hAnsi="Symbol" w:hint="default"/>
+      </w:rPr>
+    </w:lvl>
+    <w:lvl w:ilvl="4" w:tplc="40090003" w:tentative="1">
+      <w:start w:val="1"/>
+      <w:numFmt w:val="bullet"/>
+      <w:lvlText w:val="o"/>
+      <w:lvlJc w:val="left"/>
+      <w:pPr>
+        <w:ind w:left="3600" w:hanging="360"/>
+      </w:pPr>
+      <w:rPr>
+        <w:rFonts w:ascii="Courier New" w:hAnsi="Courier New" w:cs="Courier New" w:hint="default"/>
+      </w:rPr>
+    </w:lvl>
+    <w:lvl w:ilvl="5" w:tplc="40090005" w:tentative="1">
+      <w:start w:val="1"/>
+      <w:numFmt w:val="bullet"/>
+      <w:lvlText w:val=""/>
+      <w:lvlJc w:val="left"/>
+      <w:pPr>
+        <w:ind w:left="4320" w:hanging="360"/>
+      </w:pPr>
+      <w:rPr>
+        <w:rFonts w:ascii="Wingdings" w:hAnsi="Wingdings" w:hint="default"/>
+      </w:rPr>
+    </w:lvl>
+    <w:lvl w:ilvl="6" w:tplc="40090001" w:tentative="1">
+      <w:start w:val="1"/>
+      <w:numFmt w:val="bullet"/>
+      <w:lvlText w:val=""/>
+      <w:lvlJc w:val="left"/>
+      <w:pPr>
+        <w:ind w:left="5040" w:hanging="360"/>
+      </w:pPr>
+      <w:rPr>
+        <w:rFonts w:ascii="Symbol" w:hAnsi="Symbol" w:hint="default"/>
+      </w:rPr>
+    </w:lvl>
+    <w:lvl w:ilvl="7" w:tplc="40090003" w:tentative="1">
+      <w:start w:val="1"/>
+      <w:numFmt w:val="bullet"/>
+      <w:lvlText w:val="o"/>
+      <w:lvlJc w:val="left"/>
+      <w:pPr>
+        <w:ind w:left="5760" w:hanging="360"/>
+      </w:pPr>
+      <w:rPr>
+        <w:rFonts w:ascii="Courier New" w:hAnsi="Courier New" w:cs="Courier New" w:hint="default"/>
+      </w:rPr>
+    </w:lvl>
+    <w:lvl w:ilvl="8" w:tplc="40090005" w:tentative="1">
+      <w:start w:val="1"/>
+      <w:numFmt w:val="bullet"/>
+      <w:lvlText w:val=""/>
+      <w:lvlJc w:val="left"/>
+      <w:pPr>
+        <w:ind w:left="6480" w:hanging="360"/>
+      </w:pPr>
+      <w:rPr>
+        <w:rFonts w:ascii="Wingdings" w:hAnsi="Wingdings" w:hint="default"/>
+      </w:rPr>
+    </w:lvl>
+  </w:abstractNum>
+  <w:abstractNum w:abstractNumId="3" w15:restartNumberingAfterBreak="0">
+    <w:nsid w:val="21C67342"/>
+    <w:multiLevelType w:val="multilevel"/>
+    <w:tmpl w:val="0316CFDA"/>
+    <w:lvl w:ilvl="0">
+      <w:start w:val="1"/>
+      <w:numFmt w:val="bullet"/>
+      <w:lvlText w:val=""/>
+      <w:lvlJc w:val="left"/>
+      <w:pPr>
+        <w:tabs>
+          <w:tab w:val="num" w:pos="720"/>
+        </w:tabs>
+        <w:ind w:left="720" w:hanging="360"/>
+      </w:pPr>
+      <w:rPr>
+        <w:rFonts w:ascii="Symbol" w:hAnsi="Symbol" w:hint="default"/>
+        <w:sz w:val="20"/>
+      </w:rPr>
+    </w:lvl>
+    <w:lvl w:ilvl="1" w:tentative="1">
+      <w:start w:val="1"/>
+      <w:numFmt w:val="bullet"/>
+      <w:lvlText w:val="o"/>
+      <w:lvlJc w:val="left"/>
+      <w:pPr>
+        <w:tabs>
+          <w:tab w:val="num" w:pos="1440"/>
+        </w:tabs>
+        <w:ind w:left="1440" w:hanging="360"/>
+      </w:pPr>
+      <w:rPr>
+        <w:rFonts w:ascii="Courier New" w:hAnsi="Courier New" w:hint="default"/>
+        <w:sz w:val="20"/>
+      </w:rPr>
+    </w:lvl>
+    <w:lvl w:ilvl="2" w:tentative="1">
+      <w:start w:val="1"/>
+      <w:numFmt w:val="bullet"/>
+      <w:lvlText w:val=""/>
+      <w:lvlJc w:val="left"/>
+      <w:pPr>
+        <w:tabs>
+          <w:tab w:val="num" w:pos="2160"/>
+        </w:tabs>
+        <w:ind w:left="2160" w:hanging="360"/>
+      </w:pPr>
+      <w:rPr>
+        <w:rFonts w:ascii="Wingdings" w:hAnsi="Wingdings" w:hint="default"/>
+        <w:sz w:val="20"/>
+      </w:rPr>
+    </w:lvl>
+    <w:lvl w:ilvl="3" w:tentative="1">
+      <w:start w:val="1"/>
+      <w:numFmt w:val="bullet"/>
+      <w:lvlText w:val=""/>
+      <w:lvlJc w:val="left"/>
+      <w:pPr>
+        <w:tabs>
+          <w:tab w:val="num" w:pos="2880"/>
+        </w:tabs>
+        <w:ind w:left="2880" w:hanging="360"/>
+      </w:pPr>
+      <w:rPr>
+        <w:rFonts w:ascii="Wingdings" w:hAnsi="Wingdings" w:hint="default"/>
+        <w:sz w:val="20"/>
+      </w:rPr>
+    </w:lvl>
+    <w:lvl w:ilvl="4" w:tentative="1">
+      <w:start w:val="1"/>
+      <w:numFmt w:val="bullet"/>
+      <w:lvlText w:val=""/>
+      <w:lvlJc w:val="left"/>
+      <w:pPr>
+        <w:tabs>
+          <w:tab w:val="num" w:pos="3600"/>
+        </w:tabs>
+        <w:ind w:left="3600" w:hanging="360"/>
+      </w:pPr>
+      <w:rPr>
+        <w:rFonts w:ascii="Wingdings" w:hAnsi="Wingdings" w:hint="default"/>
+        <w:sz w:val="20"/>
+      </w:rPr>
+    </w:lvl>
+    <w:lvl w:ilvl="5" w:tentative="1">
+      <w:start w:val="1"/>
+      <w:numFmt w:val="bullet"/>
+      <w:lvlText w:val=""/>
+      <w:lvlJc w:val="left"/>
+      <w:pPr>
+        <w:tabs>
+          <w:tab w:val="num" w:pos="4320"/>
+        </w:tabs>
+        <w:ind w:left="4320" w:hanging="360"/>
+      </w:pPr>
+      <w:rPr>
+        <w:rFonts w:ascii="Wingdings" w:hAnsi="Wingdings" w:hint="default"/>
+        <w:sz w:val="20"/>
+      </w:rPr>
+    </w:lvl>
+    <w:lvl w:ilvl="6" w:tentative="1">
+      <w:start w:val="1"/>
+      <w:numFmt w:val="bullet"/>
+      <w:lvlText w:val=""/>
+      <w:lvlJc w:val="left"/>
+      <w:pPr>
+        <w:tabs>
+          <w:tab w:val="num" w:pos="5040"/>
+        </w:tabs>
+        <w:ind w:left="5040" w:hanging="360"/>
+      </w:pPr>
+      <w:rPr>
+        <w:rFonts w:ascii="Wingdings" w:hAnsi="Wingdings" w:hint="default"/>
+        <w:sz w:val="20"/>
+      </w:rPr>
+    </w:lvl>
+    <w:lvl w:ilvl="7" w:tentative="1">
+      <w:start w:val="1"/>
+      <w:numFmt w:val="bullet"/>
+      <w:lvlText w:val=""/>
+      <w:lvlJc w:val="left"/>
+      <w:pPr>
+        <w:tabs>
+          <w:tab w:val="num" w:pos="5760"/>
+        </w:tabs>
+        <w:ind w:left="5760" w:hanging="360"/>
+      </w:pPr>
+      <w:rPr>
+        <w:rFonts w:ascii="Wingdings" w:hAnsi="Wingdings" w:hint="default"/>
+        <w:sz w:val="20"/>
+      </w:rPr>
+    </w:lvl>
+    <w:lvl w:ilvl="8" w:tentative="1">
+      <w:start w:val="1"/>
+      <w:numFmt w:val="bullet"/>
+      <w:lvlText w:val=""/>
+      <w:lvlJc w:val="left"/>
+      <w:pPr>
+        <w:tabs>
+          <w:tab w:val="num" w:pos="6480"/>
+        </w:tabs>
+        <w:ind w:left="6480" w:hanging="360"/>
+      </w:pPr>
+      <w:rPr>
+        <w:rFonts w:ascii="Wingdings" w:hAnsi="Wingdings" w:hint="default"/>
+        <w:sz w:val="20"/>
+      </w:rPr>
+    </w:lvl>
+  </w:abstractNum>
+  <w:abstractNum w:abstractNumId="4" w15:restartNumberingAfterBreak="0">
+    <w:nsid w:val="2BC14EA9"/>
+    <w:multiLevelType w:val="multilevel"/>
+    <w:tmpl w:val="F3709810"/>
+    <w:lvl w:ilvl="0">
+      <w:start w:val="1"/>
+      <w:numFmt w:val="bullet"/>
+      <w:lvlText w:val=""/>
+      <w:lvlJc w:val="left"/>
+      <w:pPr>
+        <w:tabs>
+          <w:tab w:val="num" w:pos="720"/>
+        </w:tabs>
+        <w:ind w:left="720" w:hanging="360"/>
+      </w:pPr>
+      <w:rPr>
+        <w:rFonts w:ascii="Symbol" w:hAnsi="Symbol" w:hint="default"/>
+        <w:sz w:val="20"/>
+      </w:rPr>
+    </w:lvl>
+    <w:lvl w:ilvl="1" w:tentative="1">
+      <w:start w:val="1"/>
+      <w:numFmt w:val="bullet"/>
+      <w:lvlText w:val="o"/>
+      <w:lvlJc w:val="left"/>
+      <w:pPr>
+        <w:tabs>
+          <w:tab w:val="num" w:pos="1440"/>
+        </w:tabs>
+        <w:ind w:left="1440" w:hanging="360"/>
+      </w:pPr>
+      <w:rPr>
+        <w:rFonts w:ascii="Courier New" w:hAnsi="Courier New" w:hint="default"/>
+        <w:sz w:val="20"/>
+      </w:rPr>
+    </w:lvl>
+    <w:lvl w:ilvl="2" w:tentative="1">
+      <w:start w:val="1"/>
+      <w:numFmt w:val="bullet"/>
+      <w:lvlText w:val=""/>
+      <w:lvlJc w:val="left"/>
+      <w:pPr>
+        <w:tabs>
+          <w:tab w:val="num" w:pos="2160"/>
+        </w:tabs>
+        <w:ind w:left="2160" w:hanging="360"/>
+      </w:pPr>
+      <w:rPr>
+        <w:rFonts w:ascii="Wingdings" w:hAnsi="Wingdings" w:hint="default"/>
+        <w:sz w:val="20"/>
+      </w:rPr>
+    </w:lvl>
+    <w:lvl w:ilvl="3" w:tentative="1">
+      <w:start w:val="1"/>
+      <w:numFmt w:val="bullet"/>
+      <w:lvlText w:val=""/>
+      <w:lvlJc w:val="left"/>
+      <w:pPr>
+        <w:tabs>
+          <w:tab w:val="num" w:pos="2880"/>
+        </w:tabs>
+        <w:ind w:left="2880" w:hanging="360"/>
+      </w:pPr>
+      <w:rPr>
+        <w:rFonts w:ascii="Wingdings" w:hAnsi="Wingdings" w:hint="default"/>
+        <w:sz w:val="20"/>
+      </w:rPr>
+    </w:lvl>
+    <w:lvl w:ilvl="4" w:tentative="1">
+      <w:start w:val="1"/>
+      <w:numFmt w:val="bullet"/>
+      <w:lvlText w:val=""/>
+      <w:lvlJc w:val="left"/>
+      <w:pPr>
+        <w:tabs>
+          <w:tab w:val="num" w:pos="3600"/>
+        </w:tabs>
+        <w:ind w:left="3600" w:hanging="360"/>
+      </w:pPr>
+      <w:rPr>
+        <w:rFonts w:ascii="Wingdings" w:hAnsi="Wingdings" w:hint="default"/>
+        <w:sz w:val="20"/>
+      </w:rPr>
+    </w:lvl>
+    <w:lvl w:ilvl="5" w:tentative="1">
+      <w:start w:val="1"/>
+      <w:numFmt w:val="bullet"/>
+      <w:lvlText w:val=""/>
+      <w:lvlJc w:val="left"/>
+      <w:pPr>
+        <w:tabs>
+          <w:tab w:val="num" w:pos="4320"/>
+        </w:tabs>
+        <w:ind w:left="4320" w:hanging="360"/>
+      </w:pPr>
+      <w:rPr>
+        <w:rFonts w:ascii="Wingdings" w:hAnsi="Wingdings" w:hint="default"/>
+        <w:sz w:val="20"/>
+      </w:rPr>
+    </w:lvl>
+    <w:lvl w:ilvl="6" w:tentative="1">
+      <w:start w:val="1"/>
+      <w:numFmt w:val="bullet"/>
+      <w:lvlText w:val=""/>
+      <w:lvlJc w:val="left"/>
+      <w:pPr>
+        <w:tabs>
+          <w:tab w:val="num" w:pos="5040"/>
+        </w:tabs>
+        <w:ind w:left="5040" w:hanging="360"/>
+      </w:pPr>
+      <w:rPr>
+        <w:rFonts w:ascii="Wingdings" w:hAnsi="Wingdings" w:hint="default"/>
+        <w:sz w:val="20"/>
+      </w:rPr>
+    </w:lvl>
+    <w:lvl w:ilvl="7" w:tentative="1">
+      <w:start w:val="1"/>
+      <w:numFmt w:val="bullet"/>
+      <w:lvlText w:val=""/>
+      <w:lvlJc w:val="left"/>
+      <w:pPr>
+        <w:tabs>
+          <w:tab w:val="num" w:pos="5760"/>
+        </w:tabs>
+        <w:ind w:left="5760" w:hanging="360"/>
+      </w:pPr>
+      <w:rPr>
+        <w:rFonts w:ascii="Wingdings" w:hAnsi="Wingdings" w:hint="default"/>
+        <w:sz w:val="20"/>
+      </w:rPr>
+    </w:lvl>
+    <w:lvl w:ilvl="8" w:tentative="1">
+      <w:start w:val="1"/>
+      <w:numFmt w:val="bullet"/>
+      <w:lvlText w:val=""/>
+      <w:lvlJc w:val="left"/>
+      <w:pPr>
+        <w:tabs>
+          <w:tab w:val="num" w:pos="6480"/>
+        </w:tabs>
+        <w:ind w:left="6480" w:hanging="360"/>
+      </w:pPr>
+      <w:rPr>
+        <w:rFonts w:ascii="Wingdings" w:hAnsi="Wingdings" w:hint="default"/>
+        <w:sz w:val="20"/>
+      </w:rPr>
+    </w:lvl>
+  </w:abstractNum>
+  <w:abstractNum w:abstractNumId="5" w15:restartNumberingAfterBreak="0">
     <w:nsid w:val="3D151DA9"/>
     <w:multiLevelType w:val="multilevel"/>
     <w:tmpl w:val="36C470C6"/>
@@ -1136,7 +7737,156 @@
       </w:rPr>
     </w:lvl>
   </w:abstractNum>
-  <w:abstractNum w:abstractNumId="3" w15:restartNumberingAfterBreak="0">
+  <w:abstractNum w:abstractNumId="6" w15:restartNumberingAfterBreak="0">
+    <w:nsid w:val="472B785F"/>
+    <w:multiLevelType w:val="multilevel"/>
+    <w:tmpl w:val="5858A744"/>
+    <w:lvl w:ilvl="0">
+      <w:start w:val="1"/>
+      <w:numFmt w:val="bullet"/>
+      <w:lvlText w:val=""/>
+      <w:lvlJc w:val="left"/>
+      <w:pPr>
+        <w:tabs>
+          <w:tab w:val="num" w:pos="720"/>
+        </w:tabs>
+        <w:ind w:left="720" w:hanging="360"/>
+      </w:pPr>
+      <w:rPr>
+        <w:rFonts w:ascii="Symbol" w:hAnsi="Symbol" w:hint="default"/>
+        <w:sz w:val="20"/>
+      </w:rPr>
+    </w:lvl>
+    <w:lvl w:ilvl="1" w:tentative="1">
+      <w:start w:val="1"/>
+      <w:numFmt w:val="bullet"/>
+      <w:lvlText w:val="o"/>
+      <w:lvlJc w:val="left"/>
+      <w:pPr>
+        <w:tabs>
+          <w:tab w:val="num" w:pos="1440"/>
+        </w:tabs>
+        <w:ind w:left="1440" w:hanging="360"/>
+      </w:pPr>
+      <w:rPr>
+        <w:rFonts w:ascii="Courier New" w:hAnsi="Courier New" w:hint="default"/>
+        <w:sz w:val="20"/>
+      </w:rPr>
+    </w:lvl>
+    <w:lvl w:ilvl="2" w:tentative="1">
+      <w:start w:val="1"/>
+      <w:numFmt w:val="bullet"/>
+      <w:lvlText w:val=""/>
+      <w:lvlJc w:val="left"/>
+      <w:pPr>
+        <w:tabs>
+          <w:tab w:val="num" w:pos="2160"/>
+        </w:tabs>
+        <w:ind w:left="2160" w:hanging="360"/>
+      </w:pPr>
+      <w:rPr>
+        <w:rFonts w:ascii="Wingdings" w:hAnsi="Wingdings" w:hint="default"/>
+        <w:sz w:val="20"/>
+      </w:rPr>
+    </w:lvl>
+    <w:lvl w:ilvl="3" w:tentative="1">
+      <w:start w:val="1"/>
+      <w:numFmt w:val="bullet"/>
+      <w:lvlText w:val=""/>
+      <w:lvlJc w:val="left"/>
+      <w:pPr>
+        <w:tabs>
+          <w:tab w:val="num" w:pos="2880"/>
+        </w:tabs>
+        <w:ind w:left="2880" w:hanging="360"/>
+      </w:pPr>
+      <w:rPr>
+        <w:rFonts w:ascii="Wingdings" w:hAnsi="Wingdings" w:hint="default"/>
+        <w:sz w:val="20"/>
+      </w:rPr>
+    </w:lvl>
+    <w:lvl w:ilvl="4" w:tentative="1">
+      <w:start w:val="1"/>
+      <w:numFmt w:val="bullet"/>
+      <w:lvlText w:val=""/>
+      <w:lvlJc w:val="left"/>
+      <w:pPr>
+        <w:tabs>
+          <w:tab w:val="num" w:pos="3600"/>
+        </w:tabs>
+        <w:ind w:left="3600" w:hanging="360"/>
+      </w:pPr>
+      <w:rPr>
+        <w:rFonts w:ascii="Wingdings" w:hAnsi="Wingdings" w:hint="default"/>
+        <w:sz w:val="20"/>
+      </w:rPr>
+    </w:lvl>
+    <w:lvl w:ilvl="5" w:tentative="1">
+      <w:start w:val="1"/>
+      <w:numFmt w:val="bullet"/>
+      <w:lvlText w:val=""/>
+      <w:lvlJc w:val="left"/>
+      <w:pPr>
+        <w:tabs>
+          <w:tab w:val="num" w:pos="4320"/>
+        </w:tabs>
+        <w:ind w:left="4320" w:hanging="360"/>
+      </w:pPr>
+      <w:rPr>
+        <w:rFonts w:ascii="Wingdings" w:hAnsi="Wingdings" w:hint="default"/>
+        <w:sz w:val="20"/>
+      </w:rPr>
+    </w:lvl>
+    <w:lvl w:ilvl="6" w:tentative="1">
+      <w:start w:val="1"/>
+      <w:numFmt w:val="bullet"/>
+      <w:lvlText w:val=""/>
+      <w:lvlJc w:val="left"/>
+      <w:pPr>
+        <w:tabs>
+          <w:tab w:val="num" w:pos="5040"/>
+        </w:tabs>
+        <w:ind w:left="5040" w:hanging="360"/>
+      </w:pPr>
+      <w:rPr>
+        <w:rFonts w:ascii="Wingdings" w:hAnsi="Wingdings" w:hint="default"/>
+        <w:sz w:val="20"/>
+      </w:rPr>
+    </w:lvl>
+    <w:lvl w:ilvl="7" w:tentative="1">
+      <w:start w:val="1"/>
+      <w:numFmt w:val="bullet"/>
+      <w:lvlText w:val=""/>
+      <w:lvlJc w:val="left"/>
+      <w:pPr>
+        <w:tabs>
+          <w:tab w:val="num" w:pos="5760"/>
+        </w:tabs>
+        <w:ind w:left="5760" w:hanging="360"/>
+      </w:pPr>
+      <w:rPr>
+        <w:rFonts w:ascii="Wingdings" w:hAnsi="Wingdings" w:hint="default"/>
+        <w:sz w:val="20"/>
+      </w:rPr>
+    </w:lvl>
+    <w:lvl w:ilvl="8" w:tentative="1">
+      <w:start w:val="1"/>
+      <w:numFmt w:val="bullet"/>
+      <w:lvlText w:val=""/>
+      <w:lvlJc w:val="left"/>
+      <w:pPr>
+        <w:tabs>
+          <w:tab w:val="num" w:pos="6480"/>
+        </w:tabs>
+        <w:ind w:left="6480" w:hanging="360"/>
+      </w:pPr>
+      <w:rPr>
+        <w:rFonts w:ascii="Wingdings" w:hAnsi="Wingdings" w:hint="default"/>
+        <w:sz w:val="20"/>
+      </w:rPr>
+    </w:lvl>
+  </w:abstractNum>
+  <w:abstractNum w:abstractNumId="7" w15:restartNumberingAfterBreak="0">
     <w:nsid w:val="477F17CE"/>
     <w:multiLevelType w:val="multilevel"/>
     <w:tmpl w:val="DD686722"/>
@@ -1285,7 +8035,156 @@
       </w:rPr>
     </w:lvl>
   </w:abstractNum>
-  <w:abstractNum w:abstractNumId="4" w15:restartNumberingAfterBreak="0">
+  <w:abstractNum w:abstractNumId="8" w15:restartNumberingAfterBreak="0">
+    <w:nsid w:val="4D9F16DB"/>
+    <w:multiLevelType w:val="multilevel"/>
+    <w:tmpl w:val="FB9AE942"/>
+    <w:lvl w:ilvl="0">
+      <w:start w:val="1"/>
+      <w:numFmt w:val="bullet"/>
+      <w:lvlText w:val=""/>
+      <w:lvlJc w:val="left"/>
+      <w:pPr>
+        <w:tabs>
+          <w:tab w:val="num" w:pos="720"/>
+        </w:tabs>
+        <w:ind w:left="720" w:hanging="360"/>
+      </w:pPr>
+      <w:rPr>
+        <w:rFonts w:ascii="Symbol" w:hAnsi="Symbol" w:hint="default"/>
+        <w:sz w:val="20"/>
+      </w:rPr>
+    </w:lvl>
+    <w:lvl w:ilvl="1" w:tentative="1">
+      <w:start w:val="1"/>
+      <w:numFmt w:val="bullet"/>
+      <w:lvlText w:val="o"/>
+      <w:lvlJc w:val="left"/>
+      <w:pPr>
+        <w:tabs>
+          <w:tab w:val="num" w:pos="1440"/>
+        </w:tabs>
+        <w:ind w:left="1440" w:hanging="360"/>
+      </w:pPr>
+      <w:rPr>
+        <w:rFonts w:ascii="Courier New" w:hAnsi="Courier New" w:hint="default"/>
+        <w:sz w:val="20"/>
+      </w:rPr>
+    </w:lvl>
+    <w:lvl w:ilvl="2" w:tentative="1">
+      <w:start w:val="1"/>
+      <w:numFmt w:val="bullet"/>
+      <w:lvlText w:val=""/>
+      <w:lvlJc w:val="left"/>
+      <w:pPr>
+        <w:tabs>
+          <w:tab w:val="num" w:pos="2160"/>
+        </w:tabs>
+        <w:ind w:left="2160" w:hanging="360"/>
+      </w:pPr>
+      <w:rPr>
+        <w:rFonts w:ascii="Wingdings" w:hAnsi="Wingdings" w:hint="default"/>
+        <w:sz w:val="20"/>
+      </w:rPr>
+    </w:lvl>
+    <w:lvl w:ilvl="3" w:tentative="1">
+      <w:start w:val="1"/>
+      <w:numFmt w:val="bullet"/>
+      <w:lvlText w:val=""/>
+      <w:lvlJc w:val="left"/>
+      <w:pPr>
+        <w:tabs>
+          <w:tab w:val="num" w:pos="2880"/>
+        </w:tabs>
+        <w:ind w:left="2880" w:hanging="360"/>
+      </w:pPr>
+      <w:rPr>
+        <w:rFonts w:ascii="Wingdings" w:hAnsi="Wingdings" w:hint="default"/>
+        <w:sz w:val="20"/>
+      </w:rPr>
+    </w:lvl>
+    <w:lvl w:ilvl="4" w:tentative="1">
+      <w:start w:val="1"/>
+      <w:numFmt w:val="bullet"/>
+      <w:lvlText w:val=""/>
+      <w:lvlJc w:val="left"/>
+      <w:pPr>
+        <w:tabs>
+          <w:tab w:val="num" w:pos="3600"/>
+        </w:tabs>
+        <w:ind w:left="3600" w:hanging="360"/>
+      </w:pPr>
+      <w:rPr>
+        <w:rFonts w:ascii="Wingdings" w:hAnsi="Wingdings" w:hint="default"/>
+        <w:sz w:val="20"/>
+      </w:rPr>
+    </w:lvl>
+    <w:lvl w:ilvl="5" w:tentative="1">
+      <w:start w:val="1"/>
+      <w:numFmt w:val="bullet"/>
+      <w:lvlText w:val=""/>
+      <w:lvlJc w:val="left"/>
+      <w:pPr>
+        <w:tabs>
+          <w:tab w:val="num" w:pos="4320"/>
+        </w:tabs>
+        <w:ind w:left="4320" w:hanging="360"/>
+      </w:pPr>
+      <w:rPr>
+        <w:rFonts w:ascii="Wingdings" w:hAnsi="Wingdings" w:hint="default"/>
+        <w:sz w:val="20"/>
+      </w:rPr>
+    </w:lvl>
+    <w:lvl w:ilvl="6" w:tentative="1">
+      <w:start w:val="1"/>
+      <w:numFmt w:val="bullet"/>
+      <w:lvlText w:val=""/>
+      <w:lvlJc w:val="left"/>
+      <w:pPr>
+        <w:tabs>
+          <w:tab w:val="num" w:pos="5040"/>
+        </w:tabs>
+        <w:ind w:left="5040" w:hanging="360"/>
+      </w:pPr>
+      <w:rPr>
+        <w:rFonts w:ascii="Wingdings" w:hAnsi="Wingdings" w:hint="default"/>
+        <w:sz w:val="20"/>
+      </w:rPr>
+    </w:lvl>
+    <w:lvl w:ilvl="7" w:tentative="1">
+      <w:start w:val="1"/>
+      <w:numFmt w:val="bullet"/>
+      <w:lvlText w:val=""/>
+      <w:lvlJc w:val="left"/>
+      <w:pPr>
+        <w:tabs>
+          <w:tab w:val="num" w:pos="5760"/>
+        </w:tabs>
+        <w:ind w:left="5760" w:hanging="360"/>
+      </w:pPr>
+      <w:rPr>
+        <w:rFonts w:ascii="Wingdings" w:hAnsi="Wingdings" w:hint="default"/>
+        <w:sz w:val="20"/>
+      </w:rPr>
+    </w:lvl>
+    <w:lvl w:ilvl="8" w:tentative="1">
+      <w:start w:val="1"/>
+      <w:numFmt w:val="bullet"/>
+      <w:lvlText w:val=""/>
+      <w:lvlJc w:val="left"/>
+      <w:pPr>
+        <w:tabs>
+          <w:tab w:val="num" w:pos="6480"/>
+        </w:tabs>
+        <w:ind w:left="6480" w:hanging="360"/>
+      </w:pPr>
+      <w:rPr>
+        <w:rFonts w:ascii="Wingdings" w:hAnsi="Wingdings" w:hint="default"/>
+        <w:sz w:val="20"/>
+      </w:rPr>
+    </w:lvl>
+  </w:abstractNum>
+  <w:abstractNum w:abstractNumId="9" w15:restartNumberingAfterBreak="0">
     <w:nsid w:val="51A2777F"/>
     <w:multiLevelType w:val="multilevel"/>
     <w:tmpl w:val="30E63674"/>
@@ -1434,7 +8333,7 @@
       </w:rPr>
     </w:lvl>
   </w:abstractNum>
-  <w:abstractNum w:abstractNumId="5" w15:restartNumberingAfterBreak="0">
+  <w:abstractNum w:abstractNumId="10" w15:restartNumberingAfterBreak="0">
     <w:nsid w:val="53826008"/>
     <w:multiLevelType w:val="multilevel"/>
     <w:tmpl w:val="C672B8F0"/>
@@ -1583,10 +8482,308 @@
       </w:rPr>
     </w:lvl>
   </w:abstractNum>
-  <w:abstractNum w:abstractNumId="6" w15:restartNumberingAfterBreak="0">
+  <w:abstractNum w:abstractNumId="11" w15:restartNumberingAfterBreak="0">
+    <w:nsid w:val="54A0468A"/>
+    <w:multiLevelType w:val="multilevel"/>
+    <w:tmpl w:val="C44C297A"/>
+    <w:lvl w:ilvl="0">
+      <w:start w:val="1"/>
+      <w:numFmt w:val="bullet"/>
+      <w:lvlText w:val=""/>
+      <w:lvlJc w:val="left"/>
+      <w:pPr>
+        <w:tabs>
+          <w:tab w:val="num" w:pos="720"/>
+        </w:tabs>
+        <w:ind w:left="720" w:hanging="360"/>
+      </w:pPr>
+      <w:rPr>
+        <w:rFonts w:ascii="Symbol" w:hAnsi="Symbol" w:hint="default"/>
+        <w:sz w:val="20"/>
+      </w:rPr>
+    </w:lvl>
+    <w:lvl w:ilvl="1" w:tentative="1">
+      <w:start w:val="1"/>
+      <w:numFmt w:val="bullet"/>
+      <w:lvlText w:val="o"/>
+      <w:lvlJc w:val="left"/>
+      <w:pPr>
+        <w:tabs>
+          <w:tab w:val="num" w:pos="1440"/>
+        </w:tabs>
+        <w:ind w:left="1440" w:hanging="360"/>
+      </w:pPr>
+      <w:rPr>
+        <w:rFonts w:ascii="Courier New" w:hAnsi="Courier New" w:hint="default"/>
+        <w:sz w:val="20"/>
+      </w:rPr>
+    </w:lvl>
+    <w:lvl w:ilvl="2" w:tentative="1">
+      <w:start w:val="1"/>
+      <w:numFmt w:val="bullet"/>
+      <w:lvlText w:val=""/>
+      <w:lvlJc w:val="left"/>
+      <w:pPr>
+        <w:tabs>
+          <w:tab w:val="num" w:pos="2160"/>
+        </w:tabs>
+        <w:ind w:left="2160" w:hanging="360"/>
+      </w:pPr>
+      <w:rPr>
+        <w:rFonts w:ascii="Wingdings" w:hAnsi="Wingdings" w:hint="default"/>
+        <w:sz w:val="20"/>
+      </w:rPr>
+    </w:lvl>
+    <w:lvl w:ilvl="3" w:tentative="1">
+      <w:start w:val="1"/>
+      <w:numFmt w:val="bullet"/>
+      <w:lvlText w:val=""/>
+      <w:lvlJc w:val="left"/>
+      <w:pPr>
+        <w:tabs>
+          <w:tab w:val="num" w:pos="2880"/>
+        </w:tabs>
+        <w:ind w:left="2880" w:hanging="360"/>
+      </w:pPr>
+      <w:rPr>
+        <w:rFonts w:ascii="Wingdings" w:hAnsi="Wingdings" w:hint="default"/>
+        <w:sz w:val="20"/>
+      </w:rPr>
+    </w:lvl>
+    <w:lvl w:ilvl="4" w:tentative="1">
+      <w:start w:val="1"/>
+      <w:numFmt w:val="bullet"/>
+      <w:lvlText w:val=""/>
+      <w:lvlJc w:val="left"/>
+      <w:pPr>
+        <w:tabs>
+          <w:tab w:val="num" w:pos="3600"/>
+        </w:tabs>
+        <w:ind w:left="3600" w:hanging="360"/>
+      </w:pPr>
+      <w:rPr>
+        <w:rFonts w:ascii="Wingdings" w:hAnsi="Wingdings" w:hint="default"/>
+        <w:sz w:val="20"/>
+      </w:rPr>
+    </w:lvl>
+    <w:lvl w:ilvl="5" w:tentative="1">
+      <w:start w:val="1"/>
+      <w:numFmt w:val="bullet"/>
+      <w:lvlText w:val=""/>
+      <w:lvlJc w:val="left"/>
+      <w:pPr>
+        <w:tabs>
+          <w:tab w:val="num" w:pos="4320"/>
+        </w:tabs>
+        <w:ind w:left="4320" w:hanging="360"/>
+      </w:pPr>
+      <w:rPr>
+        <w:rFonts w:ascii="Wingdings" w:hAnsi="Wingdings" w:hint="default"/>
+        <w:sz w:val="20"/>
+      </w:rPr>
+    </w:lvl>
+    <w:lvl w:ilvl="6" w:tentative="1">
+      <w:start w:val="1"/>
+      <w:numFmt w:val="bullet"/>
+      <w:lvlText w:val=""/>
+      <w:lvlJc w:val="left"/>
+      <w:pPr>
+        <w:tabs>
+          <w:tab w:val="num" w:pos="5040"/>
+        </w:tabs>
+        <w:ind w:left="5040" w:hanging="360"/>
+      </w:pPr>
+      <w:rPr>
+        <w:rFonts w:ascii="Wingdings" w:hAnsi="Wingdings" w:hint="default"/>
+        <w:sz w:val="20"/>
+      </w:rPr>
+    </w:lvl>
+    <w:lvl w:ilvl="7" w:tentative="1">
+      <w:start w:val="1"/>
+      <w:numFmt w:val="bullet"/>
+      <w:lvlText w:val=""/>
+      <w:lvlJc w:val="left"/>
+      <w:pPr>
+        <w:tabs>
+          <w:tab w:val="num" w:pos="5760"/>
+        </w:tabs>
+        <w:ind w:left="5760" w:hanging="360"/>
+      </w:pPr>
+      <w:rPr>
+        <w:rFonts w:ascii="Wingdings" w:hAnsi="Wingdings" w:hint="default"/>
+        <w:sz w:val="20"/>
+      </w:rPr>
+    </w:lvl>
+    <w:lvl w:ilvl="8" w:tentative="1">
+      <w:start w:val="1"/>
+      <w:numFmt w:val="bullet"/>
+      <w:lvlText w:val=""/>
+      <w:lvlJc w:val="left"/>
+      <w:pPr>
+        <w:tabs>
+          <w:tab w:val="num" w:pos="6480"/>
+        </w:tabs>
+        <w:ind w:left="6480" w:hanging="360"/>
+      </w:pPr>
+      <w:rPr>
+        <w:rFonts w:ascii="Wingdings" w:hAnsi="Wingdings" w:hint="default"/>
+        <w:sz w:val="20"/>
+      </w:rPr>
+    </w:lvl>
+  </w:abstractNum>
+  <w:abstractNum w:abstractNumId="12" w15:restartNumberingAfterBreak="0">
     <w:nsid w:val="5812773E"/>
     <w:multiLevelType w:val="multilevel"/>
     <w:tmpl w:val="C20E394E"/>
+    <w:lvl w:ilvl="0">
+      <w:start w:val="1"/>
+      <w:numFmt w:val="bullet"/>
+      <w:lvlText w:val=""/>
+      <w:lvlJc w:val="left"/>
+      <w:pPr>
+        <w:tabs>
+          <w:tab w:val="num" w:pos="720"/>
+        </w:tabs>
+        <w:ind w:left="720" w:hanging="360"/>
+      </w:pPr>
+      <w:rPr>
+        <w:rFonts w:ascii="Symbol" w:hAnsi="Symbol" w:hint="default"/>
+        <w:sz w:val="20"/>
+      </w:rPr>
+    </w:lvl>
+    <w:lvl w:ilvl="1" w:tentative="1">
+      <w:start w:val="1"/>
+      <w:numFmt w:val="bullet"/>
+      <w:lvlText w:val="o"/>
+      <w:lvlJc w:val="left"/>
+      <w:pPr>
+        <w:tabs>
+          <w:tab w:val="num" w:pos="1440"/>
+        </w:tabs>
+        <w:ind w:left="1440" w:hanging="360"/>
+      </w:pPr>
+      <w:rPr>
+        <w:rFonts w:ascii="Courier New" w:hAnsi="Courier New" w:hint="default"/>
+        <w:sz w:val="20"/>
+      </w:rPr>
+    </w:lvl>
+    <w:lvl w:ilvl="2" w:tentative="1">
+      <w:start w:val="1"/>
+      <w:numFmt w:val="bullet"/>
+      <w:lvlText w:val=""/>
+      <w:lvlJc w:val="left"/>
+      <w:pPr>
+        <w:tabs>
+          <w:tab w:val="num" w:pos="2160"/>
+        </w:tabs>
+        <w:ind w:left="2160" w:hanging="360"/>
+      </w:pPr>
+      <w:rPr>
+        <w:rFonts w:ascii="Wingdings" w:hAnsi="Wingdings" w:hint="default"/>
+        <w:sz w:val="20"/>
+      </w:rPr>
+    </w:lvl>
+    <w:lvl w:ilvl="3" w:tentative="1">
+      <w:start w:val="1"/>
+      <w:numFmt w:val="bullet"/>
+      <w:lvlText w:val=""/>
+      <w:lvlJc w:val="left"/>
+      <w:pPr>
+        <w:tabs>
+          <w:tab w:val="num" w:pos="2880"/>
+        </w:tabs>
+        <w:ind w:left="2880" w:hanging="360"/>
+      </w:pPr>
+      <w:rPr>
+        <w:rFonts w:ascii="Wingdings" w:hAnsi="Wingdings" w:hint="default"/>
+        <w:sz w:val="20"/>
+      </w:rPr>
+    </w:lvl>
+    <w:lvl w:ilvl="4" w:tentative="1">
+      <w:start w:val="1"/>
+      <w:numFmt w:val="bullet"/>
+      <w:lvlText w:val=""/>
+      <w:lvlJc w:val="left"/>
+      <w:pPr>
+        <w:tabs>
+          <w:tab w:val="num" w:pos="3600"/>
+        </w:tabs>
+        <w:ind w:left="3600" w:hanging="360"/>
+      </w:pPr>
+      <w:rPr>
+        <w:rFonts w:ascii="Wingdings" w:hAnsi="Wingdings" w:hint="default"/>
+        <w:sz w:val="20"/>
+      </w:rPr>
+    </w:lvl>
+    <w:lvl w:ilvl="5" w:tentative="1">
+      <w:start w:val="1"/>
+      <w:numFmt w:val="bullet"/>
+      <w:lvlText w:val=""/>
+      <w:lvlJc w:val="left"/>
+      <w:pPr>
+        <w:tabs>
+          <w:tab w:val="num" w:pos="4320"/>
+        </w:tabs>
+        <w:ind w:left="4320" w:hanging="360"/>
+      </w:pPr>
+      <w:rPr>
+        <w:rFonts w:ascii="Wingdings" w:hAnsi="Wingdings" w:hint="default"/>
+        <w:sz w:val="20"/>
+      </w:rPr>
+    </w:lvl>
+    <w:lvl w:ilvl="6" w:tentative="1">
+      <w:start w:val="1"/>
+      <w:numFmt w:val="bullet"/>
+      <w:lvlText w:val=""/>
+      <w:lvlJc w:val="left"/>
+      <w:pPr>
+        <w:tabs>
+          <w:tab w:val="num" w:pos="5040"/>
+        </w:tabs>
+        <w:ind w:left="5040" w:hanging="360"/>
+      </w:pPr>
+      <w:rPr>
+        <w:rFonts w:ascii="Wingdings" w:hAnsi="Wingdings" w:hint="default"/>
+        <w:sz w:val="20"/>
+      </w:rPr>
+    </w:lvl>
+    <w:lvl w:ilvl="7" w:tentative="1">
+      <w:start w:val="1"/>
+      <w:numFmt w:val="bullet"/>
+      <w:lvlText w:val=""/>
+      <w:lvlJc w:val="left"/>
+      <w:pPr>
+        <w:tabs>
+          <w:tab w:val="num" w:pos="5760"/>
+        </w:tabs>
+        <w:ind w:left="5760" w:hanging="360"/>
+      </w:pPr>
+      <w:rPr>
+        <w:rFonts w:ascii="Wingdings" w:hAnsi="Wingdings" w:hint="default"/>
+        <w:sz w:val="20"/>
+      </w:rPr>
+    </w:lvl>
+    <w:lvl w:ilvl="8" w:tentative="1">
+      <w:start w:val="1"/>
+      <w:numFmt w:val="bullet"/>
+      <w:lvlText w:val=""/>
+      <w:lvlJc w:val="left"/>
+      <w:pPr>
+        <w:tabs>
+          <w:tab w:val="num" w:pos="6480"/>
+        </w:tabs>
+        <w:ind w:left="6480" w:hanging="360"/>
+      </w:pPr>
+      <w:rPr>
+        <w:rFonts w:ascii="Wingdings" w:hAnsi="Wingdings" w:hint="default"/>
+        <w:sz w:val="20"/>
+      </w:rPr>
+    </w:lvl>
+  </w:abstractNum>
+  <w:abstractNum w:abstractNumId="13" w15:restartNumberingAfterBreak="0">
+    <w:nsid w:val="7E6E2116"/>
+    <w:multiLevelType w:val="multilevel"/>
+    <w:tmpl w:val="F8F432A0"/>
     <w:lvl w:ilvl="0">
       <w:start w:val="1"/>
       <w:numFmt w:val="bullet"/>
@@ -1736,22 +8933,43 @@
     <w:abstractNumId w:val="1"/>
   </w:num>
   <w:num w:numId="2" w16cid:durableId="574821812">
-    <w:abstractNumId w:val="5"/>
+    <w:abstractNumId w:val="10"/>
   </w:num>
   <w:num w:numId="3" w16cid:durableId="2055691114">
-    <w:abstractNumId w:val="6"/>
+    <w:abstractNumId w:val="12"/>
   </w:num>
   <w:num w:numId="4" w16cid:durableId="154418313">
-    <w:abstractNumId w:val="3"/>
+    <w:abstractNumId w:val="7"/>
   </w:num>
   <w:num w:numId="5" w16cid:durableId="1969893834">
     <w:abstractNumId w:val="0"/>
   </w:num>
   <w:num w:numId="6" w16cid:durableId="1754666146">
-    <w:abstractNumId w:val="2"/>
+    <w:abstractNumId w:val="5"/>
   </w:num>
   <w:num w:numId="7" w16cid:durableId="992417404">
+    <w:abstractNumId w:val="9"/>
+  </w:num>
+  <w:num w:numId="8" w16cid:durableId="603803875">
     <w:abstractNumId w:val="4"/>
+  </w:num>
+  <w:num w:numId="9" w16cid:durableId="275021115">
+    <w:abstractNumId w:val="8"/>
+  </w:num>
+  <w:num w:numId="10" w16cid:durableId="969479223">
+    <w:abstractNumId w:val="3"/>
+  </w:num>
+  <w:num w:numId="11" w16cid:durableId="743457017">
+    <w:abstractNumId w:val="6"/>
+  </w:num>
+  <w:num w:numId="12" w16cid:durableId="1124301308">
+    <w:abstractNumId w:val="11"/>
+  </w:num>
+  <w:num w:numId="13" w16cid:durableId="1159154288">
+    <w:abstractNumId w:val="13"/>
+  </w:num>
+  <w:num w:numId="14" w16cid:durableId="1010831717">
+    <w:abstractNumId w:val="2"/>
   </w:num>
 </w:numbering>
 </file>
